--- a/downloads/teacher/ai-6-week-10.docx
+++ b/downloads/teacher/ai-6-week-10.docx
@@ -1974,6 +1974,396 @@
         <w:t>For the Grounded Learning Service, retain an annotated trace and the changed-case result. Name the contract or evidence that makes the deciding step valid, so another team can review it.</w:t>
       </w:r>
     </w:p>
+    <w:p>
+      <w:pPr>
+        <w:pStyle w:val="Heading1"/>
+      </w:pPr>
+      <w:r>
+        <w:t>07. Prepare, teach and assess</w:t>
+      </w:r>
+    </w:p>
+    <w:p>
+      <w:r>
+        <w:t>Teaching target: Explain the mechanism and terminology of evaluation pipelines</w:t>
+      </w:r>
+    </w:p>
+    <w:p>
+      <w:r>
+        <w:t>Prepare the labelled worked-case picture, the matching workbook, fictional input cards and a place for individual responses. Check a local Python 3 environment before class; have a paper-trace version ready.</w:t>
+      </w:r>
+    </w:p>
+    <w:tbl>
+      <w:tblPr>
+        <w:tblStyle w:val="LightShading-Accent1"/>
+        <w:tblW w:type="auto" w:w="0"/>
+        <w:tblLook w:firstColumn="1" w:firstRow="1" w:lastColumn="0" w:lastRow="0" w:noHBand="0" w:noVBand="1" w:val="04A0"/>
+      </w:tblPr>
+      <w:tblGrid>
+        <w:gridCol w:w="3408"/>
+        <w:gridCol w:w="3408"/>
+        <w:gridCol w:w="3408"/>
+      </w:tblGrid>
+      <w:tr>
+        <w:trPr>
+          <w:tblHeader/>
+        </w:trPr>
+        <w:tc>
+          <w:tcPr>
+            <w:tcW w:type="dxa" w:w="3408"/>
+          </w:tcPr>
+          <w:p>
+            <w:r>
+              <w:t>Session</w:t>
+            </w:r>
+          </w:p>
+        </w:tc>
+        <w:tc>
+          <w:tcPr>
+            <w:tcW w:type="dxa" w:w="3408"/>
+          </w:tcPr>
+          <w:p>
+            <w:r>
+              <w:t>Plan</w:t>
+            </w:r>
+          </w:p>
+        </w:tc>
+        <w:tc>
+          <w:tcPr>
+            <w:tcW w:type="dxa" w:w="3408"/>
+          </w:tcPr>
+          <w:p>
+            <w:r>
+              <w:t>Resources</w:t>
+            </w:r>
+          </w:p>
+        </w:tc>
+      </w:tr>
+      <w:tr>
+        <w:tc>
+          <w:tcPr>
+            <w:tcW w:type="dxa" w:w="3408"/>
+          </w:tcPr>
+          <w:p>
+            <w:r>
+              <w:t>Session 1 · Understand · 45 min</w:t>
+            </w:r>
+          </w:p>
+        </w:tc>
+        <w:tc>
+          <w:tcPr>
+            <w:tcW w:type="dxa" w:w="3408"/>
+          </w:tcPr>
+          <w:p>
+            <w:r>
+              <w:t>0–7: recall and prerequisite; 7–15: inspect the concrete case and predict; 15–30: teacher models the worked trace; 30–40: learners explain a step using the text and visual; 40–45: check the core idea.</w:t>
+            </w:r>
+          </w:p>
+        </w:tc>
+        <w:tc>
+          <w:tcPr>
+            <w:tcW w:type="dxa" w:w="3408"/>
+          </w:tcPr>
+          <w:p>
+            <w:r>
+              <w:t>Sections 1–6; record the brief recall in the workbook.</w:t>
+            </w:r>
+          </w:p>
+        </w:tc>
+      </w:tr>
+      <w:tr>
+        <w:tc>
+          <w:tcPr>
+            <w:tcW w:type="dxa" w:w="3408"/>
+          </w:tcPr>
+          <w:p>
+            <w:r>
+              <w:t>Session 2 · Practise · 45 min</w:t>
+            </w:r>
+          </w:p>
+        </w:tc>
+        <w:tc>
+          <w:tcPr>
+            <w:tcW w:type="dxa" w:w="3408"/>
+          </w:tcPr>
+          <w:p>
+            <w:r>
+              <w:t>0–5: retrieve the procedure; 5–15: W2 completion practice; 15–23: explain and check with a partner; 23–30: each learner answers the misconception check; 30–40: targeted reteaching or a harder variation; 40–45: prepare the investigation.</w:t>
+            </w:r>
+          </w:p>
+        </w:tc>
+        <w:tc>
+          <w:tcPr>
+            <w:tcW w:type="dxa" w:w="3408"/>
+          </w:tcPr>
+          <w:p>
+            <w:r>
+              <w:t>Sections 7–10; use the matching workbook W2 and misconception check.</w:t>
+            </w:r>
+          </w:p>
+        </w:tc>
+      </w:tr>
+      <w:tr>
+        <w:tc>
+          <w:tcPr>
+            <w:tcW w:type="dxa" w:w="3408"/>
+          </w:tcPr>
+          <w:p>
+            <w:r>
+              <w:t>Session 3 · Investigate and transfer · 45 min</w:t>
+            </w:r>
+          </w:p>
+        </w:tc>
+        <w:tc>
+          <w:tcPr>
+            <w:tcW w:type="dxa" w:w="3408"/>
+          </w:tcPr>
+          <w:p>
+            <w:r>
+              <w:t>0–5: retrieve the decision rule; 5–20: investigate or trace; 20–30: start the independent case; 30–38: connect the project; 38–43: act on feedback; 43–45: plan the return check.</w:t>
+            </w:r>
+          </w:p>
+        </w:tc>
+        <w:tc>
+          <w:tcPr>
+            <w:tcW w:type="dxa" w:w="3408"/>
+          </w:tcPr>
+          <w:p>
+            <w:r>
+              <w:t>Sections 9 and 11–14. Give extra time to finish the full task set; use Section 15 when the week includes a coding lab.</w:t>
+            </w:r>
+          </w:p>
+        </w:tc>
+      </w:tr>
+    </w:tbl>
+    <w:p>
+      <w:r>
+        <w:t>Before class, solve the supported practice: Six cases are planned; five run, four pass and one fails. One is skipped. Show the intermediate steps and give the conclusion with its scope.</w:t>
+      </w:r>
+    </w:p>
+    <w:p>
+      <w:r>
+        <w:t>Reasoned practice answer: Teacher explanation: Completed-case rate 4/5=80%; coverage 5/6. Do not report 4/6 as completed accuracy without declaring that separate policy; skipped remains unassessed.</w:t>
+      </w:r>
+    </w:p>
+    <w:p>
+      <w:r>
+        <w:t>Check every learner before discussion: Use the worked case for Evaluation pipelines. Proposed explanation: “The worked result establishes every future case”. Decide whether this explanation is supported. Point to the step or supplied fact that decides; explain your repair if needed.</w:t>
+      </w:r>
+    </w:p>
+    <w:p>
+      <w:r>
+        <w:t>Misconception repair: Missing evaluations can bias results; neither completion rate nor pass rate should hide the other.</w:t>
+      </w:r>
+    </w:p>
+    <w:p>
+      <w:r>
+        <w:t>Support: read the exact case aloud, enlarge the labelled picture, supply input cards and model only the first deciding step. Accept a spoken explanation or drawing; retain the reasoning goal.</w:t>
+      </w:r>
+    </w:p>
+    <w:p>
+      <w:r>
+        <w:t>Extension: Remove the shared failed third case after scoring. Require a prediction and a reason before comparing. Expected result: Rates become 3/3 and 2/3, but this selectively edited evaluation is misleading. Reason: The population changed after seeing failures, concealing a weakness.</w:t>
+      </w:r>
+    </w:p>
+    <w:p>
+      <w:r>
+        <w:t>Independent assessment: withhold the reserved answer until the learner has attempted the new case. Record support separately from correctness.</w:t>
+      </w:r>
+    </w:p>
+    <w:tbl>
+      <w:tblPr>
+        <w:tblStyle w:val="LightShading-Accent1"/>
+        <w:tblW w:type="auto" w:w="0"/>
+        <w:tblLook w:firstColumn="1" w:firstRow="1" w:lastColumn="0" w:lastRow="0" w:noHBand="0" w:noVBand="1" w:val="04A0"/>
+      </w:tblPr>
+      <w:tblGrid>
+        <w:gridCol w:w="2556"/>
+        <w:gridCol w:w="2556"/>
+        <w:gridCol w:w="2556"/>
+        <w:gridCol w:w="2556"/>
+      </w:tblGrid>
+      <w:tr>
+        <w:trPr>
+          <w:tblHeader/>
+        </w:trPr>
+        <w:tc>
+          <w:tcPr>
+            <w:tcW w:type="dxa" w:w="2556"/>
+          </w:tcPr>
+          <w:p>
+            <w:r>
+              <w:t>Criterion</w:t>
+            </w:r>
+          </w:p>
+        </w:tc>
+        <w:tc>
+          <w:tcPr>
+            <w:tcW w:type="dxa" w:w="2556"/>
+          </w:tcPr>
+          <w:p>
+            <w:r>
+              <w:t>Not yet</w:t>
+            </w:r>
+          </w:p>
+        </w:tc>
+        <w:tc>
+          <w:tcPr>
+            <w:tcW w:type="dxa" w:w="2556"/>
+          </w:tcPr>
+          <w:p>
+            <w:r>
+              <w:t>With support</w:t>
+            </w:r>
+          </w:p>
+        </w:tc>
+        <w:tc>
+          <w:tcPr>
+            <w:tcW w:type="dxa" w:w="2556"/>
+          </w:tcPr>
+          <w:p>
+            <w:r>
+              <w:t>Independent</w:t>
+            </w:r>
+          </w:p>
+        </w:tc>
+      </w:tr>
+      <w:tr>
+        <w:tc>
+          <w:tcPr>
+            <w:tcW w:type="dxa" w:w="2556"/>
+          </w:tcPr>
+          <w:p>
+            <w:r>
+              <w:t>Explanation</w:t>
+            </w:r>
+          </w:p>
+        </w:tc>
+        <w:tc>
+          <w:tcPr>
+            <w:tcW w:type="dxa" w:w="2556"/>
+          </w:tcPr>
+          <w:p>
+            <w:r>
+              <w:t>Names an answer without a deciding fact</w:t>
+            </w:r>
+          </w:p>
+        </w:tc>
+        <w:tc>
+          <w:tcPr>
+            <w:tcW w:type="dxa" w:w="2556"/>
+          </w:tcPr>
+          <w:p>
+            <w:r>
+              <w:t>Uses a hint to link fact and decision</w:t>
+            </w:r>
+          </w:p>
+        </w:tc>
+        <w:tc>
+          <w:tcPr>
+            <w:tcW w:type="dxa" w:w="2556"/>
+          </w:tcPr>
+          <w:p>
+            <w:r>
+              <w:t>Explains the deciding fact in own words</w:t>
+            </w:r>
+          </w:p>
+        </w:tc>
+      </w:tr>
+      <w:tr>
+        <w:tc>
+          <w:tcPr>
+            <w:tcW w:type="dxa" w:w="2556"/>
+          </w:tcPr>
+          <w:p>
+            <w:r>
+              <w:t>Trace or test</w:t>
+            </w:r>
+          </w:p>
+        </w:tc>
+        <w:tc>
+          <w:tcPr>
+            <w:tcW w:type="dxa" w:w="2556"/>
+          </w:tcPr>
+          <w:p>
+            <w:r>
+              <w:t>Cannot connect input and result</w:t>
+            </w:r>
+          </w:p>
+        </w:tc>
+        <w:tc>
+          <w:tcPr>
+            <w:tcW w:type="dxa" w:w="2556"/>
+          </w:tcPr>
+          <w:p>
+            <w:r>
+              <w:t>Completes steps with prompts</w:t>
+            </w:r>
+          </w:p>
+        </w:tc>
+        <w:tc>
+          <w:tcPr>
+            <w:tcW w:type="dxa" w:w="2556"/>
+          </w:tcPr>
+          <w:p>
+            <w:r>
+              <w:t>Traces or tests a changed case accurately</w:t>
+            </w:r>
+          </w:p>
+        </w:tc>
+      </w:tr>
+      <w:tr>
+        <w:tc>
+          <w:tcPr>
+            <w:tcW w:type="dxa" w:w="2556"/>
+          </w:tcPr>
+          <w:p>
+            <w:r>
+              <w:t>Limits and revision</w:t>
+            </w:r>
+          </w:p>
+        </w:tc>
+        <w:tc>
+          <w:tcPr>
+            <w:tcW w:type="dxa" w:w="2556"/>
+          </w:tcPr>
+          <w:p>
+            <w:r>
+              <w:t>Claims more than evidence supports</w:t>
+            </w:r>
+          </w:p>
+        </w:tc>
+        <w:tc>
+          <w:tcPr>
+            <w:tcW w:type="dxa" w:w="2556"/>
+          </w:tcPr>
+          <w:p>
+            <w:r>
+              <w:t>Names a limit after a prompt</w:t>
+            </w:r>
+          </w:p>
+        </w:tc>
+        <w:tc>
+          <w:tcPr>
+            <w:tcW w:type="dxa" w:w="2556"/>
+          </w:tcPr>
+          <w:p>
+            <w:r>
+              <w:t>States a defensible limit and useful next test</w:t>
+            </w:r>
+          </w:p>
+        </w:tc>
+      </w:tr>
+    </w:tbl>
+    <w:p>
+      <w:r>
+        <w:t>Project checkpoint: Make a transparent first version. Keep a trace of how one input becomes an output; explain the rule or learned component.</w:t>
+      </w:r>
+    </w:p>
+    <w:p>
+      <w:r>
+        <w:t>Use the weekly teacher answer for topic-specific reasoning. A saved progress tick is an activity record; judge mastery from the learner’s explanation and evidence.</w:t>
+      </w:r>
+    </w:p>
     <w:sectPr>
       <w:pgSz w:w="12240" w:h="15840"/>
       <w:pgMar w:top="936" w:right="1008" w:bottom="936" w:left="1008" w:header="720" w:footer="720" w:gutter="0"/>

--- a/downloads/teacher/ai-6-week-10.docx
+++ b/downloads/teacher/ai-6-week-10.docx
@@ -2364,6 +2364,39 @@
         <w:t>Use the weekly teacher answer for topic-specific reasoning. A saved progress tick is an activity record; judge mastery from the learner’s explanation and evidence.</w:t>
       </w:r>
     </w:p>
+    <w:p>
+      <w:pPr>
+        <w:pStyle w:val="Heading1"/>
+      </w:pPr>
+      <w:r>
+        <w:t>08. Use feedback, labs and repair paths</w:t>
+      </w:r>
+    </w:p>
+    <w:p>
+      <w:r>
+        <w:t>Use the two formative questions as supported practice, not as independent mastery scores. Discuss the deciding evidence rather than accepting a guessed selection.</w:t>
+      </w:r>
+    </w:p>
+    <w:p>
+      <w:r>
+        <w:t>The feedback comes from the reviewed public worked case. Do not reveal the separately reserved independent teacher answer until the learner has attempted that case.</w:t>
+      </w:r>
+    </w:p>
+    <w:p>
+      <w:r>
+        <w:t>Ask students to predict before running code. Preserve errors and actual outputs; collect a changed test and an explanation. The branch-boundary and indexing lessons deliberately include failure cases.</w:t>
+      </w:r>
+    </w:p>
+    <w:p>
+      <w:r>
+        <w:t>Use the earlier worked-explanation links to address a specific missing building block, then return to the current question. Adapt this suggestion after observing the learner; it is not an automatic diagnosis.</w:t>
+      </w:r>
+    </w:p>
+    <w:p>
+      <w:r>
+        <w:t>Collect the completed-work portfolio as evidence. Record support separately from correctness, and assess explanation, trace/test and limitations. Progress ticks and quiz selections alone do not establish mastery.</w:t>
+      </w:r>
+    </w:p>
     <w:sectPr>
       <w:pgSz w:w="12240" w:h="15840"/>
       <w:pgMar w:top="936" w:right="1008" w:bottom="936" w:left="1008" w:header="720" w:footer="720" w:gutter="0"/>

--- a/downloads/teacher/ai-6-week-10.docx
+++ b/downloads/teacher/ai-6-week-10.docx
@@ -29,16 +29,39 @@
       </w:r>
     </w:p>
     <w:p>
-      <w:pPr>
-        <w:pStyle w:val="Heading3"/>
-      </w:pPr>
-      <w:r>
-        <w:t>Teach the learning cycle</w:t>
+      <w:r>
+        <w:t>Prepare Evaluation pipelines: check the target, prerequisites, resources and adaptable teaching schedule.</w:t>
       </w:r>
     </w:p>
     <w:p>
-      <w:r>
-        <w:t>Primary target: Explain the mechanism and terminology of evaluation pipelines</w:t>
+      <w:pPr>
+        <w:pStyle w:val="Heading3"/>
+      </w:pPr>
+      <w:r>
+        <w:t>Teach the learning cycle</w:t>
+      </w:r>
+    </w:p>
+    <w:p>
+      <w:pPr>
+        <w:spacing w:line="336" w:lineRule="auto" w:after="180"/>
+      </w:pPr>
+      <w:r>
+        <w:rPr>
+          <w:b w:val="0"/>
+        </w:rPr>
+        <w:t xml:space="preserve">Primary target: Explain the </w:t>
+      </w:r>
+      <w:r>
+        <w:rPr>
+          <w:b/>
+        </w:rPr>
+        <w:t>mechanism</w:t>
+      </w:r>
+      <w:r>
+        <w:rPr>
+          <w:b w:val="0"/>
+        </w:rPr>
+        <w:t xml:space="preserve"> and terminology of evaluation pipelines</w:t>
       </w:r>
     </w:p>
     <w:tbl>
@@ -185,16 +208,37 @@
       </w:tr>
     </w:tbl>
     <w:p>
-      <w:r>
-        <w:t>This is a starting allocation of 135 minutes, not a validated duration. Preserve all named topics. Schedule extra time for connected examples, the full investigation, independent cases and project building. Repeated copies of a case share one recorded attempt; they are not new evidence.</w:t>
+      <w:pPr>
+        <w:spacing w:line="336" w:lineRule="auto" w:after="180"/>
+      </w:pPr>
+      <w:r>
+        <w:rPr>
+          <w:b w:val="0"/>
+        </w:rPr>
+        <w:t>This is a starting allocation of 135 minutes, not a validated duration. Preserve all named topics. Schedule extra time for connected examples, the full investigation, independent cases and project building.</w:t>
       </w:r>
     </w:p>
     <w:p>
       <w:pPr>
-        <w:pStyle w:val="Heading3"/>
-      </w:pPr>
-      <w:r>
-        <w:t>Retrieval answer guidance</w:t>
+        <w:spacing w:line="336" w:lineRule="auto" w:after="180"/>
+      </w:pPr>
+      <w:r>
+        <w:rPr>
+          <w:b w:val="0"/>
+        </w:rPr>
+        <w:t xml:space="preserve">Repeated copies of a case share one recorded attempt; they are not new </w:t>
+      </w:r>
+      <w:r>
+        <w:rPr>
+          <w:b/>
+        </w:rPr>
+        <w:t>evidence</w:t>
+      </w:r>
+      <w:r>
+        <w:rPr>
+          <w:b w:val="0"/>
+        </w:rPr>
+        <w:t>.</w:t>
       </w:r>
     </w:p>
     <w:p>
@@ -202,132 +246,381 @@
         <w:pStyle w:val="Heading3"/>
       </w:pPr>
       <w:r>
-        <w:t>Integration tests and fixtures</w:t>
+        <w:t>Retrieval answer guidance</w:t>
       </w:r>
     </w:p>
     <w:p>
-      <w:r>
-        <w:t>Without opening the old lesson, explain one key idea from Integration tests and fixtures. Give an example and a mistake that the idea helps you avoid.</w:t>
+      <w:pPr>
+        <w:pStyle w:val="Heading3"/>
+      </w:pPr>
+      <w:r>
+        <w:t>Integration tests and fixtures</w:t>
       </w:r>
     </w:p>
     <w:p>
-      <w:r>
-        <w:t>Look for: Explain the mechanism and terminology of integration tests and fixtures</w:t>
+      <w:pPr>
+        <w:spacing w:line="336" w:lineRule="auto" w:after="180"/>
+      </w:pPr>
+      <w:r>
+        <w:rPr>
+          <w:b w:val="0"/>
+        </w:rPr>
+        <w:t>Without opening the old lesson, explain one key idea from Integration tests and fixtures. Give an example and a mistake that the idea helps you avoid.</w:t>
       </w:r>
     </w:p>
     <w:p>
-      <w:r>
-        <w:t>Reference example, not the only acceptable wording: Teacher explanation: Integration tests exercise connected components and failure propagation. Fixtures supply controlled input records and mocked service outcomes. Trace request validation, session permission, lookup and output validation together. Include absent sources and failing dependencies; verify that denied requests never invoke restricted lookup.</w:t>
+      <w:pPr>
+        <w:spacing w:line="336" w:lineRule="auto" w:after="180"/>
+      </w:pPr>
+      <w:r>
+        <w:rPr>
+          <w:b w:val="0"/>
+        </w:rPr>
+        <w:t xml:space="preserve">Look for: Explain the </w:t>
+      </w:r>
+      <w:r>
+        <w:rPr>
+          <w:b/>
+        </w:rPr>
+        <w:t>mechanism</w:t>
+      </w:r>
+      <w:r>
+        <w:rPr>
+          <w:b w:val="0"/>
+        </w:rPr>
+        <w:t xml:space="preserve"> and terminology of integration tests and fixtures</w:t>
       </w:r>
     </w:p>
     <w:p>
       <w:pPr>
-        <w:pStyle w:val="Heading3"/>
-      </w:pPr>
-      <w:r>
-        <w:t>Testing pure components</w:t>
+        <w:spacing w:line="336" w:lineRule="auto" w:after="180"/>
+      </w:pPr>
+      <w:r>
+        <w:rPr>
+          <w:b w:val="0"/>
+        </w:rPr>
+        <w:t xml:space="preserve">Reference example, not the only acceptable wording: Teacher explanation: Integration tests exercise connected components and failure propagation. Fixtures supply controlled </w:t>
+      </w:r>
+      <w:r>
+        <w:rPr>
+          <w:b/>
+        </w:rPr>
+        <w:t>input</w:t>
+      </w:r>
+      <w:r>
+        <w:rPr>
+          <w:b w:val="0"/>
+        </w:rPr>
+        <w:t xml:space="preserve"> records and mocked service outcomes.</w:t>
       </w:r>
     </w:p>
     <w:p>
-      <w:r>
-        <w:t>Without opening the old lesson, explain one key idea from Testing pure components. Give an example and a mistake that the idea helps you avoid.</w:t>
+      <w:pPr>
+        <w:spacing w:line="336" w:lineRule="auto" w:after="180"/>
+      </w:pPr>
+      <w:r>
+        <w:rPr>
+          <w:b w:val="0"/>
+        </w:rPr>
+        <w:t xml:space="preserve">Trace request validation, session permission, lookup and </w:t>
+      </w:r>
+      <w:r>
+        <w:rPr>
+          <w:b/>
+        </w:rPr>
+        <w:t>output</w:t>
+      </w:r>
+      <w:r>
+        <w:rPr>
+          <w:b w:val="0"/>
+        </w:rPr>
+        <w:t xml:space="preserve"> validation together. Include absent sources and failing dependencies; verify that denied requests never invoke restricted lookup.</w:t>
       </w:r>
     </w:p>
     <w:p>
-      <w:r>
-        <w:t>Look for: Explain the mechanism and terminology of testing pure components</w:t>
+      <w:pPr>
+        <w:pStyle w:val="Heading3"/>
+      </w:pPr>
+      <w:r>
+        <w:t>Testing pure components</w:t>
       </w:r>
     </w:p>
     <w:p>
-      <w:r>
-        <w:t>Reference example, not the only acceptable wording: Teacher explanation: Pure components return results from supplied inputs without external side effects. They are easier to test with exact expected values. Define remaining(capacity, used)=capacity-used for integer inputs satisfying 0&lt;=used&lt;=capacity. Invalid types/ranges raise an explicit validation error. Test zero and equality boundaries.</w:t>
+      <w:pPr>
+        <w:spacing w:line="336" w:lineRule="auto" w:after="180"/>
+      </w:pPr>
+      <w:r>
+        <w:rPr>
+          <w:b w:val="0"/>
+        </w:rPr>
+        <w:t>Without opening the old lesson, explain one key idea from Testing pure components. Give an example and a mistake that the idea helps you avoid.</w:t>
       </w:r>
     </w:p>
     <w:p>
       <w:pPr>
-        <w:pStyle w:val="Heading3"/>
-      </w:pPr>
-      <w:r>
-        <w:t>Configuration and secrets</w:t>
+        <w:spacing w:line="336" w:lineRule="auto" w:after="180"/>
+      </w:pPr>
+      <w:r>
+        <w:rPr>
+          <w:b w:val="0"/>
+        </w:rPr>
+        <w:t xml:space="preserve">Look for: Explain the </w:t>
+      </w:r>
+      <w:r>
+        <w:rPr>
+          <w:b/>
+        </w:rPr>
+        <w:t>mechanism</w:t>
+      </w:r>
+      <w:r>
+        <w:rPr>
+          <w:b w:val="0"/>
+        </w:rPr>
+        <w:t xml:space="preserve"> and terminology of testing pure components</w:t>
       </w:r>
     </w:p>
     <w:p>
-      <w:r>
-        <w:t>Without opening the old lesson, explain one key idea from Configuration and secrets. Give an example and a mistake that the idea helps you avoid.</w:t>
+      <w:pPr>
+        <w:spacing w:line="336" w:lineRule="auto" w:after="180"/>
+      </w:pPr>
+      <w:r>
+        <w:rPr>
+          <w:b w:val="0"/>
+        </w:rPr>
+        <w:t xml:space="preserve">Reference example, not the only acceptable wording: Teacher explanation: Pure components return results from supplied </w:t>
+      </w:r>
+      <w:r>
+        <w:rPr>
+          <w:b/>
+        </w:rPr>
+        <w:t>input</w:t>
+      </w:r>
+      <w:r>
+        <w:rPr>
+          <w:b w:val="0"/>
+        </w:rPr>
+        <w:t>s without external side effects. They are easier to test with exact expected values.</w:t>
       </w:r>
     </w:p>
     <w:p>
-      <w:r>
-        <w:t>Look for: Explain the mechanism and terminology of configuration and secrets</w:t>
+      <w:pPr>
+        <w:spacing w:line="336" w:lineRule="auto" w:after="180"/>
+      </w:pPr>
+      <w:r>
+        <w:rPr>
+          <w:b w:val="0"/>
+        </w:rPr>
+        <w:t xml:space="preserve">Define remaining(capacity, used)=capacity-used for integer </w:t>
+      </w:r>
+      <w:r>
+        <w:rPr>
+          <w:b/>
+        </w:rPr>
+        <w:t>input</w:t>
+      </w:r>
+      <w:r>
+        <w:rPr>
+          <w:b w:val="0"/>
+        </w:rPr>
+        <w:t>s satisfying 0&lt;=used&lt;=capacity. Invalid types/ranges raise an explicit validation error. Test zero and equality boundaries.</w:t>
       </w:r>
     </w:p>
     <w:p>
-      <w:r>
-        <w:t>Reference example, not the only acceptable wording: Teacher explanation: Configuration supplies non-secret settings; secrets provide privileged values. Keep secrets out of source, logs and client responses. The toy service reads DATA_VERSION from configuration and a signing secret from server-only input. Validate required settings at startup and fail clearly if absent; do not substitute a published default secret.</w:t>
+      <w:pPr>
+        <w:pStyle w:val="Heading3"/>
+      </w:pPr>
+      <w:r>
+        <w:t>Configuration and secrets</w:t>
       </w:r>
     </w:p>
     <w:p>
-      <w:r>
-        <w:t>Two 45-minute sessions. Evaluation pipelines preserve case versions, procedure versions and raw outcomes before producing metrics. A rerun must identify what changed. Use the supplied constructed scenarios to make the mechanism inspectable. Collect W4 before sharing solutions. Students should name intermediate evidence and limitations; classroom pacing and learning effectiveness remain unvalidated.</w:t>
+      <w:pPr>
+        <w:spacing w:line="336" w:lineRule="auto" w:after="180"/>
+      </w:pPr>
+      <w:r>
+        <w:rPr>
+          <w:b w:val="0"/>
+        </w:rPr>
+        <w:t>Without opening the old lesson, explain one key idea from Configuration and secrets. Give an example and a mistake that the idea helps you avoid.</w:t>
       </w:r>
     </w:p>
     <w:p>
       <w:pPr>
-        <w:pStyle w:val="Heading3"/>
-      </w:pPr>
-      <w:r>
-        <w:t>Outcomes</w:t>
+        <w:spacing w:line="336" w:lineRule="auto" w:after="180"/>
+      </w:pPr>
+      <w:r>
+        <w:rPr>
+          <w:b w:val="0"/>
+        </w:rPr>
+        <w:t xml:space="preserve">Look for: Explain the </w:t>
+      </w:r>
+      <w:r>
+        <w:rPr>
+          <w:b/>
+        </w:rPr>
+        <w:t>mechanism</w:t>
+      </w:r>
+      <w:r>
+        <w:rPr>
+          <w:b w:val="0"/>
+        </w:rPr>
+        <w:t xml:space="preserve"> and terminology of configuration and secrets</w:t>
       </w:r>
     </w:p>
     <w:p>
-      <w:r>
-        <w:t>Explain the mechanism and terminology of evaluation pipelines</w:t>
+      <w:pPr>
+        <w:spacing w:line="336" w:lineRule="auto" w:after="180"/>
+      </w:pPr>
+      <w:r>
+        <w:rPr>
+          <w:b w:val="0"/>
+        </w:rPr>
+        <w:t>Reference example, not the only acceptable wording: Teacher explanation: Configuration supplies non-secret settings; secrets provide privileged values. Keep secrets out of source, logs and client responses.</w:t>
       </w:r>
     </w:p>
     <w:p>
-      <w:r>
-        <w:t>Apply the stated procedure to a new case with a traceable result</w:t>
+      <w:pPr>
+        <w:spacing w:line="336" w:lineRule="auto" w:after="180"/>
+      </w:pPr>
+      <w:r>
+        <w:rPr>
+          <w:b w:val="0"/>
+        </w:rPr>
+        <w:t xml:space="preserve">The toy service reads DATA_VERSION from configuration and a signing secret from server-only </w:t>
+      </w:r>
+      <w:r>
+        <w:rPr>
+          <w:b/>
+        </w:rPr>
+        <w:t>input</w:t>
+      </w:r>
+      <w:r>
+        <w:rPr>
+          <w:b w:val="0"/>
+        </w:rPr>
+        <w:t>. Validate required settings at startup and fail clearly if absent; do not substitute a published default secret.</w:t>
       </w:r>
     </w:p>
     <w:p>
-      <w:r>
-        <w:t>Identify an assumption or limitation and design a revealing follow-up</w:t>
+      <w:pPr>
+        <w:spacing w:line="336" w:lineRule="auto" w:after="180"/>
+      </w:pPr>
+      <w:r>
+        <w:rPr>
+          <w:b w:val="0"/>
+        </w:rPr>
+        <w:t xml:space="preserve">Two 45-minute sessions. Evaluation pipelines preserve case versions, procedure versions and </w:t>
+      </w:r>
+      <w:r>
+        <w:rPr>
+          <w:b/>
+        </w:rPr>
+        <w:t>raw outcome</w:t>
+      </w:r>
+      <w:r>
+        <w:rPr>
+          <w:b w:val="0"/>
+        </w:rPr>
+        <w:t>s before producing metrics. A rerun must identify what changed.</w:t>
       </w:r>
     </w:p>
     <w:p>
       <w:pPr>
-        <w:pStyle w:val="Heading3"/>
-      </w:pPr>
-      <w:r>
-        <w:t>Preparation</w:t>
+        <w:spacing w:line="336" w:lineRule="auto" w:after="180"/>
+      </w:pPr>
+      <w:r>
+        <w:rPr>
+          <w:b w:val="0"/>
+        </w:rPr>
+        <w:t xml:space="preserve">Use the supplied constructed scenarios to make the </w:t>
+      </w:r>
+      <w:r>
+        <w:rPr>
+          <w:b/>
+        </w:rPr>
+        <w:t>mechanism</w:t>
+      </w:r>
+      <w:r>
+        <w:rPr>
+          <w:b w:val="0"/>
+        </w:rPr>
+        <w:t xml:space="preserve"> inspectable. Collect W4 before sharing solutions.</w:t>
       </w:r>
     </w:p>
     <w:p>
-      <w:r>
-        <w:t>Lesson and workbook; paper and pencil</w:t>
+      <w:pPr>
+        <w:spacing w:line="336" w:lineRule="auto" w:after="180"/>
+      </w:pPr>
+      <w:r>
+        <w:rPr>
+          <w:b w:val="0"/>
+        </w:rPr>
+        <w:t xml:space="preserve">Students should name intermediate </w:t>
+      </w:r>
+      <w:r>
+        <w:rPr>
+          <w:b/>
+        </w:rPr>
+        <w:t>evidence</w:t>
+      </w:r>
+      <w:r>
+        <w:rPr>
+          <w:b w:val="0"/>
+        </w:rPr>
+        <w:t xml:space="preserve"> and limitations; classroom pacing and learning effectiveness remain unvalidated.</w:t>
       </w:r>
     </w:p>
     <w:p>
-      <w:r>
-        <w:t>Calculator and optional local Python 3 for arithmetic; no live API or private data</w:t>
+      <w:pPr>
+        <w:pStyle w:val="Heading3"/>
+      </w:pPr>
+      <w:r>
+        <w:t>Outcomes</w:t>
       </w:r>
     </w:p>
     <w:p>
-      <w:r>
-        <w:t>Prepare the fresh retry separately and withhold its solution until after collection</w:t>
+      <w:pPr>
+        <w:spacing w:line="336" w:lineRule="auto" w:after="180"/>
+      </w:pPr>
+      <w:r>
+        <w:rPr>
+          <w:b w:val="0"/>
+        </w:rPr>
+        <w:t xml:space="preserve">Explain the </w:t>
+      </w:r>
+      <w:r>
+        <w:rPr>
+          <w:b/>
+        </w:rPr>
+        <w:t>mechanism</w:t>
+      </w:r>
+      <w:r>
+        <w:rPr>
+          <w:b w:val="0"/>
+        </w:rPr>
+        <w:t xml:space="preserve"> and terminology of evaluation pipelines</w:t>
       </w:r>
     </w:p>
     <w:p>
       <w:pPr>
-        <w:pStyle w:val="Heading3"/>
-      </w:pPr>
-      <w:r>
-        <w:t>Prerequisite answer</w:t>
+        <w:spacing w:line="336" w:lineRule="auto" w:after="180"/>
+      </w:pPr>
+      <w:r>
+        <w:rPr>
+          <w:b w:val="0"/>
+        </w:rPr>
+        <w:t>Apply the stated procedure to a new case with a traceable result</w:t>
       </w:r>
     </w:p>
     <w:p>
-      <w:r>
-        <w:t>A result depends on the inputs, procedure and conditions that produced it. Preserve data roles and distinguish observed outcomes from predictions or unmeasured conditions. If the prior concept cannot be explained, use a short retrieval activity before this chapter.</w:t>
+      <w:pPr>
+        <w:spacing w:line="336" w:lineRule="auto" w:after="180"/>
+      </w:pPr>
+      <w:r>
+        <w:rPr>
+          <w:b w:val="0"/>
+        </w:rPr>
+        <w:t>Identify an assumption or limitation and design a revealing follow-up</w:t>
       </w:r>
     </w:p>
     <w:p>
@@ -335,45 +628,255 @@
         <w:pStyle w:val="Heading3"/>
       </w:pPr>
       <w:r>
-        <w:t>End goal for the pictorial case</w:t>
+        <w:t>Preparation</w:t>
       </w:r>
     </w:p>
     <w:p>
-      <w:r>
-        <w:t>Explain evaluation pipelines using the deciding step in this fictional service.</w:t>
+      <w:pPr>
+        <w:spacing w:line="336" w:lineRule="auto" w:after="180"/>
+      </w:pPr>
+      <w:r>
+        <w:rPr>
+          <w:b w:val="0"/>
+        </w:rPr>
+        <w:t>Lesson and workbook; paper and pencil</w:t>
       </w:r>
     </w:p>
     <w:p>
-      <w:r>
-        <w:t>This added worked case illustrates the week’s main idea. Retain all original and connected topics; schedule its practice within the teaching cycle.</w:t>
+      <w:pPr>
+        <w:spacing w:line="336" w:lineRule="auto" w:after="180"/>
+      </w:pPr>
+      <w:r>
+        <w:rPr>
+          <w:b w:val="0"/>
+        </w:rPr>
+        <w:t>Calculator and optional local Python 3 for arithmetic; no live API or private data</w:t>
       </w:r>
     </w:p>
     <w:p>
       <w:pPr>
-        <w:pStyle w:val="Heading1"/>
-      </w:pPr>
-      <w:r>
-        <w:t>02. Explain and model the mechanism</w:t>
+        <w:spacing w:line="336" w:lineRule="auto" w:after="180"/>
+      </w:pPr>
+      <w:r>
+        <w:rPr>
+          <w:b w:val="0"/>
+        </w:rPr>
+        <w:t>Prepare the fresh retry separately and withhold its solution until after collection</w:t>
       </w:r>
     </w:p>
     <w:p>
-      <w:r>
-        <w:t>Evaluation pipelines preserve case versions, procedure versions and raw outcomes before producing metrics. A rerun must identify what changed.</w:t>
+      <w:pPr>
+        <w:pStyle w:val="Heading3"/>
+      </w:pPr>
+      <w:r>
+        <w:t>Prerequisite answer</w:t>
       </w:r>
     </w:p>
     <w:p>
-      <w:r>
-        <w:t>Begin by writing the question the procedure is intended to answer. Identify the information already supplied, the information it will produce and the information still missing. These are constructed classroom examples; they do not require live accounts, private records or an external service. Do not treat a plausible explanation as a measured outcome.</w:t>
+      <w:pPr>
+        <w:spacing w:line="336" w:lineRule="auto" w:after="180"/>
+      </w:pPr>
+      <w:r>
+        <w:rPr>
+          <w:b w:val="0"/>
+        </w:rPr>
+        <w:t xml:space="preserve">A result depends on the </w:t>
+      </w:r>
+      <w:r>
+        <w:rPr>
+          <w:b/>
+        </w:rPr>
+        <w:t>input</w:t>
+      </w:r>
+      <w:r>
+        <w:rPr>
+          <w:b w:val="0"/>
+        </w:rPr>
+        <w:t xml:space="preserve">s, procedure and conditions that produced it. Preserve data roles and distinguish observed outcomes from </w:t>
+      </w:r>
+      <w:r>
+        <w:rPr>
+          <w:b/>
+        </w:rPr>
+        <w:t>prediction</w:t>
+      </w:r>
+      <w:r>
+        <w:rPr>
+          <w:b w:val="0"/>
+        </w:rPr>
+        <w:t>s or unmeasured conditions.</w:t>
       </w:r>
     </w:p>
     <w:p>
-      <w:r>
-        <w:t>Load versioned cases, validate expected outcomes, execute the frozen system, store case-level results and compute declared denominators. Reject missing results rather than silently counting them as success.</w:t>
+      <w:pPr>
+        <w:spacing w:line="336" w:lineRule="auto" w:after="180"/>
+      </w:pPr>
+      <w:r>
+        <w:rPr>
+          <w:b w:val="0"/>
+        </w:rPr>
+        <w:t>If the prior concept cannot be explained, use a short retrieval activity before this chapter.</w:t>
       </w:r>
     </w:p>
     <w:p>
-      <w:r>
-        <w:t>Before applying the procedure, write its units, denominator or decision boundary where relevant. A partner should be able to repeat each step using the same inputs. If a required input is absent or violates the stated contract, record that condition explicitly instead of quietly replacing it with a convenient value.</w:t>
+      <w:pPr>
+        <w:pStyle w:val="Heading3"/>
+      </w:pPr>
+      <w:r>
+        <w:t>End goal for the pictorial case</w:t>
+      </w:r>
+    </w:p>
+    <w:p>
+      <w:pPr>
+        <w:spacing w:line="336" w:lineRule="auto" w:after="180"/>
+      </w:pPr>
+      <w:r>
+        <w:rPr>
+          <w:b w:val="0"/>
+        </w:rPr>
+        <w:t>Explain evaluation pipelines using the deciding step in this fictional service.</w:t>
+      </w:r>
+    </w:p>
+    <w:p>
+      <w:pPr>
+        <w:spacing w:line="336" w:lineRule="auto" w:after="180"/>
+      </w:pPr>
+      <w:r>
+        <w:rPr>
+          <w:b w:val="0"/>
+        </w:rPr>
+        <w:t>This added worked case illustrates the week’s main idea. Retain all original and connected topics; schedule its practice within the teaching cycle.</w:t>
+      </w:r>
+    </w:p>
+    <w:p>
+      <w:pPr>
+        <w:pStyle w:val="Heading1"/>
+      </w:pPr>
+      <w:r>
+        <w:t>02. Explain and model the mechanism</w:t>
+      </w:r>
+    </w:p>
+    <w:p>
+      <w:r>
+        <w:t>Model Evaluation pipelines using the supplied case, labelled mechanism and reasoning. Make the scope of each conclusion explicit.</w:t>
+      </w:r>
+    </w:p>
+    <w:p>
+      <w:pPr>
+        <w:spacing w:line="336" w:lineRule="auto" w:after="180"/>
+      </w:pPr>
+      <w:r>
+        <w:rPr>
+          <w:b w:val="0"/>
+        </w:rPr>
+        <w:t xml:space="preserve">Evaluation pipelines preserve case versions, procedure versions and </w:t>
+      </w:r>
+      <w:r>
+        <w:rPr>
+          <w:b/>
+        </w:rPr>
+        <w:t>raw outcome</w:t>
+      </w:r>
+      <w:r>
+        <w:rPr>
+          <w:b w:val="0"/>
+        </w:rPr>
+        <w:t>s before producing metrics. A rerun must identify what changed.</w:t>
+      </w:r>
+    </w:p>
+    <w:p>
+      <w:pPr>
+        <w:pStyle w:val="Heading3"/>
+      </w:pPr>
+      <w:r>
+        <w:t>Explain Evaluation pipelines · 1</w:t>
+      </w:r>
+    </w:p>
+    <w:p>
+      <w:pPr>
+        <w:spacing w:line="336" w:lineRule="auto" w:after="180"/>
+      </w:pPr>
+      <w:r>
+        <w:rPr>
+          <w:b w:val="0"/>
+        </w:rPr>
+        <w:t>Begin by writing the question the procedure is intended to answer. Identify the information already supplied, the information it will produce and the information still missing.</w:t>
+      </w:r>
+    </w:p>
+    <w:p>
+      <w:pPr>
+        <w:spacing w:line="336" w:lineRule="auto" w:after="180"/>
+      </w:pPr>
+      <w:r>
+        <w:rPr>
+          <w:b w:val="0"/>
+        </w:rPr>
+        <w:t>These are constructed classroom examples; they do not require live accounts, private records or an external service. Do not treat a plausible explanation as a measured outcome.</w:t>
+      </w:r>
+    </w:p>
+    <w:p>
+      <w:pPr>
+        <w:spacing w:line="336" w:lineRule="auto" w:after="180"/>
+      </w:pPr>
+      <w:r>
+        <w:rPr>
+          <w:b w:val="0"/>
+        </w:rPr>
+        <w:t>Load versioned cases, validate expected outcomes, execute the frozen system, store case-level results and compute declared denominators. Reject missing results rather than silently counting them as success.</w:t>
+      </w:r>
+    </w:p>
+    <w:p>
+      <w:pPr>
+        <w:pStyle w:val="Heading3"/>
+      </w:pPr>
+      <w:r>
+        <w:t>Explain Evaluation pipelines · 2</w:t>
+      </w:r>
+    </w:p>
+    <w:p>
+      <w:pPr>
+        <w:spacing w:line="336" w:lineRule="auto" w:after="180"/>
+      </w:pPr>
+      <w:r>
+        <w:rPr>
+          <w:b w:val="0"/>
+        </w:rPr>
+        <w:t xml:space="preserve">Before applying the procedure, write its units, denominator or decision boundary where relevant. A partner should be able to repeat each step using the same </w:t>
+      </w:r>
+      <w:r>
+        <w:rPr>
+          <w:b/>
+        </w:rPr>
+        <w:t>input</w:t>
+      </w:r>
+      <w:r>
+        <w:rPr>
+          <w:b w:val="0"/>
+        </w:rPr>
+        <w:t>s.</w:t>
+      </w:r>
+    </w:p>
+    <w:p>
+      <w:pPr>
+        <w:spacing w:line="336" w:lineRule="auto" w:after="180"/>
+      </w:pPr>
+      <w:r>
+        <w:rPr>
+          <w:b w:val="0"/>
+        </w:rPr>
+        <w:t xml:space="preserve">If a required </w:t>
+      </w:r>
+      <w:r>
+        <w:rPr>
+          <w:b/>
+        </w:rPr>
+        <w:t>input</w:t>
+      </w:r>
+      <w:r>
+        <w:rPr>
+          <w:b w:val="0"/>
+        </w:rPr>
+        <w:t xml:space="preserve"> is absent or violates the stated contract, record that condition explicitly instead of quietly replacing it with a convenient value.</w:t>
       </w:r>
     </w:p>
     <w:tbl>
@@ -571,36 +1074,222 @@
       </w:r>
     </w:p>
     <w:p>
-      <w:r>
-        <w:t>Guided: Completed-case rate 4/5=80%; coverage 5/6. Do not report 4/6 as completed accuracy without declaring that separate policy; skipped remains unassessed. Qualification: Missing evaluations can bias results; neither completion rate nor pass rate should hide the other. Exit: accept a concrete variation with its predicted outcome and a stated condition that would challenge the mechanism; reject a claim resting on unmeasured evidence.</w:t>
+      <w:pPr>
+        <w:pStyle w:val="Heading3"/>
+      </w:pPr>
+      <w:r>
+        <w:t>Explain Evaluation pipelines · 3</w:t>
       </w:r>
     </w:p>
     <w:p>
       <w:pPr>
-        <w:pStyle w:val="Heading3"/>
-      </w:pPr>
-      <w:r>
-        <w:t>Model the reasoning aloud</w:t>
+        <w:spacing w:line="336" w:lineRule="auto" w:after="180"/>
+      </w:pPr>
+      <w:r>
+        <w:rPr>
+          <w:b w:val="0"/>
+        </w:rPr>
+        <w:t>Guided: Completed-case rate 4/5=</w:t>
+      </w:r>
+      <w:r>
+        <w:rPr>
+          <w:b/>
+        </w:rPr>
+        <w:t>80%</w:t>
+      </w:r>
+      <w:r>
+        <w:rPr>
+          <w:b w:val="0"/>
+        </w:rPr>
+        <w:t>; coverage 5/6. Do not report 4/6 as completed accuracy without declaring that separate policy; skipped remains unassessed.</w:t>
       </w:r>
     </w:p>
     <w:p>
-      <w:r>
-        <w:t>Use the complete worked example below before asking learners to complete W2. Reveal a small part, invite a prediction, then explain the deciding step. These teacher notes contain solutions; do not reveal the independent case answer during modelling.</w:t>
+      <w:pPr>
+        <w:spacing w:line="336" w:lineRule="auto" w:after="180"/>
+      </w:pPr>
+      <w:r>
+        <w:rPr>
+          <w:b w:val="0"/>
+        </w:rPr>
+        <w:t>Qualification: Missing evaluations can bias results; neither completion rate nor pass rate should hide the other.</w:t>
       </w:r>
     </w:p>
     <w:p>
-      <w:r>
-        <w:t>Six cases are planned; five run, four pass and one fails. One is skipped.</w:t>
+      <w:pPr>
+        <w:spacing w:line="336" w:lineRule="auto" w:after="180"/>
+      </w:pPr>
+      <w:r>
+        <w:rPr>
+          <w:b w:val="0"/>
+        </w:rPr>
+        <w:t xml:space="preserve">Exit: accept a concrete variation with its predicted outcome and a stated condition that would challenge the </w:t>
+      </w:r>
+      <w:r>
+        <w:rPr>
+          <w:b/>
+        </w:rPr>
+        <w:t>mechanism</w:t>
+      </w:r>
+      <w:r>
+        <w:rPr>
+          <w:b w:val="0"/>
+        </w:rPr>
+        <w:t xml:space="preserve">; reject a claim resting on unmeasured </w:t>
+      </w:r>
+      <w:r>
+        <w:rPr>
+          <w:b/>
+        </w:rPr>
+        <w:t>evidence</w:t>
+      </w:r>
+      <w:r>
+        <w:rPr>
+          <w:b w:val="0"/>
+        </w:rPr>
+        <w:t>.</w:t>
       </w:r>
     </w:p>
     <w:p>
-      <w:r>
-        <w:t>Completed-case rate 4/5=80%; coverage 5/6. Do not report 4/6 as completed accuracy without declaring that separate policy; skipped remains unassessed.</w:t>
+      <w:pPr>
+        <w:pStyle w:val="Heading3"/>
+      </w:pPr>
+      <w:r>
+        <w:t>Model the reasoning aloud</w:t>
       </w:r>
     </w:p>
     <w:p>
-      <w:r>
-        <w:t>Compare the intermediate evidence with the final statement. Explain why each number or decision follows from the stated inputs. The conclusion belongs to this scenario and procedure; changing the inputs, evaluation population or authority can change what it establishes. Retain the raw record so a later revision can be compared honestly.</w:t>
+      <w:pPr>
+        <w:spacing w:line="336" w:lineRule="auto" w:after="180"/>
+      </w:pPr>
+      <w:r>
+        <w:rPr>
+          <w:b w:val="0"/>
+        </w:rPr>
+        <w:t xml:space="preserve">Use the complete worked example below before asking learners to complete W2. Reveal a small part, invite a </w:t>
+      </w:r>
+      <w:r>
+        <w:rPr>
+          <w:b/>
+        </w:rPr>
+        <w:t>prediction</w:t>
+      </w:r>
+      <w:r>
+        <w:rPr>
+          <w:b w:val="0"/>
+        </w:rPr>
+        <w:t>, then explain the deciding step.</w:t>
+      </w:r>
+    </w:p>
+    <w:p>
+      <w:pPr>
+        <w:spacing w:line="336" w:lineRule="auto" w:after="180"/>
+      </w:pPr>
+      <w:r>
+        <w:rPr>
+          <w:b w:val="0"/>
+        </w:rPr>
+        <w:t>These teacher notes contain solutions; do not reveal the independent case answer during modelling.</w:t>
+      </w:r>
+    </w:p>
+    <w:p>
+      <w:pPr>
+        <w:spacing w:line="336" w:lineRule="auto" w:after="180"/>
+      </w:pPr>
+      <w:r>
+        <w:rPr>
+          <w:b w:val="0"/>
+        </w:rPr>
+        <w:t>Six cases are planned; five run, four pass and one fails. One is skipped.</w:t>
+      </w:r>
+    </w:p>
+    <w:p>
+      <w:pPr>
+        <w:spacing w:line="336" w:lineRule="auto" w:after="180"/>
+      </w:pPr>
+      <w:r>
+        <w:rPr>
+          <w:b w:val="0"/>
+        </w:rPr>
+        <w:t>Completed-case rate 4/5=</w:t>
+      </w:r>
+      <w:r>
+        <w:rPr>
+          <w:b/>
+        </w:rPr>
+        <w:t>80%</w:t>
+      </w:r>
+      <w:r>
+        <w:rPr>
+          <w:b w:val="0"/>
+        </w:rPr>
+        <w:t>; coverage 5/6. Do not report 4/6 as completed accuracy without declaring that separate policy; skipped remains unassessed.</w:t>
+      </w:r>
+    </w:p>
+    <w:p>
+      <w:pPr>
+        <w:pStyle w:val="Heading3"/>
+      </w:pPr>
+      <w:r>
+        <w:t>Model the reasoning aloud · 4</w:t>
+      </w:r>
+    </w:p>
+    <w:p>
+      <w:pPr>
+        <w:spacing w:line="336" w:lineRule="auto" w:after="180"/>
+      </w:pPr>
+      <w:r>
+        <w:rPr>
+          <w:b w:val="0"/>
+        </w:rPr>
+        <w:t xml:space="preserve">Compare the intermediate </w:t>
+      </w:r>
+      <w:r>
+        <w:rPr>
+          <w:b/>
+        </w:rPr>
+        <w:t>evidence</w:t>
+      </w:r>
+      <w:r>
+        <w:rPr>
+          <w:b w:val="0"/>
+        </w:rPr>
+        <w:t xml:space="preserve"> with the final statement. Explain why each number or decision follows from the stated </w:t>
+      </w:r>
+      <w:r>
+        <w:rPr>
+          <w:b/>
+        </w:rPr>
+        <w:t>input</w:t>
+      </w:r>
+      <w:r>
+        <w:rPr>
+          <w:b w:val="0"/>
+        </w:rPr>
+        <w:t>s.</w:t>
+      </w:r>
+    </w:p>
+    <w:p>
+      <w:pPr>
+        <w:spacing w:line="336" w:lineRule="auto" w:after="180"/>
+      </w:pPr>
+      <w:r>
+        <w:rPr>
+          <w:b w:val="0"/>
+        </w:rPr>
+        <w:t xml:space="preserve">The conclusion belongs to this scenario and procedure; changing the </w:t>
+      </w:r>
+      <w:r>
+        <w:rPr>
+          <w:b/>
+        </w:rPr>
+        <w:t>input</w:t>
+      </w:r>
+      <w:r>
+        <w:rPr>
+          <w:b w:val="0"/>
+        </w:rPr>
+        <w:t>s, evaluation population or authority can change what it establishes. Retain the raw record so a later revision can be compared honestly.</w:t>
       </w:r>
     </w:p>
     <w:tbl>
@@ -706,7 +1395,13 @@
       </w:tr>
     </w:tbl>
     <w:p>
-      <w:r>
+      <w:pPr>
+        <w:spacing w:line="336" w:lineRule="auto" w:after="180"/>
+      </w:pPr>
+      <w:r>
+        <w:rPr>
+          <w:b w:val="0"/>
+        </w:rPr>
         <w:t>Use the diagram and verbal explanation together. Ask learners to match a sentence to a specific visual step; do not assign learners fixed visual or auditory learning styles.</w:t>
       </w:r>
     </w:p>
@@ -719,7 +1414,13 @@
       </w:r>
     </w:p>
     <w:p>
-      <w:r>
+      <w:pPr>
+        <w:spacing w:line="336" w:lineRule="auto" w:after="180"/>
+      </w:pPr>
+      <w:r>
+        <w:rPr>
+          <w:b w:val="0"/>
+        </w:rPr>
         <w:t>Four cases through a scoring pipeline. Two fixed versions answer the same four questions with frozen correct-or-incorrect labels.</w:t>
       </w:r>
     </w:p>
@@ -732,7 +1433,22 @@
       </w:r>
     </w:p>
     <w:p>
-      <w:r>
+      <w:pPr>
+        <w:pStyle w:val="Heading3"/>
+      </w:pPr>
+      <w:r>
+        <w:t>Supplied facts</w:t>
+      </w:r>
+    </w:p>
+    <w:p>
+      <w:pPr>
+        <w:spacing w:line="336" w:lineRule="auto" w:after="180"/>
+        <w:shd w:fill="F1F6FC"/>
+      </w:pPr>
+      <w:r>
+        <w:rPr>
+          <w:b w:val="0"/>
+        </w:rPr>
         <w:t>A scores [1,1,0,1]; B scores [1,0,0,1]. Each 1 means agreement with the reference answer.</w:t>
       </w:r>
     </w:p>
@@ -932,21 +1648,31 @@
       </w:r>
     </w:p>
     <w:p>
-      <w:r>
-        <w:t>A pipeline preserves comparable cases, version labels and scoring. Report the denominator and disagreements alongside percentages.</w:t>
+      <w:pPr>
+        <w:pStyle w:val="Heading3"/>
+      </w:pPr>
+      <w:r>
+        <w:t>Why the result follows</w:t>
       </w:r>
     </w:p>
     <w:p>
       <w:pPr>
-        <w:pStyle w:val="Heading3"/>
-      </w:pPr>
-      <w:r>
-        <w:t>What this example does not establish</w:t>
+        <w:spacing w:line="336" w:lineRule="auto" w:after="180"/>
+        <w:shd w:fill="F1F6FC"/>
+      </w:pPr>
+      <w:r>
+        <w:rPr>
+          <w:b w:val="0"/>
+        </w:rPr>
+        <w:t>A pipeline preserves comparable cases, version labels and scoring. Report the denominator and disagreements alongside percentages.</w:t>
       </w:r>
     </w:p>
     <w:p>
-      <w:r>
-        <w:t>Four fictional cases illustrate a procedure, not broad quality or a stable future success rate.</w:t>
+      <w:pPr>
+        <w:pStyle w:val="Heading3"/>
+      </w:pPr>
+      <w:r>
+        <w:t>What this example does not establish</w:t>
       </w:r>
     </w:p>
     <w:p>
@@ -954,43 +1680,168 @@
         <w:pStyle w:val="Heading3"/>
       </w:pPr>
       <w:r>
-        <w:t>Change one thing in the pictured case</w:t>
+        <w:t>Keep the stated limit</w:t>
       </w:r>
     </w:p>
     <w:p>
-      <w:r>
-        <w:t>Change: Remove the shared failed third case after scoring.</w:t>
+      <w:pPr>
+        <w:spacing w:line="336" w:lineRule="auto" w:after="180"/>
+        <w:shd w:fill="FFF5E6"/>
+      </w:pPr>
+      <w:r>
+        <w:rPr>
+          <w:b w:val="0"/>
+        </w:rPr>
+        <w:t>Four fictional cases illustrate a procedure, not broad quality or a stable future success rate.</w:t>
       </w:r>
     </w:p>
     <w:p>
-      <w:r>
-        <w:t>Prediction: Rates become 3/3 and 2/3, but this selectively edited evaluation is misleading.</w:t>
+      <w:pPr>
+        <w:pStyle w:val="Heading3"/>
+      </w:pPr>
+      <w:r>
+        <w:t>Change one thing in the pictured case</w:t>
       </w:r>
     </w:p>
     <w:p>
-      <w:r>
-        <w:t>Reason: The population changed after seeing failures, concealing a weakness.</w:t>
+      <w:pPr>
+        <w:pStyle w:val="Heading3"/>
+      </w:pPr>
+      <w:r>
+        <w:t>Change one thing</w:t>
       </w:r>
     </w:p>
     <w:p>
       <w:pPr>
-        <w:pStyle w:val="Heading3"/>
-      </w:pPr>
-      <w:r>
-        <w:t>Ask while showing the picture</w:t>
+        <w:spacing w:line="336" w:lineRule="auto" w:after="180"/>
+        <w:shd w:fill="F5F1FB"/>
+      </w:pPr>
+      <w:r>
+        <w:rPr>
+          <w:b w:val="0"/>
+        </w:rPr>
+        <w:t>Change: Remove the shared failed third case after scoring.</w:t>
       </w:r>
     </w:p>
     <w:p>
-      <w:r>
-        <w:t>Cover the result. Ask learners to name the inputs and predict the next step. Uncover one step, connect the icon to the actual procedure, and explain its evidence. Then change the supplied condition and compare. The picture is a representation; it does not document execution of a real AI model.</w:t>
+      <w:pPr>
+        <w:pStyle w:val="Heading3"/>
+      </w:pPr>
+      <w:r>
+        <w:t>Predicted result</w:t>
       </w:r>
     </w:p>
     <w:p>
       <w:pPr>
+        <w:spacing w:line="336" w:lineRule="auto" w:after="180"/>
+        <w:shd w:fill="F1F6FC"/>
+      </w:pPr>
+      <w:r>
+        <w:rPr>
+          <w:b/>
+        </w:rPr>
+        <w:t>Prediction</w:t>
+      </w:r>
+      <w:r>
+        <w:rPr>
+          <w:b w:val="0"/>
+        </w:rPr>
+        <w:t>: Rates become 3/3 and 2/3, but this selectively edited evaluation is misleading.</w:t>
+      </w:r>
+    </w:p>
+    <w:p>
+      <w:pPr>
+        <w:pStyle w:val="Heading3"/>
+      </w:pPr>
+      <w:r>
+        <w:t>Why the result follows</w:t>
+      </w:r>
+    </w:p>
+    <w:p>
+      <w:pPr>
+        <w:spacing w:line="336" w:lineRule="auto" w:after="180"/>
+        <w:shd w:fill="F1F6FC"/>
+      </w:pPr>
+      <w:r>
+        <w:rPr>
+          <w:b w:val="0"/>
+        </w:rPr>
+        <w:t>Reason: The population changed after seeing failures, concealing a weakness.</w:t>
+      </w:r>
+    </w:p>
+    <w:p>
+      <w:pPr>
+        <w:pStyle w:val="Heading3"/>
+      </w:pPr>
+      <w:r>
+        <w:t>Ask while showing the picture</w:t>
+      </w:r>
+    </w:p>
+    <w:p>
+      <w:pPr>
+        <w:pStyle w:val="Heading3"/>
+      </w:pPr>
+      <w:r>
+        <w:t>Ask while showing the picture · 5</w:t>
+      </w:r>
+    </w:p>
+    <w:p>
+      <w:pPr>
+        <w:spacing w:line="336" w:lineRule="auto" w:after="180"/>
+      </w:pPr>
+      <w:r>
+        <w:rPr>
+          <w:b w:val="0"/>
+        </w:rPr>
+        <w:t xml:space="preserve">Cover the result. Ask learners to name the </w:t>
+      </w:r>
+      <w:r>
+        <w:rPr>
+          <w:b/>
+        </w:rPr>
+        <w:t>input</w:t>
+      </w:r>
+      <w:r>
+        <w:rPr>
+          <w:b w:val="0"/>
+        </w:rPr>
+        <w:t xml:space="preserve">s and predict the next step. Uncover one step, connect the icon to the actual procedure, and explain its </w:t>
+      </w:r>
+      <w:r>
+        <w:rPr>
+          <w:b/>
+        </w:rPr>
+        <w:t>evidence</w:t>
+      </w:r>
+      <w:r>
+        <w:rPr>
+          <w:b w:val="0"/>
+        </w:rPr>
+        <w:t>. Then change the supplied condition and compare.</w:t>
+      </w:r>
+    </w:p>
+    <w:p>
+      <w:pPr>
+        <w:spacing w:line="336" w:lineRule="auto" w:after="180"/>
+      </w:pPr>
+      <w:r>
+        <w:rPr>
+          <w:b w:val="0"/>
+        </w:rPr>
+        <w:t>The picture is a representation; it does not document execution of a real AI model.</w:t>
+      </w:r>
+    </w:p>
+    <w:p>
+      <w:pPr>
         <w:pStyle w:val="Heading1"/>
       </w:pPr>
       <w:r>
         <w:t>03. Demonstrate and guide practice</w:t>
+      </w:r>
+    </w:p>
+    <w:p>
+      <w:r>
+        <w:t>Demonstrate Evaluation pipelines, reduce support deliberately and check individual reasoning before discussing answers.</w:t>
       </w:r>
     </w:p>
     <w:tbl>
@@ -1206,36 +2057,100 @@
       </w:tr>
     </w:tbl>
     <w:p>
-      <w:r>
-        <w:t>Use the worked example in Sections 3 and 6. Collect a prediction before revealing its result; ask the learner to point to each intermediate fact.</w:t>
+      <w:pPr>
+        <w:spacing w:line="336" w:lineRule="auto" w:after="180"/>
+      </w:pPr>
+      <w:r>
+        <w:rPr>
+          <w:b w:val="0"/>
+        </w:rPr>
+        <w:t xml:space="preserve">Use the worked example in Sections 3 and 6. Collect a </w:t>
+      </w:r>
+      <w:r>
+        <w:rPr>
+          <w:b/>
+        </w:rPr>
+        <w:t>prediction</w:t>
+      </w:r>
+      <w:r>
+        <w:rPr>
+          <w:b w:val="0"/>
+        </w:rPr>
+        <w:t xml:space="preserve"> before revealing its result; ask the learner to point to each intermediate fact.</w:t>
       </w:r>
     </w:p>
     <w:p>
-      <w:r>
-        <w:t>Provide an input/procedure/result/limit frame and a calculator when needed. Ask students to identify the first step before completing the whole trace. Extension: compare two concrete variants of this mechanism while holding unrelated conditions fixed; report both successful and unsuccessful outcomes.</w:t>
+      <w:pPr>
+        <w:spacing w:line="336" w:lineRule="auto" w:after="180"/>
+      </w:pPr>
+      <w:r>
+        <w:rPr>
+          <w:b w:val="0"/>
+        </w:rPr>
+        <w:t xml:space="preserve">Provide an </w:t>
+      </w:r>
+      <w:r>
+        <w:rPr>
+          <w:b/>
+        </w:rPr>
+        <w:t>input</w:t>
+      </w:r>
+      <w:r>
+        <w:rPr>
+          <w:b w:val="0"/>
+        </w:rPr>
+        <w:t>/procedure/result/limit frame and a calculator when needed. Ask students to identify the first step before completing the whole trace.</w:t>
       </w:r>
     </w:p>
     <w:p>
       <w:pPr>
-        <w:pStyle w:val="Heading3"/>
-      </w:pPr>
-      <w:r>
-        <w:t>Reduce help deliberately</w:t>
+        <w:spacing w:line="336" w:lineRule="auto" w:after="180"/>
+      </w:pPr>
+      <w:r>
+        <w:rPr>
+          <w:b w:val="0"/>
+        </w:rPr>
+        <w:t xml:space="preserve">Extension: compare two concrete variants of this </w:t>
+      </w:r>
+      <w:r>
+        <w:rPr>
+          <w:b/>
+        </w:rPr>
+        <w:t>mechanism</w:t>
+      </w:r>
+      <w:r>
+        <w:rPr>
+          <w:b w:val="0"/>
+        </w:rPr>
+        <w:t xml:space="preserve"> while holding unrelated conditions fixed; report both successful and unsuccessful outcomes.</w:t>
       </w:r>
     </w:p>
     <w:p>
-      <w:r>
-        <w:t>Completion task: Six cases are planned; five run, four pass and one fails. One is skipped. Show the intermediate steps and give the conclusion with its scope.</w:t>
+      <w:pPr>
+        <w:pStyle w:val="Heading3"/>
+      </w:pPr>
+      <w:r>
+        <w:t>Reduce help deliberately</w:t>
       </w:r>
     </w:p>
     <w:p>
-      <w:r>
-        <w:t>Teacher check: Teacher explanation: Completed-case rate 4/5=80%; coverage 5/6. Do not report 4/6 as completed accuracy without declaring that separate policy; skipped remains unassessed.</w:t>
+      <w:pPr>
+        <w:pStyle w:val="Heading3"/>
+      </w:pPr>
+      <w:r>
+        <w:t>Completion practice</w:t>
       </w:r>
     </w:p>
     <w:p>
-      <w:r>
-        <w:t>Start by identifying the given inputs together. Leave the intermediate steps blank. If needed, model one step, then withdraw that help on the next step. Move to a full trace only when the partial trace is understood. For partners, alternate explainer and checker; collect a response from every learner before discussion.</w:t>
+      <w:pPr>
+        <w:spacing w:line="336" w:lineRule="auto" w:after="180"/>
+        <w:shd w:fill="F5F1FB"/>
+      </w:pPr>
+      <w:r>
+        <w:rPr>
+          <w:b w:val="0"/>
+        </w:rPr>
+        <w:t>Completion task: Six cases are planned; five run, four pass and one fails. One is skipped. Show the intermediate steps and give the conclusion with its scope.</w:t>
       </w:r>
     </w:p>
     <w:p>
@@ -1243,22 +2158,65 @@
         <w:pStyle w:val="Heading3"/>
       </w:pPr>
       <w:r>
-        <w:t>Individual reasoning check</w:t>
+        <w:t>Reasoning to listen for</w:t>
       </w:r>
     </w:p>
     <w:p>
-      <w:r>
-        <w:t>Use the worked case for Evaluation pipelines. Proposed explanation: “The worked result establishes every future case”. Decide whether this explanation is supported. Point to the step or supplied fact that decides; explain your repair if needed.</w:t>
+      <w:pPr>
+        <w:spacing w:line="336" w:lineRule="auto" w:after="180"/>
+        <w:shd w:fill="F1F6FC"/>
+      </w:pPr>
+      <w:r>
+        <w:rPr>
+          <w:b w:val="0"/>
+        </w:rPr>
+        <w:t>Teacher check: Teacher explanation: Completed-case rate 4/5=</w:t>
+      </w:r>
+      <w:r>
+        <w:rPr>
+          <w:b/>
+        </w:rPr>
+        <w:t>80%</w:t>
+      </w:r>
+      <w:r>
+        <w:rPr>
+          <w:b w:val="0"/>
+        </w:rPr>
+        <w:t>; coverage 5/6. Do not report 4/6 as completed accuracy without declaring that separate policy; skipped remains unassessed.</w:t>
       </w:r>
     </w:p>
     <w:p>
-      <w:r>
-        <w:t>Expected correction: Missing evaluations can bias results; neither completion rate nor pass rate should hide the other.</w:t>
+      <w:pPr>
+        <w:spacing w:line="336" w:lineRule="auto" w:after="180"/>
+      </w:pPr>
+      <w:r>
+        <w:rPr>
+          <w:b w:val="0"/>
+        </w:rPr>
+        <w:t xml:space="preserve">Start by identifying the given </w:t>
+      </w:r>
+      <w:r>
+        <w:rPr>
+          <w:b/>
+        </w:rPr>
+        <w:t>input</w:t>
+      </w:r>
+      <w:r>
+        <w:rPr>
+          <w:b w:val="0"/>
+        </w:rPr>
+        <w:t>s together. Leave the intermediate steps blank. If needed, model one step, then withdraw that help on the next step. Move to a full trace only when the partial trace is understood.</w:t>
       </w:r>
     </w:p>
     <w:p>
-      <w:r>
-        <w:t>Collect explanations, not only yes/no votes. If a misunderstanding is common, re-model the relevant step for the class. If it affects a few learners, give a short targeted group explanation while others solve a more demanding variation.</w:t>
+      <w:pPr>
+        <w:spacing w:line="336" w:lineRule="auto" w:after="180"/>
+      </w:pPr>
+      <w:r>
+        <w:rPr>
+          <w:b w:val="0"/>
+        </w:rPr>
+        <w:t>For partners, alternate explainer and checker; collect a response from every learner before discussion.</w:t>
       </w:r>
     </w:p>
     <w:p>
@@ -1266,63 +2224,283 @@
         <w:pStyle w:val="Heading3"/>
       </w:pPr>
       <w:r>
-        <w:t>Pictorial practice question</w:t>
+        <w:t>Individual reasoning check</w:t>
       </w:r>
     </w:p>
     <w:p>
-      <w:r>
-        <w:t>Calculate A’s and B’s correct rates on all four cases. Identify their shared failure and explain why removing that case after scoring changes the honesty of the comparison.</w:t>
+      <w:pPr>
+        <w:spacing w:line="336" w:lineRule="auto" w:after="180"/>
+      </w:pPr>
+      <w:r>
+        <w:rPr>
+          <w:b w:val="0"/>
+        </w:rPr>
+        <w:t>Use the worked case for Evaluation pipelines. Proposed explanation: “The worked result establishes every future case”. Decide whether this explanation is supported.</w:t>
       </w:r>
     </w:p>
     <w:p>
       <w:pPr>
-        <w:pStyle w:val="Heading3"/>
-      </w:pPr>
-      <w:r>
-        <w:t>Reasoned teacher answer</w:t>
+        <w:spacing w:line="336" w:lineRule="auto" w:after="180"/>
+      </w:pPr>
+      <w:r>
+        <w:rPr>
+          <w:b w:val="0"/>
+        </w:rPr>
+        <w:t>Point to the step or supplied fact that decides; explain your repair if needed.</w:t>
       </w:r>
     </w:p>
     <w:p>
-      <w:r>
-        <w:t>Keep questions and reference labels unchanged for both versions. A is 3/4=75%; B is 2/4=50%. Case two separates the versions; case three fails for both. Changed case: Rates become 3/3 and 2/3, but this selectively edited evaluation is misleading. The population changed after seeing failures, concealing a weakness.</w:t>
+      <w:pPr>
+        <w:pStyle w:val="Heading3"/>
+      </w:pPr>
+      <w:r>
+        <w:t>Expected repair</w:t>
       </w:r>
     </w:p>
     <w:p>
-      <w:r>
-        <w:t>Changed-case reasoning: Rates become 3/3 and 2/3, but this selectively edited evaluation is misleading. The population changed after seeing failures, concealing a weakness.</w:t>
+      <w:pPr>
+        <w:spacing w:line="336" w:lineRule="auto" w:after="180"/>
+        <w:shd w:fill="F1F6FC"/>
+      </w:pPr>
+      <w:r>
+        <w:rPr>
+          <w:b w:val="0"/>
+        </w:rPr>
+        <w:t>Expected correction: Missing evaluations can bias results; neither completion rate nor pass rate should hide the other.</w:t>
       </w:r>
     </w:p>
     <w:p>
-      <w:r>
-        <w:t>Collect each learner’s explanation before discussion. Use the first missing connection between input, deciding step and result to choose support. This question is worked-case practice, not fresh mastery evidence.</w:t>
+      <w:pPr>
+        <w:spacing w:line="336" w:lineRule="auto" w:after="180"/>
+      </w:pPr>
+      <w:r>
+        <w:rPr>
+          <w:b w:val="0"/>
+        </w:rPr>
+        <w:t>Collect explanations, not only yes/no votes. If a misunderstanding is common, re-model the relevant step for the class.</w:t>
       </w:r>
     </w:p>
     <w:p>
       <w:pPr>
-        <w:pStyle w:val="Heading1"/>
-      </w:pPr>
-      <w:r>
-        <w:t>04. Run the investigation and diagnose misconceptions</w:t>
+        <w:spacing w:line="336" w:lineRule="auto" w:after="180"/>
+      </w:pPr>
+      <w:r>
+        <w:rPr>
+          <w:b w:val="0"/>
+        </w:rPr>
+        <w:t>If it affects a few learners, give a short targeted group explanation while others solve a more demanding variation.</w:t>
       </w:r>
     </w:p>
     <w:p>
-      <w:r>
-        <w:t>The worked result establishes every future case: Missing evaluations can bias results; neither completion rate nor pass rate should hide the other.</w:t>
+      <w:pPr>
+        <w:pStyle w:val="Heading3"/>
+      </w:pPr>
+      <w:r>
+        <w:t>Pictorial practice question</w:t>
       </w:r>
     </w:p>
     <w:p>
-      <w:r>
-        <w:t>A missing input may be replaced without recording the change: A replacement changes the evidence or contract. Record the change and its justification; do not silently turn unknown into a measured value.</w:t>
+      <w:pPr>
+        <w:spacing w:line="336" w:lineRule="auto" w:after="180"/>
+      </w:pPr>
+      <w:r>
+        <w:rPr>
+          <w:b w:val="0"/>
+        </w:rPr>
+        <w:t>Calculate A’s and B’s correct rates on all four cases. Identify their shared failure and explain why removing that case after scoring changes the honesty of the comparison.</w:t>
       </w:r>
     </w:p>
     <w:p>
-      <w:r>
-        <w:t>Repeating an assessed case is new independent evidence: A replay checks consistency. An example used for feedback or revision cannot later be described as untouched final evaluation.</w:t>
+      <w:pPr>
+        <w:pStyle w:val="Heading3"/>
+      </w:pPr>
+      <w:r>
+        <w:t>Reasoned teacher answer</w:t>
       </w:r>
     </w:p>
     <w:p>
-      <w:r>
-        <w:t>Use Section 9 for the evidence ledger. Add a boundary or missing-input case and record the expected response before checking. More successful repeats of one case do not establish wider coverage.</w:t>
+      <w:pPr>
+        <w:spacing w:line="336" w:lineRule="auto" w:after="180"/>
+      </w:pPr>
+      <w:r>
+        <w:rPr>
+          <w:b w:val="0"/>
+        </w:rPr>
+        <w:t>Keep questions and reference labels unchanged for both versions. A is 3/4=75%; B is 2/4=50%. Case two separates the versions; case three fails for both.</w:t>
+      </w:r>
+    </w:p>
+    <w:p>
+      <w:pPr>
+        <w:spacing w:line="336" w:lineRule="auto" w:after="180"/>
+      </w:pPr>
+      <w:r>
+        <w:rPr>
+          <w:b w:val="0"/>
+        </w:rPr>
+        <w:t>Changed case: Rates become 3/3 and 2/3, but this selectively edited evaluation is misleading. The population changed after seeing failures, concealing a weakness.</w:t>
+      </w:r>
+    </w:p>
+    <w:p>
+      <w:pPr>
+        <w:spacing w:line="336" w:lineRule="auto" w:after="180"/>
+      </w:pPr>
+      <w:r>
+        <w:rPr>
+          <w:b w:val="0"/>
+        </w:rPr>
+        <w:t>Changed-case reasoning: Rates become 3/3 and 2/3, but this selectively edited evaluation is misleading. The population changed after seeing failures, concealing a weakness.</w:t>
+      </w:r>
+    </w:p>
+    <w:p>
+      <w:pPr>
+        <w:spacing w:line="336" w:lineRule="auto" w:after="180"/>
+      </w:pPr>
+      <w:r>
+        <w:rPr>
+          <w:b w:val="0"/>
+        </w:rPr>
+        <w:t xml:space="preserve">Collect each learner’s explanation before discussion. Use the first missing connection between </w:t>
+      </w:r>
+      <w:r>
+        <w:rPr>
+          <w:b/>
+        </w:rPr>
+        <w:t>input</w:t>
+      </w:r>
+      <w:r>
+        <w:rPr>
+          <w:b w:val="0"/>
+        </w:rPr>
+        <w:t xml:space="preserve">, deciding step and result to choose support. This question is worked-case practice, not fresh mastery </w:t>
+      </w:r>
+      <w:r>
+        <w:rPr>
+          <w:b/>
+        </w:rPr>
+        <w:t>evidence</w:t>
+      </w:r>
+      <w:r>
+        <w:rPr>
+          <w:b w:val="0"/>
+        </w:rPr>
+        <w:t>.</w:t>
+      </w:r>
+    </w:p>
+    <w:p>
+      <w:pPr>
+        <w:pStyle w:val="Heading1"/>
+      </w:pPr>
+      <w:r>
+        <w:t>04. Run the investigation and diagnose misconceptions</w:t>
+      </w:r>
+    </w:p>
+    <w:p>
+      <w:r>
+        <w:t>Run the Evaluation pipelines investigation and use the first unsupported step to choose a teaching response.</w:t>
+      </w:r>
+    </w:p>
+    <w:p>
+      <w:pPr>
+        <w:spacing w:line="336" w:lineRule="auto" w:after="180"/>
+      </w:pPr>
+      <w:r>
+        <w:rPr>
+          <w:b w:val="0"/>
+        </w:rPr>
+        <w:t>The worked result establishes every future case: Missing evaluations can bias results; neither completion rate nor pass rate should hide the other.</w:t>
+      </w:r>
+    </w:p>
+    <w:p>
+      <w:pPr>
+        <w:spacing w:line="336" w:lineRule="auto" w:after="180"/>
+      </w:pPr>
+      <w:r>
+        <w:rPr>
+          <w:b w:val="0"/>
+        </w:rPr>
+        <w:t xml:space="preserve">A missing </w:t>
+      </w:r>
+      <w:r>
+        <w:rPr>
+          <w:b/>
+        </w:rPr>
+        <w:t>input</w:t>
+      </w:r>
+      <w:r>
+        <w:rPr>
+          <w:b w:val="0"/>
+        </w:rPr>
+        <w:t xml:space="preserve"> may be replaced without recording the change: A replacement changes the </w:t>
+      </w:r>
+      <w:r>
+        <w:rPr>
+          <w:b/>
+        </w:rPr>
+        <w:t>evidence</w:t>
+      </w:r>
+      <w:r>
+        <w:rPr>
+          <w:b w:val="0"/>
+        </w:rPr>
+        <w:t xml:space="preserve"> or contract. Record the change and its justification; do not silently turn unknown into a measured value.</w:t>
+      </w:r>
+    </w:p>
+    <w:p>
+      <w:pPr>
+        <w:spacing w:line="336" w:lineRule="auto" w:after="180"/>
+      </w:pPr>
+      <w:r>
+        <w:rPr>
+          <w:b w:val="0"/>
+        </w:rPr>
+        <w:t xml:space="preserve">Repeating an assessed case is new independent </w:t>
+      </w:r>
+      <w:r>
+        <w:rPr>
+          <w:b/>
+        </w:rPr>
+        <w:t>evidence</w:t>
+      </w:r>
+      <w:r>
+        <w:rPr>
+          <w:b w:val="0"/>
+        </w:rPr>
+        <w:t>: A replay checks consistency. An example used for feedback or revision cannot later be described as untouched final evaluation.</w:t>
+      </w:r>
+    </w:p>
+    <w:p>
+      <w:pPr>
+        <w:spacing w:line="336" w:lineRule="auto" w:after="180"/>
+      </w:pPr>
+      <w:r>
+        <w:rPr>
+          <w:b w:val="0"/>
+        </w:rPr>
+        <w:t xml:space="preserve">Use Section 9 for the </w:t>
+      </w:r>
+      <w:r>
+        <w:rPr>
+          <w:b/>
+        </w:rPr>
+        <w:t>evidence</w:t>
+      </w:r>
+      <w:r>
+        <w:rPr>
+          <w:b w:val="0"/>
+        </w:rPr>
+        <w:t xml:space="preserve"> ledger. Add a boundary or missing-</w:t>
+      </w:r>
+      <w:r>
+        <w:rPr>
+          <w:b/>
+        </w:rPr>
+        <w:t>input</w:t>
+      </w:r>
+      <w:r>
+        <w:rPr>
+          <w:b w:val="0"/>
+        </w:rPr>
+        <w:t xml:space="preserve"> case and record the expected response before checking. More successful repeats of one case do not establish wider coverage.</w:t>
       </w:r>
     </w:p>
     <w:p>
@@ -1480,29 +2658,38 @@
       </w:tr>
     </w:tbl>
     <w:p>
-      <w:r>
-        <w:t>Offer an oral explanation, drawing, enlarged visual or fewer examples when that removes a reading/writing barrier. Keep the same reasoning goal. Stretch secure learners by changing a boundary or assumption and asking them to defend the effect, not simply by assigning more of the same questions.</w:t>
+      <w:pPr>
+        <w:spacing w:line="336" w:lineRule="auto" w:after="180"/>
+      </w:pPr>
+      <w:r>
+        <w:rPr>
+          <w:b w:val="0"/>
+        </w:rPr>
+        <w:t>Offer an oral explanation, drawing, enlarged visual or fewer examples when that removes a reading/writing barrier. Keep the same reasoning goal.</w:t>
       </w:r>
     </w:p>
     <w:p>
       <w:pPr>
-        <w:pStyle w:val="Heading1"/>
-      </w:pPr>
-      <w:r>
-        <w:t>05. Assess and explain the answers</w:t>
+        <w:spacing w:line="336" w:lineRule="auto" w:after="180"/>
+      </w:pPr>
+      <w:r>
+        <w:rPr>
+          <w:b w:val="0"/>
+        </w:rPr>
+        <w:t>Stretch secure learners by changing a boundary or assumption and asking them to defend the effect, not simply by assigning more of the same questions.</w:t>
       </w:r>
     </w:p>
     <w:p>
       <w:pPr>
-        <w:pStyle w:val="Heading3"/>
-      </w:pPr>
-      <w:r>
-        <w:t>Guided and exit questions</w:t>
+        <w:pStyle w:val="Heading1"/>
+      </w:pPr>
+      <w:r>
+        <w:t>05. Assess and explain the answers</w:t>
       </w:r>
     </w:p>
     <w:p>
       <w:r>
-        <w:t>Guided: Completed-case rate 4/5=80%; coverage 5/6. Do not report 4/6 as completed accuracy without declaring that separate policy; skipped remains unassessed. Qualification: Missing evaluations can bias results; neither completion rate nor pass rate should hide the other. Exit: accept a concrete variation with its predicted outcome and a stated condition that would challenge the mechanism; reject a claim resting on unmeasured evidence.</w:t>
+        <w:t>Use the Evaluation pipelines questions, teacher keys and criteria after the relevant attempts. Previously discussed cases are practice; protect the separately selected independent task.</w:t>
       </w:r>
     </w:p>
     <w:p>
@@ -1510,89 +2697,244 @@
         <w:pStyle w:val="Heading3"/>
       </w:pPr>
       <w:r>
-        <w:t>W1 Explain the mechanism</w:t>
+        <w:t>Guided and exit questions</w:t>
       </w:r>
     </w:p>
     <w:p>
-      <w:r>
-        <w:t>Explain the weekly mechanism in your own words. Use the worked scenario to name its input, decision rule and output.</w:t>
+      <w:pPr>
+        <w:spacing w:line="336" w:lineRule="auto" w:after="180"/>
+      </w:pPr>
+      <w:r>
+        <w:rPr>
+          <w:b w:val="0"/>
+        </w:rPr>
+        <w:t>Guided: Completed-case rate 4/5=</w:t>
+      </w:r>
+      <w:r>
+        <w:rPr>
+          <w:b/>
+        </w:rPr>
+        <w:t>80%</w:t>
+      </w:r>
+      <w:r>
+        <w:rPr>
+          <w:b w:val="0"/>
+        </w:rPr>
+        <w:t>; coverage 5/6. Do not report 4/6 as completed accuracy without declaring that separate policy; skipped remains unassessed.</w:t>
       </w:r>
     </w:p>
     <w:p>
-      <w:r>
-        <w:t>Teacher explanation: Evaluation pipelines preserve case versions, procedure versions and raw outcomes before producing metrics. A rerun must identify what changed. Load versioned cases, validate expected outcomes, execute the frozen system, store case-level results and compute declared denominators. Reject missing results rather than silently counting them as success.</w:t>
+      <w:pPr>
+        <w:spacing w:line="336" w:lineRule="auto" w:after="180"/>
+      </w:pPr>
+      <w:r>
+        <w:rPr>
+          <w:b w:val="0"/>
+        </w:rPr>
+        <w:t>Qualification: Missing evaluations can bias results; neither completion rate nor pass rate should hide the other.</w:t>
       </w:r>
     </w:p>
     <w:p>
       <w:pPr>
-        <w:pStyle w:val="Heading3"/>
-      </w:pPr>
-      <w:r>
-        <w:t>W2 Trace the worked case</w:t>
+        <w:spacing w:line="336" w:lineRule="auto" w:after="180"/>
+      </w:pPr>
+      <w:r>
+        <w:rPr>
+          <w:b w:val="0"/>
+        </w:rPr>
+        <w:t xml:space="preserve">Exit: accept a concrete variation with its predicted outcome and a stated condition that would challenge the </w:t>
+      </w:r>
+      <w:r>
+        <w:rPr>
+          <w:b/>
+        </w:rPr>
+        <w:t>mechanism</w:t>
+      </w:r>
+      <w:r>
+        <w:rPr>
+          <w:b w:val="0"/>
+        </w:rPr>
+        <w:t xml:space="preserve">; reject a claim resting on unmeasured </w:t>
+      </w:r>
+      <w:r>
+        <w:rPr>
+          <w:b/>
+        </w:rPr>
+        <w:t>evidence</w:t>
+      </w:r>
+      <w:r>
+        <w:rPr>
+          <w:b w:val="0"/>
+        </w:rPr>
+        <w:t>.</w:t>
       </w:r>
     </w:p>
     <w:p>
-      <w:r>
-        <w:t>Six cases are planned; five run, four pass and one fails. One is skipped. Show the intermediate steps and give the conclusion with its scope.</w:t>
+      <w:pPr>
+        <w:pStyle w:val="Heading3"/>
+      </w:pPr>
+      <w:r>
+        <w:t>W1 Explain the mechanism</w:t>
       </w:r>
     </w:p>
     <w:p>
-      <w:r>
-        <w:t>Teacher explanation: Completed-case rate 4/5=80%; coverage 5/6. Do not report 4/6 as completed accuracy without declaring that separate policy; skipped remains unassessed.</w:t>
+      <w:pPr>
+        <w:pStyle w:val="Heading3"/>
+      </w:pPr>
+      <w:r>
+        <w:t>Workbook question · W1</w:t>
       </w:r>
     </w:p>
     <w:p>
       <w:pPr>
-        <w:pStyle w:val="Heading3"/>
-      </w:pPr>
-      <w:r>
-        <w:t>W3 Audit the limit</w:t>
+        <w:spacing w:line="336" w:lineRule="auto" w:after="180"/>
+        <w:shd w:fill="F5F1FB"/>
+      </w:pPr>
+      <w:r>
+        <w:rPr>
+          <w:b w:val="0"/>
+        </w:rPr>
+        <w:t xml:space="preserve">Explain the weekly </w:t>
+      </w:r>
+      <w:r>
+        <w:rPr>
+          <w:b/>
+        </w:rPr>
+        <w:t>mechanism</w:t>
+      </w:r>
+      <w:r>
+        <w:rPr>
+          <w:b w:val="0"/>
+        </w:rPr>
+        <w:t xml:space="preserve"> in your own words. Use the worked scenario to name its </w:t>
+      </w:r>
+      <w:r>
+        <w:rPr>
+          <w:b/>
+        </w:rPr>
+        <w:t>input</w:t>
+      </w:r>
+      <w:r>
+        <w:rPr>
+          <w:b w:val="0"/>
+        </w:rPr>
+        <w:t xml:space="preserve">, decision rule and </w:t>
+      </w:r>
+      <w:r>
+        <w:rPr>
+          <w:b/>
+        </w:rPr>
+        <w:t>output</w:t>
+      </w:r>
+      <w:r>
+        <w:rPr>
+          <w:b w:val="0"/>
+        </w:rPr>
+        <w:t>.</w:t>
       </w:r>
     </w:p>
     <w:p>
-      <w:r>
-        <w:t>A report omits this qualification: Missing evaluations can bias results; neither completion rate nor pass rate should hide the other. Explain how omitting it could change a reader's interpretation, and write an accurate replacement.</w:t>
+      <w:pPr>
+        <w:pStyle w:val="Heading3"/>
+      </w:pPr>
+      <w:r>
+        <w:t>Teacher reasoning · W1</w:t>
       </w:r>
     </w:p>
     <w:p>
-      <w:r>
-        <w:t>Teacher explanation: Missing evaluations can bias results; neither completion rate nor pass rate should hide the other. State the observed result separately from the unverified or out-of-scope claim; preserve the original evidence rather than inventing a missing fact.</w:t>
+      <w:pPr>
+        <w:spacing w:line="336" w:lineRule="auto" w:after="180"/>
+        <w:shd w:fill="F1F6FC"/>
+      </w:pPr>
+      <w:r>
+        <w:rPr>
+          <w:b w:val="0"/>
+        </w:rPr>
+        <w:t xml:space="preserve">Teacher explanation: Evaluation pipelines preserve case versions, procedure versions and </w:t>
+      </w:r>
+      <w:r>
+        <w:rPr>
+          <w:b/>
+        </w:rPr>
+        <w:t>raw outcome</w:t>
+      </w:r>
+      <w:r>
+        <w:rPr>
+          <w:b w:val="0"/>
+        </w:rPr>
+        <w:t>s before producing metrics. A rerun must identify what changed.</w:t>
       </w:r>
     </w:p>
     <w:p>
       <w:pPr>
-        <w:pStyle w:val="Heading3"/>
-      </w:pPr>
-      <w:r>
-        <w:t>W4 Apply a new case independently</w:t>
+        <w:spacing w:line="336" w:lineRule="auto" w:after="180"/>
+        <w:shd w:fill="F1F6FC"/>
+      </w:pPr>
+      <w:r>
+        <w:rPr>
+          <w:b w:val="0"/>
+        </w:rPr>
+        <w:t>Load versioned cases, validate expected outcomes, execute the frozen system, store case-level results and compute declared denominators. Reject missing results rather than silently counting them as success.</w:t>
       </w:r>
     </w:p>
     <w:p>
-      <w:r>
-        <w:t>Eight planned cases, six complete, five pass, one fail. Give observed pass rate and coverage.</w:t>
+      <w:pPr>
+        <w:pStyle w:val="Heading3"/>
+      </w:pPr>
+      <w:r>
+        <w:t>W2 Trace the worked case</w:t>
       </w:r>
     </w:p>
     <w:p>
-      <w:r>
-        <w:t>Teacher explanation: 5/6≈83.333% among completed; coverage 6/8=75%. Two unassessed cases remain explicit.</w:t>
+      <w:pPr>
+        <w:pStyle w:val="Heading3"/>
+      </w:pPr>
+      <w:r>
+        <w:t>Workbook question · W2</w:t>
       </w:r>
     </w:p>
     <w:p>
       <w:pPr>
-        <w:pStyle w:val="Heading3"/>
-      </w:pPr>
-      <w:r>
-        <w:t>W5 Design a revealing follow-up</w:t>
+        <w:spacing w:line="336" w:lineRule="auto" w:after="180"/>
+        <w:shd w:fill="F5F1FB"/>
+      </w:pPr>
+      <w:r>
+        <w:rPr>
+          <w:b w:val="0"/>
+        </w:rPr>
+        <w:t>Six cases are planned; five run, four pass and one fails. One is skipped. Show the intermediate steps and give the conclusion with its scope.</w:t>
       </w:r>
     </w:p>
     <w:p>
-      <w:r>
-        <w:t>For the worked scenario, propose one additional case that could reveal a failure, describe its expected outcome before running it, and explain what would need to remain fixed for a fair comparison. Do not reuse W4 as a new final test after receiving feedback.</w:t>
+      <w:pPr>
+        <w:pStyle w:val="Heading3"/>
+      </w:pPr>
+      <w:r>
+        <w:t>Teacher reasoning · W2</w:t>
       </w:r>
     </w:p>
     <w:p>
-      <w:r>
-        <w:t>Teacher explanation: Accept a concrete variant of the worked input or a missing/conflicting/boundary condition, with an expectation derived from the declared procedure. Require preserved settings, original outputs and data roles. Missing evaluations can bias results; neither completion rate nor pass rate should hide the other. The new case should test this particular mechanism rather than merely restate the original result.</w:t>
+      <w:pPr>
+        <w:spacing w:line="336" w:lineRule="auto" w:after="180"/>
+        <w:shd w:fill="F1F6FC"/>
+      </w:pPr>
+      <w:r>
+        <w:rPr>
+          <w:b w:val="0"/>
+        </w:rPr>
+        <w:t>Teacher explanation: Completed-case rate 4/5=</w:t>
+      </w:r>
+      <w:r>
+        <w:rPr>
+          <w:b/>
+        </w:rPr>
+        <w:t>80%</w:t>
+      </w:r>
+      <w:r>
+        <w:rPr>
+          <w:b w:val="0"/>
+        </w:rPr>
+        <w:t>; coverage 5/6. Do not report 4/6 as completed accuracy without declaring that separate policy; skipped remains unassessed.</w:t>
       </w:r>
     </w:p>
     <w:p>
@@ -1600,25 +2942,39 @@
         <w:pStyle w:val="Heading3"/>
       </w:pPr>
       <w:r>
-        <w:t>Independent assessment and fresh retry</w:t>
+        <w:t>W3 Audit the limit</w:t>
       </w:r>
     </w:p>
     <w:p>
-      <w:r>
-        <w:t>W4: 5/6≈83.333% among completed; coverage 6/8=75%. Two unassessed cases remain explicit. Require intermediate reasoning and the stated scope. Fresh retry: Ten planned, eight complete, six pass. Expected reasoning: 6/8=75% complete-case pass rate; 8/10=80% coverage; two unassessed. If students need support, record it and reassess with another new case rather than awarding independence to a copied answer.</w:t>
+      <w:pPr>
+        <w:pStyle w:val="Heading3"/>
+      </w:pPr>
+      <w:r>
+        <w:t>Workbook question · W3</w:t>
       </w:r>
     </w:p>
     <w:p>
       <w:pPr>
-        <w:pStyle w:val="Heading3"/>
-      </w:pPr>
-      <w:r>
-        <w:t>Assess independent transfer</w:t>
+        <w:spacing w:line="336" w:lineRule="auto" w:after="180"/>
+        <w:shd w:fill="F5F1FB"/>
+      </w:pPr>
+      <w:r>
+        <w:rPr>
+          <w:b w:val="0"/>
+        </w:rPr>
+        <w:t>A report omits this qualification: Missing evaluations can bias results; neither completion rate nor pass rate should hide the other.</w:t>
       </w:r>
     </w:p>
     <w:p>
-      <w:r>
-        <w:t>Selected case: Eight planned cases, six complete, five pass, one fail. Give observed pass rate and coverage.</w:t>
+      <w:pPr>
+        <w:spacing w:line="336" w:lineRule="auto" w:after="180"/>
+        <w:shd w:fill="F5F1FB"/>
+      </w:pPr>
+      <w:r>
+        <w:rPr>
+          <w:b w:val="0"/>
+        </w:rPr>
+        <w:t>Explain how omitting it could change a reader's interpretation, and write an accurate replacement.</w:t>
       </w:r>
     </w:p>
     <w:p>
@@ -1626,11 +2982,318 @@
         <w:pStyle w:val="Heading3"/>
       </w:pPr>
       <w:r>
-        <w:t>Selected case answer</w:t>
+        <w:t>Teacher reasoning · W3</w:t>
       </w:r>
     </w:p>
     <w:p>
-      <w:r>
+      <w:pPr>
+        <w:spacing w:line="336" w:lineRule="auto" w:after="180"/>
+        <w:shd w:fill="F1F6FC"/>
+      </w:pPr>
+      <w:r>
+        <w:rPr>
+          <w:b w:val="0"/>
+        </w:rPr>
+        <w:t>Teacher explanation: Missing evaluations can bias results; neither completion rate nor pass rate should hide the other.</w:t>
+      </w:r>
+    </w:p>
+    <w:p>
+      <w:pPr>
+        <w:spacing w:line="336" w:lineRule="auto" w:after="180"/>
+        <w:shd w:fill="F1F6FC"/>
+      </w:pPr>
+      <w:r>
+        <w:rPr>
+          <w:b w:val="0"/>
+        </w:rPr>
+        <w:t xml:space="preserve">State the observed result separately from the unverified or out-of-scope claim; preserve the original </w:t>
+      </w:r>
+      <w:r>
+        <w:rPr>
+          <w:b/>
+        </w:rPr>
+        <w:t>evidence</w:t>
+      </w:r>
+      <w:r>
+        <w:rPr>
+          <w:b w:val="0"/>
+        </w:rPr>
+        <w:t xml:space="preserve"> rather than inventing a missing fact.</w:t>
+      </w:r>
+    </w:p>
+    <w:p>
+      <w:pPr>
+        <w:pStyle w:val="Heading3"/>
+      </w:pPr>
+      <w:r>
+        <w:t>W4 Apply a new case independently</w:t>
+      </w:r>
+    </w:p>
+    <w:p>
+      <w:pPr>
+        <w:pStyle w:val="Heading3"/>
+      </w:pPr>
+      <w:r>
+        <w:t>Workbook question · W4</w:t>
+      </w:r>
+    </w:p>
+    <w:p>
+      <w:pPr>
+        <w:spacing w:line="336" w:lineRule="auto" w:after="180"/>
+        <w:shd w:fill="F5F1FB"/>
+      </w:pPr>
+      <w:r>
+        <w:rPr>
+          <w:b w:val="0"/>
+        </w:rPr>
+        <w:t>Eight planned cases, six complete, five pass, one fail. Give observed pass rate and coverage.</w:t>
+      </w:r>
+    </w:p>
+    <w:p>
+      <w:pPr>
+        <w:pStyle w:val="Heading3"/>
+      </w:pPr>
+      <w:r>
+        <w:t>Teacher reasoning · W4</w:t>
+      </w:r>
+    </w:p>
+    <w:p>
+      <w:pPr>
+        <w:spacing w:line="336" w:lineRule="auto" w:after="180"/>
+        <w:shd w:fill="F1F6FC"/>
+      </w:pPr>
+      <w:r>
+        <w:rPr>
+          <w:b w:val="0"/>
+        </w:rPr>
+        <w:t>Teacher explanation: 5/6≈83.333% among completed; coverage 6/8=75%. Two unassessed cases remain explicit.</w:t>
+      </w:r>
+    </w:p>
+    <w:p>
+      <w:pPr>
+        <w:pStyle w:val="Heading3"/>
+      </w:pPr>
+      <w:r>
+        <w:t>W5 Design a revealing follow-up</w:t>
+      </w:r>
+    </w:p>
+    <w:p>
+      <w:pPr>
+        <w:pStyle w:val="Heading3"/>
+      </w:pPr>
+      <w:r>
+        <w:t>Workbook question · W5</w:t>
+      </w:r>
+    </w:p>
+    <w:p>
+      <w:pPr>
+        <w:spacing w:line="336" w:lineRule="auto" w:after="180"/>
+        <w:shd w:fill="F5F1FB"/>
+      </w:pPr>
+      <w:r>
+        <w:rPr>
+          <w:b w:val="0"/>
+        </w:rPr>
+        <w:t>For the worked scenario, propose one additional case that could reveal a failure, describe its expected outcome before running it, and explain what would need to remain fixed for a fair comparison.</w:t>
+      </w:r>
+    </w:p>
+    <w:p>
+      <w:pPr>
+        <w:spacing w:line="336" w:lineRule="auto" w:after="180"/>
+        <w:shd w:fill="F5F1FB"/>
+      </w:pPr>
+      <w:r>
+        <w:rPr>
+          <w:b w:val="0"/>
+        </w:rPr>
+        <w:t>Do not reuse W4 as a new final test after receiving feedback.</w:t>
+      </w:r>
+    </w:p>
+    <w:p>
+      <w:pPr>
+        <w:pStyle w:val="Heading3"/>
+      </w:pPr>
+      <w:r>
+        <w:t>Teacher reasoning · W5</w:t>
+      </w:r>
+    </w:p>
+    <w:p>
+      <w:pPr>
+        <w:spacing w:line="336" w:lineRule="auto" w:after="180"/>
+        <w:shd w:fill="F1F6FC"/>
+      </w:pPr>
+      <w:r>
+        <w:rPr>
+          <w:b w:val="0"/>
+        </w:rPr>
+        <w:t xml:space="preserve">Teacher explanation: Accept a concrete variant of the worked </w:t>
+      </w:r>
+      <w:r>
+        <w:rPr>
+          <w:b/>
+        </w:rPr>
+        <w:t>input</w:t>
+      </w:r>
+      <w:r>
+        <w:rPr>
+          <w:b w:val="0"/>
+        </w:rPr>
+        <w:t xml:space="preserve"> or a missing/conflicting/boundary condition, with an expectation derived from the declared procedure.</w:t>
+      </w:r>
+    </w:p>
+    <w:p>
+      <w:pPr>
+        <w:spacing w:line="336" w:lineRule="auto" w:after="180"/>
+        <w:shd w:fill="F1F6FC"/>
+      </w:pPr>
+      <w:r>
+        <w:rPr>
+          <w:b w:val="0"/>
+        </w:rPr>
+        <w:t xml:space="preserve">Require preserved settings, original </w:t>
+      </w:r>
+      <w:r>
+        <w:rPr>
+          <w:b/>
+        </w:rPr>
+        <w:t>output</w:t>
+      </w:r>
+      <w:r>
+        <w:rPr>
+          <w:b w:val="0"/>
+        </w:rPr>
+        <w:t>s and data roles. Missing evaluations can bias results; neither completion rate nor pass rate should hide the other.</w:t>
+      </w:r>
+    </w:p>
+    <w:p>
+      <w:pPr>
+        <w:spacing w:line="336" w:lineRule="auto" w:after="180"/>
+        <w:shd w:fill="F1F6FC"/>
+      </w:pPr>
+      <w:r>
+        <w:rPr>
+          <w:b w:val="0"/>
+        </w:rPr>
+        <w:t xml:space="preserve">The new case should test this particular </w:t>
+      </w:r>
+      <w:r>
+        <w:rPr>
+          <w:b/>
+        </w:rPr>
+        <w:t>mechanism</w:t>
+      </w:r>
+      <w:r>
+        <w:rPr>
+          <w:b w:val="0"/>
+        </w:rPr>
+        <w:t xml:space="preserve"> rather than merely restate the original result.</w:t>
+      </w:r>
+    </w:p>
+    <w:p>
+      <w:pPr>
+        <w:pStyle w:val="Heading3"/>
+      </w:pPr>
+      <w:r>
+        <w:t>Independent assessment and fresh retry</w:t>
+      </w:r>
+    </w:p>
+    <w:p>
+      <w:pPr>
+        <w:pStyle w:val="Heading3"/>
+      </w:pPr>
+      <w:r>
+        <w:t>Teacher key · Independent assessment and fresh retry</w:t>
+      </w:r>
+    </w:p>
+    <w:p>
+      <w:pPr>
+        <w:spacing w:line="336" w:lineRule="auto" w:after="180"/>
+        <w:shd w:fill="F1F6FC"/>
+      </w:pPr>
+      <w:r>
+        <w:rPr>
+          <w:b w:val="0"/>
+        </w:rPr>
+        <w:t>W4: 5/6≈83.333% among completed; coverage 6/8=75%. Two unassessed cases remain explicit. Require intermediate reasoning and the stated scope. Fresh retry: Ten planned, eight complete, six pass.</w:t>
+      </w:r>
+    </w:p>
+    <w:p>
+      <w:pPr>
+        <w:spacing w:line="336" w:lineRule="auto" w:after="180"/>
+        <w:shd w:fill="F1F6FC"/>
+      </w:pPr>
+      <w:r>
+        <w:rPr>
+          <w:b w:val="0"/>
+        </w:rPr>
+        <w:t>Expected reasoning: 6/8=75% complete-case pass rate; 8/10=</w:t>
+      </w:r>
+      <w:r>
+        <w:rPr>
+          <w:b/>
+        </w:rPr>
+        <w:t>80%</w:t>
+      </w:r>
+      <w:r>
+        <w:rPr>
+          <w:b w:val="0"/>
+        </w:rPr>
+        <w:t xml:space="preserve"> coverage; two unassessed. If students need support, record it and reassess with another new case rather than awarding independence to a copied answer.</w:t>
+      </w:r>
+    </w:p>
+    <w:p>
+      <w:pPr>
+        <w:pStyle w:val="Heading3"/>
+      </w:pPr>
+      <w:r>
+        <w:t>Assess independent transfer</w:t>
+      </w:r>
+    </w:p>
+    <w:p>
+      <w:pPr>
+        <w:pStyle w:val="Heading3"/>
+      </w:pPr>
+      <w:r>
+        <w:t>Independent question · withhold the key</w:t>
+      </w:r>
+    </w:p>
+    <w:p>
+      <w:pPr>
+        <w:spacing w:line="336" w:lineRule="auto" w:after="180"/>
+        <w:shd w:fill="F5F1FB"/>
+      </w:pPr>
+      <w:r>
+        <w:rPr>
+          <w:b w:val="0"/>
+        </w:rPr>
+        <w:t>Selected case: Eight planned cases, six complete, five pass, one fail. Give observed pass rate and coverage.</w:t>
+      </w:r>
+    </w:p>
+    <w:p>
+      <w:pPr>
+        <w:pStyle w:val="Heading3"/>
+      </w:pPr>
+      <w:r>
+        <w:t>Selected case answer</w:t>
+      </w:r>
+    </w:p>
+    <w:p>
+      <w:pPr>
+        <w:pStyle w:val="Heading3"/>
+      </w:pPr>
+      <w:r>
+        <w:t>Teacher key · Selected case answer</w:t>
+      </w:r>
+    </w:p>
+    <w:p>
+      <w:pPr>
+        <w:spacing w:line="336" w:lineRule="auto" w:after="180"/>
+        <w:shd w:fill="F1F6FC"/>
+      </w:pPr>
+      <w:r>
+        <w:rPr>
+          <w:b w:val="0"/>
+        </w:rPr>
         <w:t>Teacher explanation: 5/6≈83.333% among completed; coverage 6/8=75%. Two unassessed cases remain explicit.</w:t>
       </w:r>
     </w:p>
@@ -1737,67 +3400,281 @@
       </w:tr>
     </w:tbl>
     <w:p>
-      <w:r>
-        <w:t>Record each dimension as not yet, with support, or independent. Accept a valid alternative procedure with a defensible trace. Do not penalise an honestly recorded model failure if the learner correctly explains its evidence and limits.</w:t>
+      <w:pPr>
+        <w:pStyle w:val="Heading3"/>
+      </w:pPr>
+      <w:r>
+        <w:t>Teacher key · Selected case answer</w:t>
       </w:r>
     </w:p>
     <w:p>
       <w:pPr>
-        <w:pStyle w:val="Heading3"/>
-      </w:pPr>
-      <w:r>
-        <w:t>Feedback that the learner uses</w:t>
+        <w:spacing w:line="336" w:lineRule="auto" w:after="180"/>
+        <w:shd w:fill="F1F6FC"/>
+      </w:pPr>
+      <w:r>
+        <w:rPr>
+          <w:b w:val="0"/>
+        </w:rPr>
+        <w:t>Record each dimension as not yet, with support, or independent. Accept a valid alternative procedure with a defensible trace.</w:t>
       </w:r>
     </w:p>
     <w:p>
-      <w:r>
-        <w:t>Name the earliest unsupported step and give one action to repair it. Have the learner make that repair now and explain why. Then assess the relevant skill on a fresh, fully specified case. Confirm it was not previously practised with feedback; solve and check the new case before assigning it. A follow-up design prompt is a starting brief, not automatically an equivalent test.</w:t>
+      <w:pPr>
+        <w:spacing w:line="336" w:lineRule="auto" w:after="180"/>
+        <w:shd w:fill="F1F6FC"/>
+      </w:pPr>
+      <w:r>
+        <w:rPr>
+          <w:b w:val="0"/>
+        </w:rPr>
+        <w:t xml:space="preserve">Do not penalise an honestly recorded model failure if the learner correctly explains its </w:t>
+      </w:r>
+      <w:r>
+        <w:rPr>
+          <w:b/>
+        </w:rPr>
+        <w:t>evidence</w:t>
+      </w:r>
+      <w:r>
+        <w:rPr>
+          <w:b w:val="0"/>
+        </w:rPr>
+        <w:t xml:space="preserve"> and limits.</w:t>
       </w:r>
     </w:p>
     <w:p>
       <w:pPr>
-        <w:pStyle w:val="Heading1"/>
-      </w:pPr>
-      <w:r>
-        <w:t>06. Connect the project, support and next lesson</w:t>
+        <w:pStyle w:val="Heading3"/>
+      </w:pPr>
+      <w:r>
+        <w:t>Feedback that the learner uses</w:t>
       </w:r>
     </w:p>
     <w:p>
-      <w:r>
-        <w:t>Add a labelled evaluation pipelines evidence sheet to Grounded Learning Service. Show how you can explain the mechanism and terminology of evaluation pipelines. Use the supplied fictional case and keep its inputs, intermediate steps, calculation or prediction, and limitation. Connect this record to last week’s record; a matching answer without a trace is insufficient.</w:t>
+      <w:pPr>
+        <w:spacing w:line="336" w:lineRule="auto" w:after="180"/>
+      </w:pPr>
+      <w:r>
+        <w:rPr>
+          <w:b w:val="0"/>
+        </w:rPr>
+        <w:t>Name the earliest unsupported step and give one action to repair it. Have the learner make that repair now and explain why. Then assess the relevant skill on a fresh, fully specified case.</w:t>
       </w:r>
     </w:p>
     <w:p>
-      <w:r>
-        <w:t>Provide an input/procedure/result/limit frame and a calculator when needed. Ask students to identify the first step before completing the whole trace. Extension: compare two concrete variants of this mechanism while holding unrelated conditions fixed; report both successful and unsuccessful outcomes.</w:t>
+      <w:pPr>
+        <w:spacing w:line="336" w:lineRule="auto" w:after="180"/>
+      </w:pPr>
+      <w:r>
+        <w:rPr>
+          <w:b w:val="0"/>
+        </w:rPr>
+        <w:t>Confirm it was not previously practised with feedback; solve and check the new case before assigning it. A follow-up design prompt is a starting brief, not automatically an equivalent test.</w:t>
       </w:r>
     </w:p>
     <w:p>
-      <w:r>
-        <w:t>Next connection: Failure budgets and service objectives. Preserve the current case record and retrieve its evidence boundary before moving on.</w:t>
+      <w:pPr>
+        <w:pStyle w:val="Heading1"/>
+      </w:pPr>
+      <w:r>
+        <w:t>06. Connect the project, support and next lesson</w:t>
       </w:r>
     </w:p>
     <w:p>
       <w:r>
-        <w:t>Retain the project ledger and assess a changed case after support. Check the relevant prerequisite before carrying this component forward.</w:t>
+        <w:t>Connect Evaluation pipelines to Grounded Learning Service, adapt support and plan a later changed-case check.</w:t>
       </w:r>
     </w:p>
     <w:p>
       <w:pPr>
-        <w:pStyle w:val="Heading3"/>
-      </w:pPr>
-      <w:r>
-        <w:t>Plan the delayed return</w:t>
+        <w:spacing w:line="336" w:lineRule="auto" w:after="180"/>
+      </w:pPr>
+      <w:r>
+        <w:rPr>
+          <w:b w:val="0"/>
+        </w:rPr>
+        <w:t xml:space="preserve">Add a labelled evaluation pipelines </w:t>
+      </w:r>
+      <w:r>
+        <w:rPr>
+          <w:b/>
+        </w:rPr>
+        <w:t>evidence</w:t>
+      </w:r>
+      <w:r>
+        <w:rPr>
+          <w:b w:val="0"/>
+        </w:rPr>
+        <w:t xml:space="preserve"> sheet to Grounded Learning Service. Show how you can explain the </w:t>
+      </w:r>
+      <w:r>
+        <w:rPr>
+          <w:b/>
+        </w:rPr>
+        <w:t>mechanism</w:t>
+      </w:r>
+      <w:r>
+        <w:rPr>
+          <w:b w:val="0"/>
+        </w:rPr>
+        <w:t xml:space="preserve"> and terminology of evaluation pipelines.</w:t>
       </w:r>
     </w:p>
     <w:p>
-      <w:r>
-        <w:t>Suggested return points in this level: ai-6/11, ai-6/13, ai-6/16. Use actual classroom dates, adjusting for holidays and gaps. One, three and six teaching weeks are scheduling choices, not a claimed optimal spacing.</w:t>
+      <w:pPr>
+        <w:spacing w:line="336" w:lineRule="auto" w:after="180"/>
+      </w:pPr>
+      <w:r>
+        <w:rPr>
+          <w:b w:val="0"/>
+        </w:rPr>
+        <w:t xml:space="preserve">Use the supplied fictional case and keep its </w:t>
+      </w:r>
+      <w:r>
+        <w:rPr>
+          <w:b/>
+        </w:rPr>
+        <w:t>input</w:t>
+      </w:r>
+      <w:r>
+        <w:rPr>
+          <w:b w:val="0"/>
+        </w:rPr>
+        <w:t xml:space="preserve">s, intermediate steps, calculation or </w:t>
+      </w:r>
+      <w:r>
+        <w:rPr>
+          <w:b/>
+        </w:rPr>
+        <w:t>prediction</w:t>
+      </w:r>
+      <w:r>
+        <w:rPr>
+          <w:b w:val="0"/>
+        </w:rPr>
+        <w:t>, and limitation. Connect this record to last week’s record; a matching answer without a trace is insufficient.</w:t>
       </w:r>
     </w:p>
     <w:p>
-      <w:r>
-        <w:t>At a delayed check, ask for the idea from memory and a changed application. Compare with the earlier independent response and record support used. For a new level, revisit the previous capstone before checking the new prerequisites.</w:t>
+      <w:pPr>
+        <w:spacing w:line="336" w:lineRule="auto" w:after="180"/>
+      </w:pPr>
+      <w:r>
+        <w:rPr>
+          <w:b w:val="0"/>
+        </w:rPr>
+        <w:t xml:space="preserve">Provide an </w:t>
+      </w:r>
+      <w:r>
+        <w:rPr>
+          <w:b/>
+        </w:rPr>
+        <w:t>input</w:t>
+      </w:r>
+      <w:r>
+        <w:rPr>
+          <w:b w:val="0"/>
+        </w:rPr>
+        <w:t>/procedure/result/limit frame and a calculator when needed. Ask students to identify the first step before completing the whole trace.</w:t>
+      </w:r>
+    </w:p>
+    <w:p>
+      <w:pPr>
+        <w:spacing w:line="336" w:lineRule="auto" w:after="180"/>
+      </w:pPr>
+      <w:r>
+        <w:rPr>
+          <w:b w:val="0"/>
+        </w:rPr>
+        <w:t xml:space="preserve">Extension: compare two concrete variants of this </w:t>
+      </w:r>
+      <w:r>
+        <w:rPr>
+          <w:b/>
+        </w:rPr>
+        <w:t>mechanism</w:t>
+      </w:r>
+      <w:r>
+        <w:rPr>
+          <w:b w:val="0"/>
+        </w:rPr>
+        <w:t xml:space="preserve"> while holding unrelated conditions fixed; report both successful and unsuccessful outcomes.</w:t>
+      </w:r>
+    </w:p>
+    <w:p>
+      <w:pPr>
+        <w:spacing w:line="336" w:lineRule="auto" w:after="180"/>
+      </w:pPr>
+      <w:r>
+        <w:rPr>
+          <w:b w:val="0"/>
+        </w:rPr>
+        <w:t xml:space="preserve">Next connection: Failure budgets and service objectives. Preserve the current case record and retrieve its </w:t>
+      </w:r>
+      <w:r>
+        <w:rPr>
+          <w:b/>
+        </w:rPr>
+        <w:t>evidence</w:t>
+      </w:r>
+      <w:r>
+        <w:rPr>
+          <w:b w:val="0"/>
+        </w:rPr>
+        <w:t xml:space="preserve"> boundary before moving on.</w:t>
+      </w:r>
+    </w:p>
+    <w:p>
+      <w:pPr>
+        <w:spacing w:line="336" w:lineRule="auto" w:after="180"/>
+      </w:pPr>
+      <w:r>
+        <w:rPr>
+          <w:b w:val="0"/>
+        </w:rPr>
+        <w:t>Retain the project ledger and assess a changed case after support. Check the relevant prerequisite before carrying this component forward.</w:t>
+      </w:r>
+    </w:p>
+    <w:p>
+      <w:pPr>
+        <w:pStyle w:val="Heading3"/>
+      </w:pPr>
+      <w:r>
+        <w:t>Plan the delayed return</w:t>
+      </w:r>
+    </w:p>
+    <w:p>
+      <w:pPr>
+        <w:spacing w:line="336" w:lineRule="auto" w:after="180"/>
+      </w:pPr>
+      <w:r>
+        <w:rPr>
+          <w:b w:val="0"/>
+        </w:rPr>
+        <w:t>Suggested return points in this level: ai-6/11, ai-6/13, ai-6/16. Use actual classroom dates, adjusting for holidays and gaps. One, three and six teaching weeks are scheduling choices, not a claimed optimal spacing.</w:t>
+      </w:r>
+    </w:p>
+    <w:p>
+      <w:pPr>
+        <w:spacing w:line="336" w:lineRule="auto" w:after="180"/>
+      </w:pPr>
+      <w:r>
+        <w:rPr>
+          <w:b w:val="0"/>
+        </w:rPr>
+        <w:t>At a delayed check, ask for the idea from memory and a changed application. Compare with the earlier independent response and record support used.</w:t>
+      </w:r>
+    </w:p>
+    <w:p>
+      <w:pPr>
+        <w:spacing w:line="336" w:lineRule="auto" w:after="180"/>
+      </w:pPr>
+      <w:r>
+        <w:rPr>
+          <w:b w:val="0"/>
+        </w:rPr>
+        <w:t>For a new level, revisit the previous capstone before checking the new prerequisites.</w:t>
       </w:r>
     </w:p>
     <w:tbl>
@@ -1957,8 +3834,26 @@
       </w:tr>
     </w:tbl>
     <w:p>
-      <w:r>
-        <w:t>Use the evidence to choose reteaching or the next step. A completed page, confidence rating or attractive project does not by itself demonstrate understanding.</w:t>
+      <w:pPr>
+        <w:spacing w:line="336" w:lineRule="auto" w:after="180"/>
+      </w:pPr>
+      <w:r>
+        <w:rPr>
+          <w:b w:val="0"/>
+        </w:rPr>
+        <w:t xml:space="preserve">Use the </w:t>
+      </w:r>
+      <w:r>
+        <w:rPr>
+          <w:b/>
+        </w:rPr>
+        <w:t>evidence</w:t>
+      </w:r>
+      <w:r>
+        <w:rPr>
+          <w:b w:val="0"/>
+        </w:rPr>
+        <w:t xml:space="preserve"> to choose reteaching or the next step. A completed page, confidence rating or attractive project does not by itself demonstrate understanding.</w:t>
       </w:r>
     </w:p>
     <w:p>
@@ -1970,8 +3865,26 @@
       </w:r>
     </w:p>
     <w:p>
-      <w:r>
-        <w:t>For the Grounded Learning Service, retain an annotated trace and the changed-case result. Name the contract or evidence that makes the deciding step valid, so another team can review it.</w:t>
+      <w:pPr>
+        <w:spacing w:line="336" w:lineRule="auto" w:after="180"/>
+      </w:pPr>
+      <w:r>
+        <w:rPr>
+          <w:b w:val="0"/>
+        </w:rPr>
+        <w:t xml:space="preserve">For the Grounded Learning Service, retain an annotated trace and the changed-case result. Name the contract or </w:t>
+      </w:r>
+      <w:r>
+        <w:rPr>
+          <w:b/>
+        </w:rPr>
+        <w:t>evidence</w:t>
+      </w:r>
+      <w:r>
+        <w:rPr>
+          <w:b w:val="0"/>
+        </w:rPr>
+        <w:t xml:space="preserve"> that makes the deciding step valid, so another team can review it.</w:t>
       </w:r>
     </w:p>
     <w:p>
@@ -1984,12 +3897,62 @@
     </w:p>
     <w:p>
       <w:r>
-        <w:t>Teaching target: Explain the mechanism and terminology of evaluation pipelines</w:t>
+        <w:t>Use this preparation summary alongside the detailed Evaluation pipelines lesson; it is a checklist rather than a replacement for the full sequence.</w:t>
       </w:r>
     </w:p>
     <w:p>
-      <w:r>
-        <w:t>Prepare the labelled worked-case picture, the matching workbook, fictional input cards and a place for individual responses. Check a local Python 3 environment before class; have a paper-trace version ready.</w:t>
+      <w:pPr>
+        <w:pStyle w:val="Heading3"/>
+      </w:pPr>
+      <w:r>
+        <w:t>Teaching target</w:t>
+      </w:r>
+    </w:p>
+    <w:p>
+      <w:pPr>
+        <w:spacing w:line="336" w:lineRule="auto" w:after="180"/>
+        <w:shd w:fill="EDF7F3"/>
+      </w:pPr>
+      <w:r>
+        <w:rPr>
+          <w:b w:val="0"/>
+        </w:rPr>
+        <w:t xml:space="preserve">Teaching target: Explain the </w:t>
+      </w:r>
+      <w:r>
+        <w:rPr>
+          <w:b/>
+        </w:rPr>
+        <w:t>mechanism</w:t>
+      </w:r>
+      <w:r>
+        <w:rPr>
+          <w:b w:val="0"/>
+        </w:rPr>
+        <w:t xml:space="preserve"> and terminology of evaluation pipelines</w:t>
+      </w:r>
+    </w:p>
+    <w:p>
+      <w:pPr>
+        <w:spacing w:line="336" w:lineRule="auto" w:after="180"/>
+      </w:pPr>
+      <w:r>
+        <w:rPr>
+          <w:b w:val="0"/>
+        </w:rPr>
+        <w:t xml:space="preserve">Prepare the labelled worked-case picture, the matching workbook, fictional </w:t>
+      </w:r>
+      <w:r>
+        <w:rPr>
+          <w:b/>
+        </w:rPr>
+        <w:t>input</w:t>
+      </w:r>
+      <w:r>
+        <w:rPr>
+          <w:b w:val="0"/>
+        </w:rPr>
+        <w:t xml:space="preserve"> cards and a place for individual responses. Check a local Python 3 environment before class; have a paper-trace version ready.</w:t>
       </w:r>
     </w:p>
     <w:tbl>
@@ -2136,37 +4099,183 @@
       </w:tr>
     </w:tbl>
     <w:p>
-      <w:r>
+      <w:pPr>
+        <w:spacing w:line="336" w:lineRule="auto" w:after="180"/>
+      </w:pPr>
+      <w:r>
+        <w:rPr>
+          <w:b w:val="0"/>
+        </w:rPr>
         <w:t>Before class, solve the supported practice: Six cases are planned; five run, four pass and one fails. One is skipped. Show the intermediate steps and give the conclusion with its scope.</w:t>
       </w:r>
     </w:p>
     <w:p>
-      <w:r>
-        <w:t>Reasoned practice answer: Teacher explanation: Completed-case rate 4/5=80%; coverage 5/6. Do not report 4/6 as completed accuracy without declaring that separate policy; skipped remains unassessed.</w:t>
+      <w:pPr>
+        <w:pStyle w:val="Heading3"/>
+      </w:pPr>
+      <w:r>
+        <w:t>Supported practice answer</w:t>
       </w:r>
     </w:p>
     <w:p>
-      <w:r>
-        <w:t>Check every learner before discussion: Use the worked case for Evaluation pipelines. Proposed explanation: “The worked result establishes every future case”. Decide whether this explanation is supported. Point to the step or supplied fact that decides; explain your repair if needed.</w:t>
+      <w:pPr>
+        <w:spacing w:line="336" w:lineRule="auto" w:after="180"/>
+        <w:shd w:fill="F1F6FC"/>
+      </w:pPr>
+      <w:r>
+        <w:rPr>
+          <w:b w:val="0"/>
+        </w:rPr>
+        <w:t>Reasoned practice answer: Teacher explanation: Completed-case rate 4/5=</w:t>
+      </w:r>
+      <w:r>
+        <w:rPr>
+          <w:b/>
+        </w:rPr>
+        <w:t>80%</w:t>
+      </w:r>
+      <w:r>
+        <w:rPr>
+          <w:b w:val="0"/>
+        </w:rPr>
+        <w:t>; coverage 5/6. Do not report 4/6 as completed accuracy without declaring that separate policy; skipped remains unassessed.</w:t>
       </w:r>
     </w:p>
     <w:p>
-      <w:r>
-        <w:t>Misconception repair: Missing evaluations can bias results; neither completion rate nor pass rate should hide the other.</w:t>
+      <w:pPr>
+        <w:spacing w:line="336" w:lineRule="auto" w:after="180"/>
+      </w:pPr>
+      <w:r>
+        <w:rPr>
+          <w:b w:val="0"/>
+        </w:rPr>
+        <w:t>Check every learner before discussion: Use the worked case for Evaluation pipelines. Proposed explanation: “The worked result establishes every future case”. Decide whether this explanation is supported.</w:t>
       </w:r>
     </w:p>
     <w:p>
-      <w:r>
-        <w:t>Support: read the exact case aloud, enlarge the labelled picture, supply input cards and model only the first deciding step. Accept a spoken explanation or drawing; retain the reasoning goal.</w:t>
+      <w:pPr>
+        <w:spacing w:line="336" w:lineRule="auto" w:after="180"/>
+      </w:pPr>
+      <w:r>
+        <w:rPr>
+          <w:b w:val="0"/>
+        </w:rPr>
+        <w:t>Point to the step or supplied fact that decides; explain your repair if needed.</w:t>
       </w:r>
     </w:p>
     <w:p>
-      <w:r>
-        <w:t>Extension: Remove the shared failed third case after scoring. Require a prediction and a reason before comparing. Expected result: Rates become 3/3 and 2/3, but this selectively edited evaluation is misleading. Reason: The population changed after seeing failures, concealing a weakness.</w:t>
+      <w:pPr>
+        <w:pStyle w:val="Heading3"/>
+      </w:pPr>
+      <w:r>
+        <w:t>Repair the misconception</w:t>
       </w:r>
     </w:p>
     <w:p>
-      <w:r>
+      <w:pPr>
+        <w:spacing w:line="336" w:lineRule="auto" w:after="180"/>
+        <w:shd w:fill="FFF5E6"/>
+      </w:pPr>
+      <w:r>
+        <w:rPr>
+          <w:b w:val="0"/>
+        </w:rPr>
+        <w:t>Misconception repair: Missing evaluations can bias results; neither completion rate nor pass rate should hide the other.</w:t>
+      </w:r>
+    </w:p>
+    <w:p>
+      <w:pPr>
+        <w:pStyle w:val="Heading3"/>
+      </w:pPr>
+      <w:r>
+        <w:t>Support without giving away the answer</w:t>
+      </w:r>
+    </w:p>
+    <w:p>
+      <w:pPr>
+        <w:spacing w:line="336" w:lineRule="auto" w:after="180"/>
+        <w:shd w:fill="F1F6F8"/>
+      </w:pPr>
+      <w:r>
+        <w:rPr>
+          <w:b w:val="0"/>
+        </w:rPr>
+        <w:t xml:space="preserve">Support: read the exact case aloud, enlarge the labelled picture, supply </w:t>
+      </w:r>
+      <w:r>
+        <w:rPr>
+          <w:b/>
+        </w:rPr>
+        <w:t>input</w:t>
+      </w:r>
+      <w:r>
+        <w:rPr>
+          <w:b w:val="0"/>
+        </w:rPr>
+        <w:t xml:space="preserve"> cards and model only the first deciding step. Accept a spoken explanation or drawing; retain the reasoning goal.</w:t>
+      </w:r>
+    </w:p>
+    <w:p>
+      <w:pPr>
+        <w:pStyle w:val="Heading3"/>
+      </w:pPr>
+      <w:r>
+        <w:t>Extend the reasoning</w:t>
+      </w:r>
+    </w:p>
+    <w:p>
+      <w:pPr>
+        <w:spacing w:line="336" w:lineRule="auto" w:after="180"/>
+        <w:shd w:fill="F5F1FB"/>
+      </w:pPr>
+      <w:r>
+        <w:rPr>
+          <w:b w:val="0"/>
+        </w:rPr>
+        <w:t xml:space="preserve">Extension: Remove the shared failed third case after scoring. Require a </w:t>
+      </w:r>
+      <w:r>
+        <w:rPr>
+          <w:b/>
+        </w:rPr>
+        <w:t>prediction</w:t>
+      </w:r>
+      <w:r>
+        <w:rPr>
+          <w:b w:val="0"/>
+        </w:rPr>
+        <w:t xml:space="preserve"> and a reason before comparing. Expected result: Rates become 3/3 and 2/3, but this selectively edited evaluation is misleading.</w:t>
+      </w:r>
+    </w:p>
+    <w:p>
+      <w:pPr>
+        <w:spacing w:line="336" w:lineRule="auto" w:after="180"/>
+        <w:shd w:fill="F5F1FB"/>
+      </w:pPr>
+      <w:r>
+        <w:rPr>
+          <w:b w:val="0"/>
+        </w:rPr>
+        <w:t>Reason: The population changed after seeing failures, concealing a weakness.</w:t>
+      </w:r>
+    </w:p>
+    <w:p>
+      <w:pPr>
+        <w:pStyle w:val="Heading3"/>
+      </w:pPr>
+      <w:r>
+        <w:t>Protect the independent attempt</w:t>
+      </w:r>
+    </w:p>
+    <w:p>
+      <w:pPr>
+        <w:spacing w:line="336" w:lineRule="auto" w:after="180"/>
+        <w:shd w:fill="FFF5E6"/>
+      </w:pPr>
+      <w:r>
+        <w:rPr>
+          <w:b w:val="0"/>
+        </w:rPr>
         <w:t>Independent assessment: withhold the reserved answer until the learner has attempted the new case. Record support separately from correctness.</w:t>
       </w:r>
     </w:p>
@@ -2355,46 +4464,933 @@
       </w:tr>
     </w:tbl>
     <w:p>
-      <w:r>
-        <w:t>Project checkpoint: Make a transparent first version. Keep a trace of how one input becomes an output; explain the rule or learned component.</w:t>
+      <w:pPr>
+        <w:pStyle w:val="Heading3"/>
+      </w:pPr>
+      <w:r>
+        <w:t>Project checkpoint</w:t>
       </w:r>
     </w:p>
     <w:p>
-      <w:r>
-        <w:t>Use the weekly teacher answer for topic-specific reasoning. A saved progress tick is an activity record; judge mastery from the learner’s explanation and evidence.</w:t>
+      <w:pPr>
+        <w:spacing w:line="336" w:lineRule="auto" w:after="180"/>
+        <w:shd w:fill="EDF7F3"/>
+      </w:pPr>
+      <w:r>
+        <w:rPr>
+          <w:b w:val="0"/>
+        </w:rPr>
+        <w:t xml:space="preserve">Project checkpoint: Make a transparent first version. Keep a trace of how one </w:t>
+      </w:r>
+      <w:r>
+        <w:rPr>
+          <w:b/>
+        </w:rPr>
+        <w:t>input</w:t>
+      </w:r>
+      <w:r>
+        <w:rPr>
+          <w:b w:val="0"/>
+        </w:rPr>
+        <w:t xml:space="preserve"> becomes an </w:t>
+      </w:r>
+      <w:r>
+        <w:rPr>
+          <w:b/>
+        </w:rPr>
+        <w:t>output</w:t>
+      </w:r>
+      <w:r>
+        <w:rPr>
+          <w:b w:val="0"/>
+        </w:rPr>
+        <w:t>; explain the rule or learned component.</w:t>
       </w:r>
     </w:p>
     <w:p>
       <w:pPr>
-        <w:pStyle w:val="Heading1"/>
-      </w:pPr>
-      <w:r>
-        <w:t>08. Use feedback, labs and repair paths</w:t>
+        <w:spacing w:line="336" w:lineRule="auto" w:after="180"/>
+      </w:pPr>
+      <w:r>
+        <w:rPr>
+          <w:b w:val="0"/>
+        </w:rPr>
+        <w:t xml:space="preserve">Use the weekly teacher answer for topic-specific reasoning. A saved progress tick is an activity record; judge mastery from the learner’s explanation and </w:t>
+      </w:r>
+      <w:r>
+        <w:rPr>
+          <w:b/>
+        </w:rPr>
+        <w:t>evidence</w:t>
+      </w:r>
+      <w:r>
+        <w:rPr>
+          <w:b w:val="0"/>
+        </w:rPr>
+        <w:t>.</w:t>
       </w:r>
     </w:p>
     <w:p>
-      <w:r>
-        <w:t>Use the two formative questions as supported practice, not as independent mastery scores. Discuss the deciding evidence rather than accepting a guessed selection.</w:t>
+      <w:pPr>
+        <w:pStyle w:val="Heading1"/>
+      </w:pPr>
+      <w:r>
+        <w:t>08. Use feedback, labs and repair paths</w:t>
       </w:r>
     </w:p>
     <w:p>
       <w:r>
-        <w:t>The feedback comes from the reviewed public worked case. Do not reveal the separately reserved independent teacher answer until the learner has attempted that case.</w:t>
+        <w:t>Use feedback, earlier review and portfolios purposefully. Apply the coding routine only when this lesson has an executable lab.</w:t>
       </w:r>
     </w:p>
     <w:p>
-      <w:r>
-        <w:t>Ask students to predict before running code. Preserve errors and actual outputs; collect a changed test and an explanation. The branch-boundary and indexing lessons deliberately include failure cases.</w:t>
+      <w:pPr>
+        <w:spacing w:line="336" w:lineRule="auto" w:after="180"/>
+      </w:pPr>
+      <w:r>
+        <w:rPr>
+          <w:b w:val="0"/>
+        </w:rPr>
+        <w:t xml:space="preserve">Use the two formative questions as supported practice, not as independent mastery scores. Discuss the deciding </w:t>
+      </w:r>
+      <w:r>
+        <w:rPr>
+          <w:b/>
+        </w:rPr>
+        <w:t>evidence</w:t>
+      </w:r>
+      <w:r>
+        <w:rPr>
+          <w:b w:val="0"/>
+        </w:rPr>
+        <w:t xml:space="preserve"> rather than accepting a guessed selection.</w:t>
       </w:r>
     </w:p>
     <w:p>
-      <w:r>
-        <w:t>Use the earlier worked-explanation links to address a specific missing building block, then return to the current question. Adapt this suggestion after observing the learner; it is not an automatic diagnosis.</w:t>
+      <w:pPr>
+        <w:spacing w:line="336" w:lineRule="auto" w:after="180"/>
+      </w:pPr>
+      <w:r>
+        <w:rPr>
+          <w:b w:val="0"/>
+        </w:rPr>
+        <w:t>The feedback comes from the reviewed public worked case. Do not reveal the separately reserved independent teacher answer until the learner has attempted that case.</w:t>
       </w:r>
     </w:p>
     <w:p>
-      <w:r>
-        <w:t>Collect the completed-work portfolio as evidence. Record support separately from correctness, and assess explanation, trace/test and limitations. Progress ticks and quiz selections alone do not establish mastery.</w:t>
+      <w:pPr>
+        <w:pStyle w:val="Heading3"/>
+      </w:pPr>
+      <w:r>
+        <w:t>For later coding lessons</w:t>
+      </w:r>
+    </w:p>
+    <w:p>
+      <w:r>
+        <w:t>This week has no code block. Use this routine when a later lesson includes an executable lab.</w:t>
+      </w:r>
+    </w:p>
+    <w:p>
+      <w:pPr>
+        <w:spacing w:line="336" w:lineRule="auto" w:after="180"/>
+        <w:shd w:fill="F1F6F8"/>
+      </w:pPr>
+      <w:r>
+        <w:rPr>
+          <w:b w:val="0"/>
+        </w:rPr>
+        <w:t xml:space="preserve">Ask students to predict before running code. Preserve errors and actual </w:t>
+      </w:r>
+      <w:r>
+        <w:rPr>
+          <w:b/>
+        </w:rPr>
+        <w:t>output</w:t>
+      </w:r>
+      <w:r>
+        <w:rPr>
+          <w:b w:val="0"/>
+        </w:rPr>
+        <w:t>s; collect a changed test and an explanation. The branch-boundary and indexing lessons deliberately include failure cases.</w:t>
+      </w:r>
+    </w:p>
+    <w:p>
+      <w:pPr>
+        <w:spacing w:line="336" w:lineRule="auto" w:after="180"/>
+      </w:pPr>
+      <w:r>
+        <w:rPr>
+          <w:b w:val="0"/>
+        </w:rPr>
+        <w:t>Use the earlier worked-explanation links to address a specific missing building block, then return to the current question. Adapt this suggestion after observing the learner; it is not an automatic diagnosis.</w:t>
+      </w:r>
+    </w:p>
+    <w:p>
+      <w:pPr>
+        <w:spacing w:line="336" w:lineRule="auto" w:after="180"/>
+      </w:pPr>
+      <w:r>
+        <w:rPr>
+          <w:b w:val="0"/>
+        </w:rPr>
+        <w:t xml:space="preserve">Collect the completed-work portfolio as </w:t>
+      </w:r>
+      <w:r>
+        <w:rPr>
+          <w:b/>
+        </w:rPr>
+        <w:t>evidence</w:t>
+      </w:r>
+      <w:r>
+        <w:rPr>
+          <w:b w:val="0"/>
+        </w:rPr>
+        <w:t>. Record support separately from correctness, and assess explanation, trace/test and limitations. Progress ticks and quiz selections alone do not establish mastery.</w:t>
+      </w:r>
+    </w:p>
+    <w:p>
+      <w:pPr>
+        <w:pStyle w:val="Heading1"/>
+      </w:pPr>
+      <w:r>
+        <w:t>09. Visual concept journey</w:t>
+      </w:r>
+    </w:p>
+    <w:p>
+      <w:r>
+        <w:t>Show one Evaluation pipelines graphic at a time, request a prediction and discuss its trace before the independent assessment.</w:t>
+      </w:r>
+    </w:p>
+    <w:p>
+      <w:pPr>
+        <w:spacing w:line="336" w:lineRule="auto" w:after="180"/>
+      </w:pPr>
+      <w:r>
+        <w:rPr>
+          <w:b w:val="0"/>
+        </w:rPr>
+        <w:t xml:space="preserve">Use one picture at a time. Hide a worked result before asking for a </w:t>
+      </w:r>
+      <w:r>
+        <w:rPr>
+          <w:b/>
+        </w:rPr>
+        <w:t>prediction</w:t>
+      </w:r>
+      <w:r>
+        <w:rPr>
+          <w:b w:val="0"/>
+        </w:rPr>
+        <w:t>, then reveal it for feedback. These are supported teaching cases; retain the separate independent assessment for a fresh first attempt.</w:t>
+      </w:r>
+    </w:p>
+    <w:p>
+      <w:pPr>
+        <w:pStyle w:val="Heading3"/>
+      </w:pPr>
+      <w:r>
+        <w:t>01. Evaluation pipelines: the case</w:t>
+      </w:r>
+    </w:p>
+    <w:p>
+      <w:r>
+        <w:drawing>
+          <wp:inline xmlns:a="http://schemas.openxmlformats.org/drawingml/2006/main" xmlns:pic="http://schemas.openxmlformats.org/drawingml/2006/picture">
+            <wp:extent cx="5486400" cy="2834640"/>
+            <wp:docPr id="3" name="Picture 3" descr="Four cases through a scoring pipeline. Two fixed versions answer the same four questions with frozen correct-or-incorrect labels. Supplied facts: A scores [1,1,0,1]; B scores [1,0,0,1]. Each 1 means agreement with the reference answer."/>
+            <wp:cNvGraphicFramePr>
+              <a:graphicFrameLocks noChangeAspect="1"/>
+            </wp:cNvGraphicFramePr>
+            <a:graphic>
+              <a:graphicData uri="http://schemas.openxmlformats.org/drawingml/2006/picture">
+                <pic:pic>
+                  <pic:nvPicPr>
+                    <pic:cNvPr id="0" name="academy-story-ai-6-10-01.png"/>
+                    <pic:cNvPicPr/>
+                  </pic:nvPicPr>
+                  <pic:blipFill>
+                    <a:blip r:embed="rId11"/>
+                    <a:stretch>
+                      <a:fillRect/>
+                    </a:stretch>
+                  </pic:blipFill>
+                  <pic:spPr>
+                    <a:xfrm>
+                      <a:off x="0" y="0"/>
+                      <a:ext cx="5486400" cy="2834640"/>
+                    </a:xfrm>
+                    <a:prstGeom prst="rect"/>
+                  </pic:spPr>
+                </pic:pic>
+              </a:graphicData>
+            </a:graphic>
+          </wp:inline>
+        </w:drawing>
+      </w:r>
+    </w:p>
+    <w:p>
+      <w:pPr>
+        <w:spacing w:line="336" w:lineRule="auto" w:after="180"/>
+      </w:pPr>
+      <w:r>
+        <w:rPr>
+          <w:b w:val="0"/>
+        </w:rPr>
+        <w:t>Four cases through a scoring pipeline. Two fixed versions answer the same four questions with frozen correct-or-incorrect labels. Supplied facts: A scores [1,1,0,1]; B scores [1,0,0,1].</w:t>
+      </w:r>
+    </w:p>
+    <w:p>
+      <w:pPr>
+        <w:spacing w:line="336" w:lineRule="auto" w:after="180"/>
+      </w:pPr>
+      <w:r>
+        <w:rPr>
+          <w:b w:val="0"/>
+        </w:rPr>
+        <w:t>Each 1 means agreement with the reference answer.</w:t>
+      </w:r>
+    </w:p>
+    <w:p>
+      <w:pPr>
+        <w:spacing w:line="336" w:lineRule="auto" w:after="180"/>
+        <w:shd w:fill="F5F1FB"/>
+      </w:pPr>
+      <w:r>
+        <w:rPr>
+          <w:b w:val="0"/>
+        </w:rPr>
+        <w:t>Point to the given fact that matters most. Explain why it matters.</w:t>
+      </w:r>
+    </w:p>
+    <w:p>
+      <w:pPr>
+        <w:pStyle w:val="Heading3"/>
+      </w:pPr>
+      <w:r>
+        <w:t>Discuss while showing the picture</w:t>
+      </w:r>
+    </w:p>
+    <w:p>
+      <w:pPr>
+        <w:spacing w:line="336" w:lineRule="auto" w:after="180"/>
+        <w:shd w:fill="F1F6F8"/>
+      </w:pPr>
+      <w:r>
+        <w:rPr>
+          <w:b w:val="0"/>
+        </w:rPr>
+        <w:t>Teacher prompt: Point to the given fact that matters most. Explain why it matters. Ask learners to describe one label or arrow in ordinary words. Use the adjacent transcript if the image is difficult to see.</w:t>
+      </w:r>
+    </w:p>
+    <w:p>
+      <w:pPr>
+        <w:pStyle w:val="Heading3"/>
+      </w:pPr>
+      <w:r>
+        <w:t>02. Follow the deciding steps</w:t>
+      </w:r>
+    </w:p>
+    <w:p>
+      <w:r>
+        <w:drawing>
+          <wp:inline xmlns:a="http://schemas.openxmlformats.org/drawingml/2006/main" xmlns:pic="http://schemas.openxmlformats.org/drawingml/2006/picture">
+            <wp:extent cx="5486400" cy="3182112"/>
+            <wp:docPr id="4" name="Picture 4" descr="Freeze cases: Keep questions and reference labels unchanged for both versions. → Compute rates: A is 3/4=75%; B is 2/4=50%. → Inspect failures: Case two separates the versions; case three fails for both."/>
+            <wp:cNvGraphicFramePr>
+              <a:graphicFrameLocks noChangeAspect="1"/>
+            </wp:cNvGraphicFramePr>
+            <a:graphic>
+              <a:graphicData uri="http://schemas.openxmlformats.org/drawingml/2006/picture">
+                <pic:pic>
+                  <pic:nvPicPr>
+                    <pic:cNvPr id="0" name="academy-story-ai-6-10-02.png"/>
+                    <pic:cNvPicPr/>
+                  </pic:nvPicPr>
+                  <pic:blipFill>
+                    <a:blip r:embed="rId12"/>
+                    <a:stretch>
+                      <a:fillRect/>
+                    </a:stretch>
+                  </pic:blipFill>
+                  <pic:spPr>
+                    <a:xfrm>
+                      <a:off x="0" y="0"/>
+                      <a:ext cx="5486400" cy="3182112"/>
+                    </a:xfrm>
+                    <a:prstGeom prst="rect"/>
+                  </pic:spPr>
+                </pic:pic>
+              </a:graphicData>
+            </a:graphic>
+          </wp:inline>
+        </w:drawing>
+      </w:r>
+    </w:p>
+    <w:p>
+      <w:pPr>
+        <w:spacing w:line="336" w:lineRule="auto" w:after="180"/>
+      </w:pPr>
+      <w:r>
+        <w:rPr>
+          <w:b w:val="0"/>
+        </w:rPr>
+        <w:t>Freeze cases: Keep questions and reference labels unchanged for both versions. → Compute rates: A is 3/4=75%; B is 2/4=50%. → Inspect failures: Case two separates the versions; case three fails for both.</w:t>
+      </w:r>
+    </w:p>
+    <w:p>
+      <w:pPr>
+        <w:spacing w:line="336" w:lineRule="auto" w:after="180"/>
+        <w:shd w:fill="F5F1FB"/>
+      </w:pPr>
+      <w:r>
+        <w:rPr>
+          <w:b w:val="0"/>
+        </w:rPr>
+        <w:t xml:space="preserve">Point to each numbered stage and explain which recorded </w:t>
+      </w:r>
+      <w:r>
+        <w:rPr>
+          <w:b/>
+        </w:rPr>
+        <w:t>input</w:t>
+      </w:r>
+      <w:r>
+        <w:rPr>
+          <w:b w:val="0"/>
+        </w:rPr>
+        <w:t xml:space="preserve"> it uses.</w:t>
+      </w:r>
+    </w:p>
+    <w:p>
+      <w:pPr>
+        <w:pStyle w:val="Heading3"/>
+      </w:pPr>
+      <w:r>
+        <w:t>Discuss while showing the picture</w:t>
+      </w:r>
+    </w:p>
+    <w:p>
+      <w:pPr>
+        <w:spacing w:line="336" w:lineRule="auto" w:after="180"/>
+        <w:shd w:fill="F1F6F8"/>
+      </w:pPr>
+      <w:r>
+        <w:rPr>
+          <w:b w:val="0"/>
+        </w:rPr>
+        <w:t xml:space="preserve">Teacher prompt: Point to each numbered stage and explain which recorded </w:t>
+      </w:r>
+      <w:r>
+        <w:rPr>
+          <w:b/>
+        </w:rPr>
+        <w:t>input</w:t>
+      </w:r>
+      <w:r>
+        <w:rPr>
+          <w:b w:val="0"/>
+        </w:rPr>
+        <w:t xml:space="preserve"> it uses. Ask learners to describe one label or arrow in ordinary words. Use the adjacent transcript if the image is difficult to see.</w:t>
+      </w:r>
+    </w:p>
+    <w:p>
+      <w:pPr>
+        <w:pStyle w:val="Heading3"/>
+      </w:pPr>
+      <w:r>
+        <w:t>03. Correct answers on four shared cases</w:t>
+      </w:r>
+    </w:p>
+    <w:p>
+      <w:r>
+        <w:drawing>
+          <wp:inline xmlns:a="http://schemas.openxmlformats.org/drawingml/2006/main" xmlns:pic="http://schemas.openxmlformats.org/drawingml/2006/picture">
+            <wp:extent cx="5486400" cy="2834640"/>
+            <wp:docPr id="5" name="Picture 5" descr="Correct answers on four shared cases. Units: correct answers out of 4. A: 3. B: 2."/>
+            <wp:cNvGraphicFramePr>
+              <a:graphicFrameLocks noChangeAspect="1"/>
+            </wp:cNvGraphicFramePr>
+            <a:graphic>
+              <a:graphicData uri="http://schemas.openxmlformats.org/drawingml/2006/picture">
+                <pic:pic>
+                  <pic:nvPicPr>
+                    <pic:cNvPr id="0" name="academy-story-ai-6-10-03.png"/>
+                    <pic:cNvPicPr/>
+                  </pic:nvPicPr>
+                  <pic:blipFill>
+                    <a:blip r:embed="rId13"/>
+                    <a:stretch>
+                      <a:fillRect/>
+                    </a:stretch>
+                  </pic:blipFill>
+                  <pic:spPr>
+                    <a:xfrm>
+                      <a:off x="0" y="0"/>
+                      <a:ext cx="5486400" cy="2834640"/>
+                    </a:xfrm>
+                    <a:prstGeom prst="rect"/>
+                  </pic:spPr>
+                </pic:pic>
+              </a:graphicData>
+            </a:graphic>
+          </wp:inline>
+        </w:drawing>
+      </w:r>
+    </w:p>
+    <w:p>
+      <w:pPr>
+        <w:spacing w:line="336" w:lineRule="auto" w:after="180"/>
+      </w:pPr>
+      <w:r>
+        <w:rPr>
+          <w:b w:val="0"/>
+        </w:rPr>
+        <w:t>Correct answers on four shared cases. Units: correct answers out of 4. A: 3. B: 2.</w:t>
+      </w:r>
+    </w:p>
+    <w:p>
+      <w:pPr>
+        <w:spacing w:line="336" w:lineRule="auto" w:after="180"/>
+        <w:shd w:fill="F5F1FB"/>
+      </w:pPr>
+      <w:r>
+        <w:rPr>
+          <w:b w:val="0"/>
+        </w:rPr>
+        <w:t>Read the labels and values. Explain the relationship the model shows.</w:t>
+      </w:r>
+    </w:p>
+    <w:p>
+      <w:pPr>
+        <w:pStyle w:val="Heading3"/>
+      </w:pPr>
+      <w:r>
+        <w:t>Discuss while showing the picture</w:t>
+      </w:r>
+    </w:p>
+    <w:p>
+      <w:pPr>
+        <w:spacing w:line="336" w:lineRule="auto" w:after="180"/>
+        <w:shd w:fill="F1F6F8"/>
+      </w:pPr>
+      <w:r>
+        <w:rPr>
+          <w:b w:val="0"/>
+        </w:rPr>
+        <w:t>Teacher prompt: Read the labels and values. Explain the relationship the model shows. Ask learners to describe one label or arrow in ordinary words. Use the adjacent transcript if the image is difficult to see.</w:t>
+      </w:r>
+    </w:p>
+    <w:p>
+      <w:pPr>
+        <w:spacing w:line="336" w:lineRule="auto" w:after="180"/>
+        <w:shd w:fill="F1F6F8"/>
+      </w:pPr>
+      <w:r>
+        <w:rPr>
+          <w:b w:val="0"/>
+        </w:rPr>
+        <w:t>Check row/column meanings, units and denominators before discussing a difference. Supplied toy values are not real class or model results.</w:t>
+      </w:r>
+    </w:p>
+    <w:p>
+      <w:pPr>
+        <w:pStyle w:val="Heading3"/>
+      </w:pPr>
+      <w:r>
+        <w:t>04. Change one thing. Trace what follows.</w:t>
+      </w:r>
+    </w:p>
+    <w:p>
+      <w:r>
+        <w:drawing>
+          <wp:inline xmlns:a="http://schemas.openxmlformats.org/drawingml/2006/main" xmlns:pic="http://schemas.openxmlformats.org/drawingml/2006/picture">
+            <wp:extent cx="5486400" cy="3026664"/>
+            <wp:docPr id="6" name="Picture 6" descr="Original case: Case two separates the versions; case three fails for both. Changed condition: Remove the shared failed third case after scoring. Expected result: Rates become 3/3 and 2/3, but this selectively edited evaluation is misleading. Reason: The population changed after seeing failures, concealing a weakness."/>
+            <wp:cNvGraphicFramePr>
+              <a:graphicFrameLocks noChangeAspect="1"/>
+            </wp:cNvGraphicFramePr>
+            <a:graphic>
+              <a:graphicData uri="http://schemas.openxmlformats.org/drawingml/2006/picture">
+                <pic:pic>
+                  <pic:nvPicPr>
+                    <pic:cNvPr id="0" name="academy-story-ai-6-10-04.png"/>
+                    <pic:cNvPicPr/>
+                  </pic:nvPicPr>
+                  <pic:blipFill>
+                    <a:blip r:embed="rId14"/>
+                    <a:stretch>
+                      <a:fillRect/>
+                    </a:stretch>
+                  </pic:blipFill>
+                  <pic:spPr>
+                    <a:xfrm>
+                      <a:off x="0" y="0"/>
+                      <a:ext cx="5486400" cy="3026664"/>
+                    </a:xfrm>
+                    <a:prstGeom prst="rect"/>
+                  </pic:spPr>
+                </pic:pic>
+              </a:graphicData>
+            </a:graphic>
+          </wp:inline>
+        </w:drawing>
+      </w:r>
+    </w:p>
+    <w:p>
+      <w:pPr>
+        <w:spacing w:line="336" w:lineRule="auto" w:after="180"/>
+      </w:pPr>
+      <w:r>
+        <w:rPr>
+          <w:b w:val="0"/>
+        </w:rPr>
+        <w:t>Original case: Case two separates the versions; case three fails for both. Changed condition: Remove the shared failed third case after scoring.</w:t>
+      </w:r>
+    </w:p>
+    <w:p>
+      <w:pPr>
+        <w:spacing w:line="336" w:lineRule="auto" w:after="180"/>
+      </w:pPr>
+      <w:r>
+        <w:rPr>
+          <w:b w:val="0"/>
+        </w:rPr>
+        <w:t>Expected result: Rates become 3/3 and 2/3, but this selectively edited evaluation is misleading. Reason: The population changed after seeing failures, concealing a weakness.</w:t>
+      </w:r>
+    </w:p>
+    <w:p>
+      <w:pPr>
+        <w:spacing w:line="336" w:lineRule="auto" w:after="180"/>
+        <w:shd w:fill="F5F1FB"/>
+      </w:pPr>
+      <w:r>
+        <w:rPr>
+          <w:b w:val="0"/>
+        </w:rPr>
+        <w:t>Predict before checking the worked changed-case result. Name what changed and what the supplied facts allow you to conclude.</w:t>
+      </w:r>
+    </w:p>
+    <w:p>
+      <w:pPr>
+        <w:pStyle w:val="Heading3"/>
+      </w:pPr>
+      <w:r>
+        <w:t>Discuss while showing the picture</w:t>
+      </w:r>
+    </w:p>
+    <w:p>
+      <w:pPr>
+        <w:spacing w:line="336" w:lineRule="auto" w:after="180"/>
+        <w:shd w:fill="F1F6F8"/>
+      </w:pPr>
+      <w:r>
+        <w:rPr>
+          <w:b w:val="0"/>
+        </w:rPr>
+        <w:t>Teacher prompt: Predict before checking the worked changed-case result. Name what changed and what the supplied facts allow you to conclude. Ask learners to describe one label or arrow in ordinary words.</w:t>
+      </w:r>
+    </w:p>
+    <w:p>
+      <w:pPr>
+        <w:spacing w:line="336" w:lineRule="auto" w:after="180"/>
+        <w:shd w:fill="F1F6F8"/>
+      </w:pPr>
+      <w:r>
+        <w:rPr>
+          <w:b w:val="0"/>
+        </w:rPr>
+        <w:t>Use the adjacent transcript if the image is difficult to see. Changed-case reasoning: The population changed after seeing failures, concealing a weakness.</w:t>
+      </w:r>
+    </w:p>
+    <w:p>
+      <w:pPr>
+        <w:pStyle w:val="Heading3"/>
+      </w:pPr>
+      <w:r>
+        <w:t>05. Connect the explanation to its limit</w:t>
+      </w:r>
+    </w:p>
+    <w:p>
+      <w:r>
+        <w:drawing>
+          <wp:inline xmlns:a="http://schemas.openxmlformats.org/drawingml/2006/main" xmlns:pic="http://schemas.openxmlformats.org/drawingml/2006/picture">
+            <wp:extent cx="5486400" cy="2834640"/>
+            <wp:docPr id="7" name="Picture 7" descr="A pipeline preserves comparable cases, version labels and scoring. Report the denominator and disagreements alongside percentages. Limit: Four fictional cases illustrate a procedure, not broad quality or a stable future success rate."/>
+            <wp:cNvGraphicFramePr>
+              <a:graphicFrameLocks noChangeAspect="1"/>
+            </wp:cNvGraphicFramePr>
+            <a:graphic>
+              <a:graphicData uri="http://schemas.openxmlformats.org/drawingml/2006/picture">
+                <pic:pic>
+                  <pic:nvPicPr>
+                    <pic:cNvPr id="0" name="academy-story-ai-6-10-05.png"/>
+                    <pic:cNvPicPr/>
+                  </pic:nvPicPr>
+                  <pic:blipFill>
+                    <a:blip r:embed="rId15"/>
+                    <a:stretch>
+                      <a:fillRect/>
+                    </a:stretch>
+                  </pic:blipFill>
+                  <pic:spPr>
+                    <a:xfrm>
+                      <a:off x="0" y="0"/>
+                      <a:ext cx="5486400" cy="2834640"/>
+                    </a:xfrm>
+                    <a:prstGeom prst="rect"/>
+                  </pic:spPr>
+                </pic:pic>
+              </a:graphicData>
+            </a:graphic>
+          </wp:inline>
+        </w:drawing>
+      </w:r>
+    </w:p>
+    <w:p>
+      <w:pPr>
+        <w:spacing w:line="336" w:lineRule="auto" w:after="180"/>
+      </w:pPr>
+      <w:r>
+        <w:rPr>
+          <w:b w:val="0"/>
+        </w:rPr>
+        <w:t>A pipeline preserves comparable cases, version labels and scoring. Report the denominator and disagreements alongside percentages.</w:t>
+      </w:r>
+    </w:p>
+    <w:p>
+      <w:pPr>
+        <w:spacing w:line="336" w:lineRule="auto" w:after="180"/>
+      </w:pPr>
+      <w:r>
+        <w:rPr>
+          <w:b w:val="0"/>
+        </w:rPr>
+        <w:t>Limit: Four fictional cases illustrate a procedure, not broad quality or a stable future success rate.</w:t>
+      </w:r>
+    </w:p>
+    <w:p>
+      <w:pPr>
+        <w:spacing w:line="336" w:lineRule="auto" w:after="180"/>
+        <w:shd w:fill="F5F1FB"/>
+      </w:pPr>
+      <w:r>
+        <w:rPr>
+          <w:b w:val="0"/>
+        </w:rPr>
+        <w:t>Explain the case, then point to a limit on the claim.</w:t>
+      </w:r>
+    </w:p>
+    <w:p>
+      <w:pPr>
+        <w:pStyle w:val="Heading3"/>
+      </w:pPr>
+      <w:r>
+        <w:t>Discuss while showing the picture</w:t>
+      </w:r>
+    </w:p>
+    <w:p>
+      <w:pPr>
+        <w:spacing w:line="336" w:lineRule="auto" w:after="180"/>
+        <w:shd w:fill="F1F6F8"/>
+      </w:pPr>
+      <w:r>
+        <w:rPr>
+          <w:b w:val="0"/>
+        </w:rPr>
+        <w:t>Teacher prompt: Explain the case, then point to a limit on the claim. Ask learners to describe one label or arrow in ordinary words. Use the adjacent transcript if the image is difficult to see.</w:t>
+      </w:r>
+    </w:p>
+    <w:p>
+      <w:pPr>
+        <w:spacing w:line="336" w:lineRule="auto" w:after="180"/>
+        <w:shd w:fill="F1F6F8"/>
+      </w:pPr>
+      <w:r>
+        <w:rPr>
+          <w:b w:val="0"/>
+        </w:rPr>
+        <w:t>Keep the stated scope: Four fictional cases illustrate a procedure, not broad quality or a stable future success rate.</w:t>
+      </w:r>
+    </w:p>
+    <w:p>
+      <w:pPr>
+        <w:pStyle w:val="Heading3"/>
+      </w:pPr>
+      <w:r>
+        <w:t>06. Make the idea visible in your project</w:t>
+      </w:r>
+    </w:p>
+    <w:p>
+      <w:r>
+        <w:drawing>
+          <wp:inline xmlns:a="http://schemas.openxmlformats.org/drawingml/2006/main" xmlns:pic="http://schemas.openxmlformats.org/drawingml/2006/picture">
+            <wp:extent cx="5486400" cy="3529584"/>
+            <wp:docPr id="8" name="Picture 8" descr="For the Grounded Learning Service, retain an annotated trace and the changed-case result. Name the contract or evidence that makes the deciding step valid, so another team can review it. Draw your input, deciding step, result and limit. Supported question: Calculate A’s and B’s correct rates on all four cases. Identify their shared failure and explain why removing that case after scoring changes the honesty of the comparison."/>
+            <wp:cNvGraphicFramePr>
+              <a:graphicFrameLocks noChangeAspect="1"/>
+            </wp:cNvGraphicFramePr>
+            <a:graphic>
+              <a:graphicData uri="http://schemas.openxmlformats.org/drawingml/2006/picture">
+                <pic:pic>
+                  <pic:nvPicPr>
+                    <pic:cNvPr id="0" name="academy-story-ai-6-10-06.png"/>
+                    <pic:cNvPicPr/>
+                  </pic:nvPicPr>
+                  <pic:blipFill>
+                    <a:blip r:embed="rId16"/>
+                    <a:stretch>
+                      <a:fillRect/>
+                    </a:stretch>
+                  </pic:blipFill>
+                  <pic:spPr>
+                    <a:xfrm>
+                      <a:off x="0" y="0"/>
+                      <a:ext cx="5486400" cy="3529584"/>
+                    </a:xfrm>
+                    <a:prstGeom prst="rect"/>
+                  </pic:spPr>
+                </pic:pic>
+              </a:graphicData>
+            </a:graphic>
+          </wp:inline>
+        </w:drawing>
+      </w:r>
+    </w:p>
+    <w:p>
+      <w:pPr>
+        <w:spacing w:line="336" w:lineRule="auto" w:after="180"/>
+      </w:pPr>
+      <w:r>
+        <w:rPr>
+          <w:b w:val="0"/>
+        </w:rPr>
+        <w:t xml:space="preserve">For the Grounded Learning Service, retain an annotated trace and the changed-case result. Name the contract or </w:t>
+      </w:r>
+      <w:r>
+        <w:rPr>
+          <w:b/>
+        </w:rPr>
+        <w:t>evidence</w:t>
+      </w:r>
+      <w:r>
+        <w:rPr>
+          <w:b w:val="0"/>
+        </w:rPr>
+        <w:t xml:space="preserve"> that makes the deciding step valid, so another team can review it.</w:t>
+      </w:r>
+    </w:p>
+    <w:p>
+      <w:pPr>
+        <w:spacing w:line="336" w:lineRule="auto" w:after="180"/>
+      </w:pPr>
+      <w:r>
+        <w:rPr>
+          <w:b w:val="0"/>
+        </w:rPr>
+        <w:t xml:space="preserve">Draw your </w:t>
+      </w:r>
+      <w:r>
+        <w:rPr>
+          <w:b/>
+        </w:rPr>
+        <w:t>input</w:t>
+      </w:r>
+      <w:r>
+        <w:rPr>
+          <w:b w:val="0"/>
+        </w:rPr>
+        <w:t>, deciding step, result and limit. Supported question: Calculate A’s and B’s correct rates on all four cases.</w:t>
+      </w:r>
+    </w:p>
+    <w:p>
+      <w:pPr>
+        <w:spacing w:line="336" w:lineRule="auto" w:after="180"/>
+      </w:pPr>
+      <w:r>
+        <w:rPr>
+          <w:b w:val="0"/>
+        </w:rPr>
+        <w:t>Identify their shared failure and explain why removing that case after scoring changes the honesty of the comparison.</w:t>
+      </w:r>
+    </w:p>
+    <w:p>
+      <w:pPr>
+        <w:spacing w:line="336" w:lineRule="auto" w:after="180"/>
+        <w:shd w:fill="F5F1FB"/>
+      </w:pPr>
+      <w:r>
+        <w:rPr>
+          <w:b w:val="0"/>
+        </w:rPr>
+        <w:t xml:space="preserve">Draw your project trace and justify the deciding step using </w:t>
+      </w:r>
+      <w:r>
+        <w:rPr>
+          <w:b/>
+        </w:rPr>
+        <w:t>evidence</w:t>
+      </w:r>
+      <w:r>
+        <w:rPr>
+          <w:b w:val="0"/>
+        </w:rPr>
+        <w:t>.</w:t>
+      </w:r>
+    </w:p>
+    <w:p>
+      <w:pPr>
+        <w:pStyle w:val="Heading3"/>
+      </w:pPr>
+      <w:r>
+        <w:t>Discuss while showing the picture</w:t>
+      </w:r>
+    </w:p>
+    <w:p>
+      <w:pPr>
+        <w:spacing w:line="336" w:lineRule="auto" w:after="180"/>
+        <w:shd w:fill="F1F6F8"/>
+      </w:pPr>
+      <w:r>
+        <w:rPr>
+          <w:b w:val="0"/>
+        </w:rPr>
+        <w:t xml:space="preserve">Teacher prompt: Draw your project trace and justify the deciding step using </w:t>
+      </w:r>
+      <w:r>
+        <w:rPr>
+          <w:b/>
+        </w:rPr>
+        <w:t>evidence</w:t>
+      </w:r>
+      <w:r>
+        <w:rPr>
+          <w:b w:val="0"/>
+        </w:rPr>
+        <w:t>. Ask learners to describe one label or arrow in ordinary words. Use the adjacent transcript if the image is difficult to see.</w:t>
+      </w:r>
+    </w:p>
+    <w:p>
+      <w:pPr>
+        <w:spacing w:line="336" w:lineRule="auto" w:after="180"/>
+        <w:shd w:fill="F1F6F8"/>
+      </w:pPr>
+      <w:r>
+        <w:rPr>
+          <w:b w:val="0"/>
+        </w:rPr>
+        <w:t>Supported practice key: Keep questions and reference labels unchanged for both versions. A is 3/4=75%; B is 2/4=50%. Case two separates the versions; case three fails for both.</w:t>
+      </w:r>
+    </w:p>
+    <w:p>
+      <w:pPr>
+        <w:spacing w:line="336" w:lineRule="auto" w:after="180"/>
+        <w:shd w:fill="F1F6F8"/>
+      </w:pPr>
+      <w:r>
+        <w:rPr>
+          <w:b w:val="0"/>
+        </w:rPr>
+        <w:t>Changed case: Rates become 3/3 and 2/3, but this selectively edited evaluation is misleading. The population changed after seeing failures, concealing a weakness.</w:t>
       </w:r>
     </w:p>
     <w:sectPr>

--- a/downloads/teacher/ai-6-week-10.docx
+++ b/downloads/teacher/ai-6-week-10.docx
@@ -137,7 +137,7 @@
           </w:tcPr>
           <w:p>
             <w:r>
-              <w:t>Sections 1–6; record the brief recall in the workbook.</w:t>
+              <w:t>Use Your mission, Notice the evidence, See how it works, Words that unlock the idea and Follow a worked example; record recall in the workbook.</w:t>
             </w:r>
           </w:p>
         </w:tc>
@@ -169,7 +169,7 @@
           </w:tcPr>
           <w:p>
             <w:r>
-              <w:t>Sections 7–10; use the matching workbook W2 and misconception check.</w:t>
+              <w:t>Use Find and repair a mistake, Practise together and Build your understanding; use the matching workbook W2 and Individual reasoning check.</w:t>
             </w:r>
           </w:p>
         </w:tc>
@@ -201,7 +201,7 @@
           </w:tcPr>
           <w:p>
             <w:r>
-              <w:t>Sections 9 and 11–14. Give extra time to finish the full task set; use Section 15 when the week includes a coding lab.</w:t>
+              <w:t>Use Run the investigation, Connect your project and Try a new case independently. Allow extra time for the full task set. When code is supplied, use the examples in See how it works or Follow a worked example and the browser lab in Supported practice, repair and portfolio.</w:t>
             </w:r>
           </w:p>
         </w:tc>
@@ -2064,7 +2064,7 @@
         <w:rPr>
           <w:b w:val="0"/>
         </w:rPr>
-        <w:t xml:space="preserve">Use the worked example in Sections 3 and 6. Collect a </w:t>
+        <w:t xml:space="preserve">Use See how it works and Follow a worked example. Collect a </w:t>
       </w:r>
       <w:r>
         <w:rPr>
@@ -2476,7 +2476,7 @@
         <w:rPr>
           <w:b w:val="0"/>
         </w:rPr>
-        <w:t xml:space="preserve">Use Section 9 for the </w:t>
+        <w:t xml:space="preserve">Use Run the investigation for the </w:t>
       </w:r>
       <w:r>
         <w:rPr>
@@ -4028,7 +4028,7 @@
           </w:tcPr>
           <w:p>
             <w:r>
-              <w:t>Sections 1–6; record the brief recall in the workbook.</w:t>
+              <w:t>Use Your mission, Notice the evidence, See how it works, Words that unlock the idea and Follow a worked example; record recall in the workbook.</w:t>
             </w:r>
           </w:p>
         </w:tc>
@@ -4060,7 +4060,7 @@
           </w:tcPr>
           <w:p>
             <w:r>
-              <w:t>Sections 7–10; use the matching workbook W2 and misconception check.</w:t>
+              <w:t>Use Find and repair a mistake, Practise together and Build your understanding; use the matching workbook W2 and Individual reasoning check.</w:t>
             </w:r>
           </w:p>
         </w:tc>
@@ -4092,7 +4092,7 @@
           </w:tcPr>
           <w:p>
             <w:r>
-              <w:t>Sections 9 and 11–14. Give extra time to finish the full task set; use Section 15 when the week includes a coding lab.</w:t>
+              <w:t>Use Run the investigation, Connect your project and Try a new case independently. Allow extra time for the full task set. When code is supplied, use the examples in See how it works or Follow a worked example and the browser lab in Supported practice, repair and portfolio.</w:t>
             </w:r>
           </w:p>
         </w:tc>

--- a/downloads/teacher/ai-6-week-10.docx
+++ b/downloads/teacher/ai-6-week-10.docx
@@ -25,20 +25,38 @@
         <w:pStyle w:val="Heading1"/>
       </w:pPr>
       <w:r>
-        <w:t>01. Prepare the purpose, prerequisites and materials</w:t>
+        <w:t>Make absent and failed evidence impossible to hide in a percentage.</w:t>
       </w:r>
     </w:p>
     <w:p>
       <w:r>
-        <w:t>Prepare Evaluation pipelines: check the target, prerequisites, resources and adaptable teaching schedule.</w:t>
+        <w:t>Use complete raw rows, explicit skip reasons and unchanged original comparisons before reporting metrics.</w:t>
       </w:r>
     </w:p>
     <w:p>
-      <w:pPr>
-        <w:pStyle w:val="Heading3"/>
-      </w:pPr>
-      <w:r>
-        <w:t>Teach the learning cycle</w:t>
+      <w:r>
+        <w:t>Model two denominators → inspect record-set validation → diagnose selective deletion → assess fresh planned/completed counts → preserve rerun versions.</w:t>
+      </w:r>
+    </w:p>
+    <w:p>
+      <w:pPr>
+        <w:pStyle w:val="Heading1"/>
+      </w:pPr>
+      <w:r>
+        <w:t>01. Prepare the connected service investigation</w:t>
+      </w:r>
+    </w:p>
+    <w:p>
+      <w:r>
+        <w:t>Keep modelling, shared practice and independent evidence distinct.</w:t>
+      </w:r>
+    </w:p>
+    <w:p>
+      <w:pPr>
+        <w:pStyle w:val="Heading2"/>
+      </w:pPr>
+      <w:r>
+        <w:t>Target and main teaching plan</w:t>
       </w:r>
     </w:p>
     <w:p>
@@ -243,18 +261,21 @@
     </w:p>
     <w:p>
       <w:pPr>
-        <w:pStyle w:val="Heading3"/>
-      </w:pPr>
-      <w:r>
-        <w:t>Retrieval answer guidance</w:t>
+        <w:pStyle w:val="Heading2"/>
+      </w:pPr>
+      <w:r>
+        <w:t>Preparation and prerequisite</w:t>
       </w:r>
     </w:p>
     <w:p>
       <w:pPr>
-        <w:pStyle w:val="Heading3"/>
-      </w:pPr>
-      <w:r>
-        <w:t>Integration tests and fixtures</w:t>
+        <w:spacing w:line="336" w:lineRule="auto" w:after="180"/>
+      </w:pPr>
+      <w:r>
+        <w:rPr>
+          <w:b w:val="0"/>
+        </w:rPr>
+        <w:t>Lesson and workbook; paper and pencil</w:t>
       </w:r>
     </w:p>
     <w:p>
@@ -265,7 +286,7 @@
         <w:rPr>
           <w:b w:val="0"/>
         </w:rPr>
-        <w:t>Without opening the old lesson, explain one key idea from Integration tests and fixtures. Give an example and a mistake that the idea helps you avoid.</w:t>
+        <w:t>Calculator and optional local Python 3 for arithmetic; no live API or private data</w:t>
       </w:r>
     </w:p>
     <w:p>
@@ -276,19 +297,7 @@
         <w:rPr>
           <w:b w:val="0"/>
         </w:rPr>
-        <w:t xml:space="preserve">Look for: Explain the </w:t>
-      </w:r>
-      <w:r>
-        <w:rPr>
-          <w:b/>
-        </w:rPr>
-        <w:t>mechanism</w:t>
-      </w:r>
-      <w:r>
-        <w:rPr>
-          <w:b w:val="0"/>
-        </w:rPr>
-        <w:t xml:space="preserve"> and terminology of integration tests and fixtures</w:t>
+        <w:t>Prepare the fresh retry separately and withhold its solution until after collection</w:t>
       </w:r>
     </w:p>
     <w:p>
@@ -299,7 +308,7 @@
         <w:rPr>
           <w:b w:val="0"/>
         </w:rPr>
-        <w:t xml:space="preserve">Reference example, not the only acceptable wording: Teacher explanation: Integration tests exercise connected components and failure propagation. Fixtures supply controlled </w:t>
+        <w:t xml:space="preserve">A result depends on the </w:t>
       </w:r>
       <w:r>
         <w:rPr>
@@ -311,7 +320,19 @@
         <w:rPr>
           <w:b w:val="0"/>
         </w:rPr>
-        <w:t xml:space="preserve"> records and mocked service outcomes.</w:t>
+        <w:t xml:space="preserve">s, procedure and conditions that produced it. Preserve data roles and distinguish observed outcomes from </w:t>
+      </w:r>
+      <w:r>
+        <w:rPr>
+          <w:b/>
+        </w:rPr>
+        <w:t>prediction</w:t>
+      </w:r>
+      <w:r>
+        <w:rPr>
+          <w:b w:val="0"/>
+        </w:rPr>
+        <w:t>s or unmeasured conditions.</w:t>
       </w:r>
     </w:p>
     <w:p>
@@ -322,27 +343,15 @@
         <w:rPr>
           <w:b w:val="0"/>
         </w:rPr>
-        <w:t xml:space="preserve">Trace request validation, session permission, lookup and </w:t>
-      </w:r>
-      <w:r>
-        <w:rPr>
-          <w:b/>
-        </w:rPr>
-        <w:t>output</w:t>
-      </w:r>
-      <w:r>
-        <w:rPr>
-          <w:b w:val="0"/>
-        </w:rPr>
-        <w:t xml:space="preserve"> validation together. Include absent sources and failing dependencies; verify that denied requests never invoke restricted lookup.</w:t>
+        <w:t>If the prior concept cannot be explained, use a short retrieval activity before this chapter.</w:t>
       </w:r>
     </w:p>
     <w:p>
       <w:pPr>
-        <w:pStyle w:val="Heading3"/>
-      </w:pPr>
-      <w:r>
-        <w:t>Testing pure components</w:t>
+        <w:pStyle w:val="Heading2"/>
+      </w:pPr>
+      <w:r>
+        <w:t>Opening retrieval</w:t>
       </w:r>
     </w:p>
     <w:p>
@@ -353,7 +362,7 @@
         <w:rPr>
           <w:b w:val="0"/>
         </w:rPr>
-        <w:t>Without opening the old lesson, explain one key idea from Testing pure components. Give an example and a mistake that the idea helps you avoid.</w:t>
+        <w:t>Without opening the old lesson, explain one key idea from Integration tests and fixtures. Give an example and a mistake that the idea helps you avoid.</w:t>
       </w:r>
     </w:p>
     <w:p>
@@ -376,7 +385,7 @@
         <w:rPr>
           <w:b w:val="0"/>
         </w:rPr>
-        <w:t xml:space="preserve"> and terminology of testing pure components</w:t>
+        <w:t xml:space="preserve"> and terminology of integration tests and fixtures</w:t>
       </w:r>
     </w:p>
     <w:p>
@@ -387,7 +396,7 @@
         <w:rPr>
           <w:b w:val="0"/>
         </w:rPr>
-        <w:t xml:space="preserve">Reference example, not the only acceptable wording: Teacher explanation: Pure components return results from supplied </w:t>
+        <w:t xml:space="preserve">Reference example, not the only acceptable wording: Teacher explanation: Integration tests exercise connected components and failure propagation. Fixtures supply controlled </w:t>
       </w:r>
       <w:r>
         <w:rPr>
@@ -399,7 +408,7 @@
         <w:rPr>
           <w:b w:val="0"/>
         </w:rPr>
-        <w:t>s without external side effects. They are easier to test with exact expected values.</w:t>
+        <w:t xml:space="preserve"> records and mocked service outcomes.</w:t>
       </w:r>
     </w:p>
     <w:p>
@@ -410,27 +419,30 @@
         <w:rPr>
           <w:b w:val="0"/>
         </w:rPr>
-        <w:t xml:space="preserve">Define remaining(capacity, used)=capacity-used for integer </w:t>
+        <w:t xml:space="preserve">Trace request validation, session permission, lookup and </w:t>
       </w:r>
       <w:r>
         <w:rPr>
           <w:b/>
         </w:rPr>
-        <w:t>input</w:t>
+        <w:t>output</w:t>
       </w:r>
       <w:r>
         <w:rPr>
           <w:b w:val="0"/>
         </w:rPr>
-        <w:t>s satisfying 0&lt;=used&lt;=capacity. Invalid types/ranges raise an explicit validation error. Test zero and equality boundaries.</w:t>
+        <w:t xml:space="preserve"> validation together. Include absent sources and failing dependencies; verify that denied requests never invoke restricted lookup.</w:t>
       </w:r>
     </w:p>
     <w:p>
       <w:pPr>
-        <w:pStyle w:val="Heading3"/>
-      </w:pPr>
-      <w:r>
-        <w:t>Configuration and secrets</w:t>
+        <w:spacing w:line="336" w:lineRule="auto" w:after="180"/>
+      </w:pPr>
+      <w:r>
+        <w:rPr>
+          <w:b w:val="0"/>
+        </w:rPr>
+        <w:t>Without opening the old lesson, explain one key idea from Testing pure components. Give an example and a mistake that the idea helps you avoid.</w:t>
       </w:r>
     </w:p>
     <w:p>
@@ -441,7 +453,19 @@
         <w:rPr>
           <w:b w:val="0"/>
         </w:rPr>
-        <w:t>Without opening the old lesson, explain one key idea from Configuration and secrets. Give an example and a mistake that the idea helps you avoid.</w:t>
+        <w:t xml:space="preserve">Look for: Explain the </w:t>
+      </w:r>
+      <w:r>
+        <w:rPr>
+          <w:b/>
+        </w:rPr>
+        <w:t>mechanism</w:t>
+      </w:r>
+      <w:r>
+        <w:rPr>
+          <w:b w:val="0"/>
+        </w:rPr>
+        <w:t xml:space="preserve"> and terminology of testing pure components</w:t>
       </w:r>
     </w:p>
     <w:p>
@@ -452,19 +476,19 @@
         <w:rPr>
           <w:b w:val="0"/>
         </w:rPr>
-        <w:t xml:space="preserve">Look for: Explain the </w:t>
+        <w:t xml:space="preserve">Reference example, not the only acceptable wording: Teacher explanation: Pure components return results from supplied </w:t>
       </w:r>
       <w:r>
         <w:rPr>
           <w:b/>
         </w:rPr>
-        <w:t>mechanism</w:t>
+        <w:t>input</w:t>
       </w:r>
       <w:r>
         <w:rPr>
           <w:b w:val="0"/>
         </w:rPr>
-        <w:t xml:space="preserve"> and terminology of configuration and secrets</w:t>
+        <w:t>s without external side effects. They are easier to test with exact expected values.</w:t>
       </w:r>
     </w:p>
     <w:p>
@@ -475,7 +499,19 @@
         <w:rPr>
           <w:b w:val="0"/>
         </w:rPr>
-        <w:t>Reference example, not the only acceptable wording: Teacher explanation: Configuration supplies non-secret settings; secrets provide privileged values. Keep secrets out of source, logs and client responses.</w:t>
+        <w:t xml:space="preserve">Define remaining(capacity, used)=capacity-used for integer </w:t>
+      </w:r>
+      <w:r>
+        <w:rPr>
+          <w:b/>
+        </w:rPr>
+        <w:t>input</w:t>
+      </w:r>
+      <w:r>
+        <w:rPr>
+          <w:b w:val="0"/>
+        </w:rPr>
+        <w:t>s satisfying 0&lt;=used&lt;=capacity. Invalid types/ranges raise an explicit validation error. Test zero and equality boundaries.</w:t>
       </w:r>
     </w:p>
     <w:p>
@@ -486,19 +522,7 @@
         <w:rPr>
           <w:b w:val="0"/>
         </w:rPr>
-        <w:t xml:space="preserve">The toy service reads DATA_VERSION from configuration and a signing secret from server-only </w:t>
-      </w:r>
-      <w:r>
-        <w:rPr>
-          <w:b/>
-        </w:rPr>
-        <w:t>input</w:t>
-      </w:r>
-      <w:r>
-        <w:rPr>
-          <w:b w:val="0"/>
-        </w:rPr>
-        <w:t>. Validate required settings at startup and fail clearly if absent; do not substitute a published default secret.</w:t>
+        <w:t>Without opening the old lesson, explain one key idea from Configuration and secrets. Give an example and a mistake that the idea helps you avoid.</w:t>
       </w:r>
     </w:p>
     <w:p>
@@ -509,19 +533,19 @@
         <w:rPr>
           <w:b w:val="0"/>
         </w:rPr>
-        <w:t xml:space="preserve">Two 45-minute sessions. Evaluation pipelines preserve case versions, procedure versions and </w:t>
+        <w:t xml:space="preserve">Look for: Explain the </w:t>
       </w:r>
       <w:r>
         <w:rPr>
           <w:b/>
         </w:rPr>
-        <w:t>raw outcome</w:t>
+        <w:t>mechanism</w:t>
       </w:r>
       <w:r>
         <w:rPr>
           <w:b w:val="0"/>
         </w:rPr>
-        <w:t>s before producing metrics. A rerun must identify what changed.</w:t>
+        <w:t xml:space="preserve"> and terminology of configuration and secrets</w:t>
       </w:r>
     </w:p>
     <w:p>
@@ -532,19 +556,7 @@
         <w:rPr>
           <w:b w:val="0"/>
         </w:rPr>
-        <w:t xml:space="preserve">Use the supplied constructed scenarios to make the </w:t>
-      </w:r>
-      <w:r>
-        <w:rPr>
-          <w:b/>
-        </w:rPr>
-        <w:t>mechanism</w:t>
-      </w:r>
-      <w:r>
-        <w:rPr>
-          <w:b w:val="0"/>
-        </w:rPr>
-        <w:t xml:space="preserve"> inspectable. Collect W4 before sharing solutions.</w:t>
+        <w:t>Reference example, not the only acceptable wording: Teacher explanation: Configuration supplies non-secret settings; secrets provide privileged values. Keep secrets out of source, logs and client responses.</w:t>
       </w:r>
     </w:p>
     <w:p>
@@ -555,27 +567,27 @@
         <w:rPr>
           <w:b w:val="0"/>
         </w:rPr>
-        <w:t xml:space="preserve">Students should name intermediate </w:t>
+        <w:t xml:space="preserve">The toy service reads DATA_VERSION from configuration and a signing secret from server-only </w:t>
       </w:r>
       <w:r>
         <w:rPr>
           <w:b/>
         </w:rPr>
-        <w:t>evidence</w:t>
+        <w:t>input</w:t>
       </w:r>
       <w:r>
         <w:rPr>
           <w:b w:val="0"/>
         </w:rPr>
-        <w:t xml:space="preserve"> and limitations; classroom pacing and learning effectiveness remain unvalidated.</w:t>
+        <w:t>. Validate required settings at startup and fail clearly if absent; do not substitute a published default secret.</w:t>
       </w:r>
     </w:p>
     <w:p>
       <w:pPr>
-        <w:pStyle w:val="Heading3"/>
-      </w:pPr>
-      <w:r>
-        <w:t>Outcomes</w:t>
+        <w:pStyle w:val="Heading2"/>
+      </w:pPr>
+      <w:r>
+        <w:t>Pictured end goal</w:t>
       </w:r>
     </w:p>
     <w:p>
@@ -586,41 +598,23 @@
         <w:rPr>
           <w:b w:val="0"/>
         </w:rPr>
-        <w:t xml:space="preserve">Explain the </w:t>
-      </w:r>
-      <w:r>
-        <w:rPr>
-          <w:b/>
-        </w:rPr>
-        <w:t>mechanism</w:t>
-      </w:r>
-      <w:r>
-        <w:rPr>
-          <w:b w:val="0"/>
-        </w:rPr>
-        <w:t xml:space="preserve"> and terminology of evaluation pipelines</w:t>
+        <w:t>Explain evaluation pipelines using the deciding step in this fictional service.</w:t>
       </w:r>
     </w:p>
     <w:p>
       <w:pPr>
-        <w:spacing w:line="336" w:lineRule="auto" w:after="180"/>
-      </w:pPr>
-      <w:r>
-        <w:rPr>
-          <w:b w:val="0"/>
-        </w:rPr>
-        <w:t>Apply the stated procedure to a new case with a traceable result</w:t>
+        <w:pStyle w:val="Heading2"/>
+      </w:pPr>
+      <w:r>
+        <w:t>Earlier wording, alternatives and picture transcripts · reference / check after trying</w:t>
       </w:r>
     </w:p>
     <w:p>
       <w:pPr>
-        <w:spacing w:line="336" w:lineRule="auto" w:after="180"/>
-      </w:pPr>
-      <w:r>
-        <w:rPr>
-          <w:b w:val="0"/>
-        </w:rPr>
-        <w:t>Identify an assumption or limitation and design a revealing follow-up</w:t>
+        <w:pStyle w:val="Heading3"/>
+      </w:pPr>
+      <w:r>
+        <w:t>Teach the learning cycle</w:t>
       </w:r>
     </w:p>
     <w:p>
@@ -628,83 +622,86 @@
         <w:pStyle w:val="Heading3"/>
       </w:pPr>
       <w:r>
-        <w:t>Preparation</w:t>
+        <w:t>Retrieval answer guidance</w:t>
       </w:r>
     </w:p>
     <w:p>
       <w:pPr>
-        <w:spacing w:line="336" w:lineRule="auto" w:after="180"/>
-      </w:pPr>
-      <w:r>
-        <w:rPr>
-          <w:b w:val="0"/>
-        </w:rPr>
-        <w:t>Lesson and workbook; paper and pencil</w:t>
+        <w:pStyle w:val="Heading3"/>
+      </w:pPr>
+      <w:r>
+        <w:t>Integration tests and fixtures</w:t>
       </w:r>
     </w:p>
     <w:p>
       <w:pPr>
-        <w:spacing w:line="336" w:lineRule="auto" w:after="180"/>
-      </w:pPr>
-      <w:r>
-        <w:rPr>
-          <w:b w:val="0"/>
-        </w:rPr>
-        <w:t>Calculator and optional local Python 3 for arithmetic; no live API or private data</w:t>
+        <w:pStyle w:val="Heading3"/>
+      </w:pPr>
+      <w:r>
+        <w:t>Testing pure components</w:t>
       </w:r>
     </w:p>
     <w:p>
       <w:pPr>
-        <w:spacing w:line="336" w:lineRule="auto" w:after="180"/>
-      </w:pPr>
-      <w:r>
-        <w:rPr>
-          <w:b w:val="0"/>
-        </w:rPr>
-        <w:t>Prepare the fresh retry separately and withhold its solution until after collection</w:t>
+        <w:pStyle w:val="Heading3"/>
+      </w:pPr>
+      <w:r>
+        <w:t>Configuration and secrets</w:t>
       </w:r>
     </w:p>
     <w:p>
       <w:pPr>
-        <w:pStyle w:val="Heading3"/>
-      </w:pPr>
-      <w:r>
-        <w:t>Prerequisite answer</w:t>
+        <w:spacing w:line="336" w:lineRule="auto" w:after="180"/>
+      </w:pPr>
+      <w:r>
+        <w:rPr>
+          <w:b w:val="0"/>
+        </w:rPr>
+        <w:t xml:space="preserve">Use the three-session teaching cycle above, with extra time as needed. Evaluation pipelines preserve case versions, procedure versions and </w:t>
+      </w:r>
+      <w:r>
+        <w:rPr>
+          <w:b/>
+        </w:rPr>
+        <w:t>raw outcome</w:t>
+      </w:r>
+      <w:r>
+        <w:rPr>
+          <w:b w:val="0"/>
+        </w:rPr>
+        <w:t xml:space="preserve">s before producing metrics. A rerun must identify what changed. Use the supplied constructed scenarios to make the </w:t>
+      </w:r>
+      <w:r>
+        <w:rPr>
+          <w:b/>
+        </w:rPr>
+        <w:t>mechanism</w:t>
+      </w:r>
+      <w:r>
+        <w:rPr>
+          <w:b w:val="0"/>
+        </w:rPr>
+        <w:t xml:space="preserve"> inspectable. Collect W4 before sharing solutions. Students should name intermediate </w:t>
+      </w:r>
+      <w:r>
+        <w:rPr>
+          <w:b/>
+        </w:rPr>
+        <w:t>evidence</w:t>
+      </w:r>
+      <w:r>
+        <w:rPr>
+          <w:b w:val="0"/>
+        </w:rPr>
+        <w:t xml:space="preserve"> and limitations; classroom pacing and learning effectiveness remain unvalidated.</w:t>
       </w:r>
     </w:p>
     <w:p>
       <w:pPr>
-        <w:spacing w:line="336" w:lineRule="auto" w:after="180"/>
-      </w:pPr>
-      <w:r>
-        <w:rPr>
-          <w:b w:val="0"/>
-        </w:rPr>
-        <w:t xml:space="preserve">A result depends on the </w:t>
-      </w:r>
-      <w:r>
-        <w:rPr>
-          <w:b/>
-        </w:rPr>
-        <w:t>input</w:t>
-      </w:r>
-      <w:r>
-        <w:rPr>
-          <w:b w:val="0"/>
-        </w:rPr>
-        <w:t xml:space="preserve">s, procedure and conditions that produced it. Preserve data roles and distinguish observed outcomes from </w:t>
-      </w:r>
-      <w:r>
-        <w:rPr>
-          <w:b/>
-        </w:rPr>
-        <w:t>prediction</w:t>
-      </w:r>
-      <w:r>
-        <w:rPr>
-          <w:b w:val="0"/>
-        </w:rPr>
-        <w:t>s or unmeasured conditions.</w:t>
+        <w:pStyle w:val="Heading3"/>
+      </w:pPr>
+      <w:r>
+        <w:t>Outcomes</w:t>
       </w:r>
     </w:p>
     <w:p>
@@ -715,15 +712,30 @@
         <w:rPr>
           <w:b w:val="0"/>
         </w:rPr>
-        <w:t>If the prior concept cannot be explained, use a short retrieval activity before this chapter.</w:t>
+        <w:t xml:space="preserve">Explain the </w:t>
+      </w:r>
+      <w:r>
+        <w:rPr>
+          <w:b/>
+        </w:rPr>
+        <w:t>mechanism</w:t>
+      </w:r>
+      <w:r>
+        <w:rPr>
+          <w:b w:val="0"/>
+        </w:rPr>
+        <w:t xml:space="preserve"> and terminology of evaluation pipelines</w:t>
       </w:r>
     </w:p>
     <w:p>
       <w:pPr>
-        <w:pStyle w:val="Heading3"/>
-      </w:pPr>
-      <w:r>
-        <w:t>End goal for the pictorial case</w:t>
+        <w:spacing w:line="336" w:lineRule="auto" w:after="180"/>
+      </w:pPr>
+      <w:r>
+        <w:rPr>
+          <w:b w:val="0"/>
+        </w:rPr>
+        <w:t>Apply the stated procedure to a new case with a traceable result</w:t>
       </w:r>
     </w:p>
     <w:p>
@@ -734,31 +746,31 @@
         <w:rPr>
           <w:b w:val="0"/>
         </w:rPr>
-        <w:t>Explain evaluation pipelines using the deciding step in this fictional service.</w:t>
+        <w:t>Identify an assumption or limitation and design a revealing follow-up</w:t>
       </w:r>
     </w:p>
     <w:p>
       <w:pPr>
-        <w:spacing w:line="336" w:lineRule="auto" w:after="180"/>
-      </w:pPr>
-      <w:r>
-        <w:rPr>
-          <w:b w:val="0"/>
-        </w:rPr>
-        <w:t>This added worked case illustrates the week’s main idea. Retain all original and connected topics; schedule its practice within the teaching cycle.</w:t>
+        <w:pStyle w:val="Heading3"/>
+      </w:pPr>
+      <w:r>
+        <w:t>Preparation</w:t>
       </w:r>
     </w:p>
     <w:p>
       <w:pPr>
-        <w:pStyle w:val="Heading1"/>
-      </w:pPr>
-      <w:r>
-        <w:t>02. Explain and model the mechanism</w:t>
+        <w:pStyle w:val="Heading3"/>
+      </w:pPr>
+      <w:r>
+        <w:t>Prerequisite answer</w:t>
       </w:r>
     </w:p>
     <w:p>
-      <w:r>
-        <w:t>Model Evaluation pipelines using the supplied case, labelled mechanism and reasoning. Make the scope of each conclusion explicit.</w:t>
+      <w:pPr>
+        <w:pStyle w:val="Heading3"/>
+      </w:pPr>
+      <w:r>
+        <w:t>End goal for the pictorial case</w:t>
       </w:r>
     </w:p>
     <w:p>
@@ -769,49 +781,28 @@
         <w:rPr>
           <w:b w:val="0"/>
         </w:rPr>
-        <w:t xml:space="preserve">Evaluation pipelines preserve case versions, procedure versions and </w:t>
-      </w:r>
-      <w:r>
-        <w:rPr>
-          <w:b/>
-        </w:rPr>
-        <w:t>raw outcome</w:t>
-      </w:r>
-      <w:r>
-        <w:rPr>
-          <w:b w:val="0"/>
-        </w:rPr>
-        <w:t>s before producing metrics. A rerun must identify what changed.</w:t>
+        <w:t>This added worked case illustrates the week’s main idea. Retain all original and connected topics; schedule its practice within the teaching cycle.</w:t>
       </w:r>
     </w:p>
     <w:p>
       <w:pPr>
-        <w:pStyle w:val="Heading3"/>
-      </w:pPr>
-      <w:r>
-        <w:t>Explain Evaluation pipelines · 1</w:t>
+        <w:pStyle w:val="Heading1"/>
+      </w:pPr>
+      <w:r>
+        <w:t>02. Teach record integrity before metric interpretation</w:t>
       </w:r>
     </w:p>
     <w:p>
-      <w:pPr>
-        <w:spacing w:line="336" w:lineRule="auto" w:after="180"/>
-      </w:pPr>
-      <w:r>
-        <w:rPr>
-          <w:b w:val="0"/>
-        </w:rPr>
-        <w:t>Begin by writing the question the procedure is intended to answer. Identify the information already supplied, the information it will produce and the information still missing.</w:t>
+      <w:r>
+        <w:t>Keep explicit skip status, missing-record errors and wrong-output failures separate.</w:t>
       </w:r>
     </w:p>
     <w:p>
       <w:pPr>
-        <w:spacing w:line="336" w:lineRule="auto" w:after="180"/>
-      </w:pPr>
-      <w:r>
-        <w:rPr>
-          <w:b w:val="0"/>
-        </w:rPr>
-        <w:t>These are constructed classroom examples; they do not require live accounts, private records or an external service. Do not treat a plausible explanation as a measured outcome.</w:t>
+        <w:pStyle w:val="Heading2"/>
+      </w:pPr>
+      <w:r>
+        <w:t>Definitions and complete pipeline manifest</w:t>
       </w:r>
     </w:p>
     <w:p>
@@ -822,15 +813,1502 @@
         <w:rPr>
           <w:b w:val="0"/>
         </w:rPr>
-        <w:t>Load versioned cases, validate expected outcomes, execute the frozen system, store case-level results and compute declared denominators. Reject missing results rather than silently counting them as success.</w:t>
+        <w:t xml:space="preserve">Evaluation pipelines preserve case versions, procedure versions and </w:t>
+      </w:r>
+      <w:r>
+        <w:rPr>
+          <w:b/>
+        </w:rPr>
+        <w:t>raw outcome</w:t>
+      </w:r>
+      <w:r>
+        <w:rPr>
+          <w:b w:val="0"/>
+        </w:rPr>
+        <w:t>s before producing metrics. A rerun must identify what changed.</w:t>
       </w:r>
     </w:p>
     <w:p>
       <w:pPr>
+        <w:spacing w:line="336" w:lineRule="auto" w:after="180"/>
+      </w:pPr>
+      <w:r>
+        <w:rPr>
+          <w:b w:val="0"/>
+        </w:rPr>
+        <w:t>Load versioned cases, validate expected outcomes, execute the frozen system, store case-level results and compute declared denominators. Reject missing results rather than silently counting them as success.</w:t>
+      </w:r>
+    </w:p>
+    <w:tbl>
+      <w:tblPr>
+        <w:tblStyle w:val="LightShading-Accent1"/>
+        <w:tblW w:type="auto" w:w="0"/>
+        <w:tblLook w:firstColumn="1" w:firstRow="1" w:lastColumn="0" w:lastRow="0" w:noHBand="0" w:noVBand="1" w:val="04A0"/>
+      </w:tblPr>
+      <w:tblGrid>
+        <w:gridCol w:w="5112"/>
+        <w:gridCol w:w="5112"/>
+      </w:tblGrid>
+      <w:tr>
+        <w:trPr>
+          <w:tblHeader/>
+        </w:trPr>
+        <w:tc>
+          <w:tcPr>
+            <w:tcW w:type="dxa" w:w="5112"/>
+          </w:tcPr>
+          <w:p>
+            <w:r>
+              <w:t>Pipeline item</w:t>
+            </w:r>
+          </w:p>
+        </w:tc>
+        <w:tc>
+          <w:tcPr>
+            <w:tcW w:type="dxa" w:w="5112"/>
+          </w:tcPr>
+          <w:p>
+            <w:r>
+              <w:t>Declared local exercise</w:t>
+            </w:r>
+          </w:p>
+        </w:tc>
+      </w:tr>
+      <w:tr>
+        <w:tc>
+          <w:tcPr>
+            <w:tcW w:type="dxa" w:w="5112"/>
+          </w:tcPr>
+          <w:p>
+            <w:r>
+              <w:t>Case suite</w:t>
+            </w:r>
+          </w:p>
+        </w:tc>
+        <w:tc>
+          <w:tcPr>
+            <w:tcW w:type="dxa" w:w="5112"/>
+          </w:tcPr>
+          <w:p>
+            <w:r>
+              <w:t>ROOM-CAPACITY, case version classroom-v1</w:t>
+            </w:r>
+          </w:p>
+        </w:tc>
+      </w:tr>
+      <w:tr>
+        <w:tc>
+          <w:tcPr>
+            <w:tcW w:type="dxa" w:w="5112"/>
+          </w:tcPr>
+          <w:p>
+            <w:r>
+              <w:t>Frozen procedure</w:t>
+            </w:r>
+          </w:p>
+        </w:tc>
+        <w:tc>
+          <w:tcPr>
+            <w:tcW w:type="dxa" w:w="5112"/>
+          </w:tcPr>
+          <w:p>
+            <w:r>
+              <w:t>fixed-lookup-stub-v1; no actual model call</w:t>
+            </w:r>
+          </w:p>
+        </w:tc>
+      </w:tr>
+      <w:tr>
+        <w:tc>
+          <w:tcPr>
+            <w:tcW w:type="dxa" w:w="5112"/>
+          </w:tcPr>
+          <w:p>
+            <w:r>
+              <w:t>Planned IDs</w:t>
+            </w:r>
+          </w:p>
+        </w:tc>
+        <w:tc>
+          <w:tcPr>
+            <w:tcW w:type="dxa" w:w="5112"/>
+          </w:tcPr>
+          <w:p>
+            <w:r>
+              <w:t>C1–C6, one explicit outcome record per ID</w:t>
+            </w:r>
+          </w:p>
+        </w:tc>
+      </w:tr>
+      <w:tr>
+        <w:tc>
+          <w:tcPr>
+            <w:tcW w:type="dxa" w:w="5112"/>
+          </w:tcPr>
+          <w:p>
+            <w:r>
+              <w:t>Metric</w:t>
+            </w:r>
+          </w:p>
+        </w:tc>
+        <w:tc>
+          <w:tcPr>
+            <w:tcW w:type="dxa" w:w="5112"/>
+          </w:tcPr>
+          <w:p>
+            <w:r>
+              <w:t>Exact nonnegative integer capacity agreement with reference</w:t>
+            </w:r>
+          </w:p>
+        </w:tc>
+      </w:tr>
+      <w:tr>
+        <w:tc>
+          <w:tcPr>
+            <w:tcW w:type="dxa" w:w="5112"/>
+          </w:tcPr>
+          <w:p>
+            <w:r>
+              <w:t>Completed-case pass rate</w:t>
+            </w:r>
+          </w:p>
+        </w:tc>
+        <w:tc>
+          <w:tcPr>
+            <w:tcW w:type="dxa" w:w="5112"/>
+          </w:tcPr>
+          <w:p>
+            <w:r>
+              <w:t>Passed completed cases / all completed cases</w:t>
+            </w:r>
+          </w:p>
+        </w:tc>
+      </w:tr>
+      <w:tr>
+        <w:tc>
+          <w:tcPr>
+            <w:tcW w:type="dxa" w:w="5112"/>
+          </w:tcPr>
+          <w:p>
+            <w:r>
+              <w:t>Coverage</w:t>
+            </w:r>
+          </w:p>
+        </w:tc>
+        <w:tc>
+          <w:tcPr>
+            <w:tcW w:type="dxa" w:w="5112"/>
+          </w:tcPr>
+          <w:p>
+            <w:r>
+              <w:t>Completed cases / all planned cases</w:t>
+            </w:r>
+          </w:p>
+        </w:tc>
+      </w:tr>
+      <w:tr>
+        <w:tc>
+          <w:tcPr>
+            <w:tcW w:type="dxa" w:w="5112"/>
+          </w:tcPr>
+          <w:p>
+            <w:r>
+              <w:t>Skipped case</w:t>
+            </w:r>
+          </w:p>
+        </w:tc>
+        <w:tc>
+          <w:tcPr>
+            <w:tcW w:type="dxa" w:w="5112"/>
+          </w:tcPr>
+          <w:p>
+            <w:r>
+              <w:t>Keep ID and reason; exclude from completed pass denominator but retain in coverage</w:t>
+            </w:r>
+          </w:p>
+        </w:tc>
+      </w:tr>
+      <w:tr>
+        <w:tc>
+          <w:tcPr>
+            <w:tcW w:type="dxa" w:w="5112"/>
+          </w:tcPr>
+          <w:p>
+            <w:r>
+              <w:t>Missing/duplicate/unknown ID</w:t>
+            </w:r>
+          </w:p>
+        </w:tc>
+        <w:tc>
+          <w:tcPr>
+            <w:tcW w:type="dxa" w:w="5112"/>
+          </w:tcPr>
+          <w:p>
+            <w:r>
+              <w:t>Reject inconsistent record set; do not silently classify</w:t>
+            </w:r>
+          </w:p>
+        </w:tc>
+      </w:tr>
+      <w:tr>
+        <w:tc>
+          <w:tcPr>
+            <w:tcW w:type="dxa" w:w="5112"/>
+          </w:tcPr>
+          <w:p>
+            <w:r>
+              <w:t>No completed cases</w:t>
+            </w:r>
+          </w:p>
+        </w:tc>
+        <w:tc>
+          <w:tcPr>
+            <w:tcW w:type="dxa" w:w="5112"/>
+          </w:tcPr>
+          <w:p>
+            <w:r>
+              <w:t>Coverage zero; completed-case pass rate unavailable</w:t>
+            </w:r>
+          </w:p>
+        </w:tc>
+      </w:tr>
+    </w:tbl>
+    <w:p>
+      <w:pPr>
+        <w:pStyle w:val="Heading2"/>
+      </w:pPr>
+      <w:r>
+        <w:t>Full raw ledger and checked main rates</w:t>
+      </w:r>
+    </w:p>
+    <w:tbl>
+      <w:tblPr>
+        <w:tblStyle w:val="LightShading-Accent1"/>
+        <w:tblW w:type="auto" w:w="0"/>
+        <w:tblLook w:firstColumn="1" w:firstRow="1" w:lastColumn="0" w:lastRow="0" w:noHBand="0" w:noVBand="1" w:val="04A0"/>
+      </w:tblPr>
+      <w:tblGrid>
+        <w:gridCol w:w="2045"/>
+        <w:gridCol w:w="2045"/>
+        <w:gridCol w:w="2045"/>
+        <w:gridCol w:w="2045"/>
+        <w:gridCol w:w="2045"/>
+      </w:tblGrid>
+      <w:tr>
+        <w:trPr>
+          <w:tblHeader/>
+        </w:trPr>
+        <w:tc>
+          <w:tcPr>
+            <w:tcW w:type="dxa" w:w="2045"/>
+          </w:tcPr>
+          <w:p>
+            <w:r>
+              <w:t>Planned ID / room input</w:t>
+            </w:r>
+          </w:p>
+        </w:tc>
+        <w:tc>
+          <w:tcPr>
+            <w:tcW w:type="dxa" w:w="2045"/>
+          </w:tcPr>
+          <w:p>
+            <w:r>
+              <w:t>Reference capacity</w:t>
+            </w:r>
+          </w:p>
+        </w:tc>
+        <w:tc>
+          <w:tcPr>
+            <w:tcW w:type="dxa" w:w="2045"/>
+          </w:tcPr>
+          <w:p>
+            <w:r>
+              <w:t>Local stub output</w:t>
+            </w:r>
+          </w:p>
+        </w:tc>
+        <w:tc>
+          <w:tcPr>
+            <w:tcW w:type="dxa" w:w="2045"/>
+          </w:tcPr>
+          <w:p>
+            <w:r>
+              <w:t>Explicit status</w:t>
+            </w:r>
+          </w:p>
+        </w:tc>
+        <w:tc>
+          <w:tcPr>
+            <w:tcW w:type="dxa" w:w="2045"/>
+          </w:tcPr>
+          <w:p>
+            <w:r>
+              <w:t>Outcome</w:t>
+            </w:r>
+          </w:p>
+        </w:tc>
+      </w:tr>
+      <w:tr>
+        <w:tc>
+          <w:tcPr>
+            <w:tcW w:type="dxa" w:w="2045"/>
+          </w:tcPr>
+          <w:p>
+            <w:r>
+              <w:t>C1 / A</w:t>
+            </w:r>
+          </w:p>
+        </w:tc>
+        <w:tc>
+          <w:tcPr>
+            <w:tcW w:type="dxa" w:w="2045"/>
+          </w:tcPr>
+          <w:p>
+            <w:r>
+              <w:t>12</w:t>
+            </w:r>
+          </w:p>
+        </w:tc>
+        <w:tc>
+          <w:tcPr>
+            <w:tcW w:type="dxa" w:w="2045"/>
+          </w:tcPr>
+          <w:p>
+            <w:r>
+              <w:t>12</w:t>
+            </w:r>
+          </w:p>
+        </w:tc>
+        <w:tc>
+          <w:tcPr>
+            <w:tcW w:type="dxa" w:w="2045"/>
+          </w:tcPr>
+          <w:p>
+            <w:r>
+              <w:t>completed</w:t>
+            </w:r>
+          </w:p>
+        </w:tc>
+        <w:tc>
+          <w:tcPr>
+            <w:tcW w:type="dxa" w:w="2045"/>
+          </w:tcPr>
+          <w:p>
+            <w:r>
+              <w:t>pass</w:t>
+            </w:r>
+          </w:p>
+        </w:tc>
+      </w:tr>
+      <w:tr>
+        <w:tc>
+          <w:tcPr>
+            <w:tcW w:type="dxa" w:w="2045"/>
+          </w:tcPr>
+          <w:p>
+            <w:r>
+              <w:t>C2 / B</w:t>
+            </w:r>
+          </w:p>
+        </w:tc>
+        <w:tc>
+          <w:tcPr>
+            <w:tcW w:type="dxa" w:w="2045"/>
+          </w:tcPr>
+          <w:p>
+            <w:r>
+              <w:t>8</w:t>
+            </w:r>
+          </w:p>
+        </w:tc>
+        <w:tc>
+          <w:tcPr>
+            <w:tcW w:type="dxa" w:w="2045"/>
+          </w:tcPr>
+          <w:p>
+            <w:r>
+              <w:t>8</w:t>
+            </w:r>
+          </w:p>
+        </w:tc>
+        <w:tc>
+          <w:tcPr>
+            <w:tcW w:type="dxa" w:w="2045"/>
+          </w:tcPr>
+          <w:p>
+            <w:r>
+              <w:t>completed</w:t>
+            </w:r>
+          </w:p>
+        </w:tc>
+        <w:tc>
+          <w:tcPr>
+            <w:tcW w:type="dxa" w:w="2045"/>
+          </w:tcPr>
+          <w:p>
+            <w:r>
+              <w:t>pass</w:t>
+            </w:r>
+          </w:p>
+        </w:tc>
+      </w:tr>
+      <w:tr>
+        <w:tc>
+          <w:tcPr>
+            <w:tcW w:type="dxa" w:w="2045"/>
+          </w:tcPr>
+          <w:p>
+            <w:r>
+              <w:t>C3 / C</w:t>
+            </w:r>
+          </w:p>
+        </w:tc>
+        <w:tc>
+          <w:tcPr>
+            <w:tcW w:type="dxa" w:w="2045"/>
+          </w:tcPr>
+          <w:p>
+            <w:r>
+              <w:t>10</w:t>
+            </w:r>
+          </w:p>
+        </w:tc>
+        <w:tc>
+          <w:tcPr>
+            <w:tcW w:type="dxa" w:w="2045"/>
+          </w:tcPr>
+          <w:p>
+            <w:r>
+              <w:t>10</w:t>
+            </w:r>
+          </w:p>
+        </w:tc>
+        <w:tc>
+          <w:tcPr>
+            <w:tcW w:type="dxa" w:w="2045"/>
+          </w:tcPr>
+          <w:p>
+            <w:r>
+              <w:t>completed</w:t>
+            </w:r>
+          </w:p>
+        </w:tc>
+        <w:tc>
+          <w:tcPr>
+            <w:tcW w:type="dxa" w:w="2045"/>
+          </w:tcPr>
+          <w:p>
+            <w:r>
+              <w:t>pass</w:t>
+            </w:r>
+          </w:p>
+        </w:tc>
+      </w:tr>
+      <w:tr>
+        <w:tc>
+          <w:tcPr>
+            <w:tcW w:type="dxa" w:w="2045"/>
+          </w:tcPr>
+          <w:p>
+            <w:r>
+              <w:t>C4 / D</w:t>
+            </w:r>
+          </w:p>
+        </w:tc>
+        <w:tc>
+          <w:tcPr>
+            <w:tcW w:type="dxa" w:w="2045"/>
+          </w:tcPr>
+          <w:p>
+            <w:r>
+              <w:t>6</w:t>
+            </w:r>
+          </w:p>
+        </w:tc>
+        <w:tc>
+          <w:tcPr>
+            <w:tcW w:type="dxa" w:w="2045"/>
+          </w:tcPr>
+          <w:p>
+            <w:r>
+              <w:t>6</w:t>
+            </w:r>
+          </w:p>
+        </w:tc>
+        <w:tc>
+          <w:tcPr>
+            <w:tcW w:type="dxa" w:w="2045"/>
+          </w:tcPr>
+          <w:p>
+            <w:r>
+              <w:t>completed</w:t>
+            </w:r>
+          </w:p>
+        </w:tc>
+        <w:tc>
+          <w:tcPr>
+            <w:tcW w:type="dxa" w:w="2045"/>
+          </w:tcPr>
+          <w:p>
+            <w:r>
+              <w:t>pass</w:t>
+            </w:r>
+          </w:p>
+        </w:tc>
+      </w:tr>
+      <w:tr>
+        <w:tc>
+          <w:tcPr>
+            <w:tcW w:type="dxa" w:w="2045"/>
+          </w:tcPr>
+          <w:p>
+            <w:r>
+              <w:t>C5 / E</w:t>
+            </w:r>
+          </w:p>
+        </w:tc>
+        <w:tc>
+          <w:tcPr>
+            <w:tcW w:type="dxa" w:w="2045"/>
+          </w:tcPr>
+          <w:p>
+            <w:r>
+              <w:t>4</w:t>
+            </w:r>
+          </w:p>
+        </w:tc>
+        <w:tc>
+          <w:tcPr>
+            <w:tcW w:type="dxa" w:w="2045"/>
+          </w:tcPr>
+          <w:p>
+            <w:r>
+              <w:t>5</w:t>
+            </w:r>
+          </w:p>
+        </w:tc>
+        <w:tc>
+          <w:tcPr>
+            <w:tcW w:type="dxa" w:w="2045"/>
+          </w:tcPr>
+          <w:p>
+            <w:r>
+              <w:t>completed</w:t>
+            </w:r>
+          </w:p>
+        </w:tc>
+        <w:tc>
+          <w:tcPr>
+            <w:tcW w:type="dxa" w:w="2045"/>
+          </w:tcPr>
+          <w:p>
+            <w:r>
+              <w:t>fail</w:t>
+            </w:r>
+          </w:p>
+        </w:tc>
+      </w:tr>
+      <w:tr>
+        <w:tc>
+          <w:tcPr>
+            <w:tcW w:type="dxa" w:w="2045"/>
+          </w:tcPr>
+          <w:p>
+            <w:r>
+              <w:t>C6 / F</w:t>
+            </w:r>
+          </w:p>
+        </w:tc>
+        <w:tc>
+          <w:tcPr>
+            <w:tcW w:type="dxa" w:w="2045"/>
+          </w:tcPr>
+          <w:p>
+            <w:r>
+              <w:t>2</w:t>
+            </w:r>
+          </w:p>
+        </w:tc>
+        <w:tc>
+          <w:tcPr>
+            <w:tcW w:type="dxa" w:w="2045"/>
+          </w:tcPr>
+          <w:p>
+            <w:r>
+              <w:t>not run</w:t>
+            </w:r>
+          </w:p>
+        </w:tc>
+        <w:tc>
+          <w:tcPr>
+            <w:tcW w:type="dxa" w:w="2045"/>
+          </w:tcPr>
+          <w:p>
+            <w:r>
+              <w:t>skipped: declared classroom skip</w:t>
+            </w:r>
+          </w:p>
+        </w:tc>
+        <w:tc>
+          <w:tcPr>
+            <w:tcW w:type="dxa" w:w="2045"/>
+          </w:tcPr>
+          <w:p>
+            <w:r>
+              <w:t>unassessed</w:t>
+            </w:r>
+          </w:p>
+        </w:tc>
+      </w:tr>
+      <w:tr>
+        <w:tc>
+          <w:tcPr>
+            <w:tcW w:type="dxa" w:w="2045"/>
+          </w:tcPr>
+          <w:p>
+            <w:r>
+              <w:t>Totals</w:t>
+            </w:r>
+          </w:p>
+        </w:tc>
+        <w:tc>
+          <w:tcPr>
+            <w:tcW w:type="dxa" w:w="2045"/>
+          </w:tcPr>
+          <w:p>
+            <w:r>
+              <w:t>6 planned</w:t>
+            </w:r>
+          </w:p>
+        </w:tc>
+        <w:tc>
+          <w:tcPr>
+            <w:tcW w:type="dxa" w:w="2045"/>
+          </w:tcPr>
+          <w:p>
+            <w:r>
+              <w:t>5 completed</w:t>
+            </w:r>
+          </w:p>
+        </w:tc>
+        <w:tc>
+          <w:tcPr>
+            <w:tcW w:type="dxa" w:w="2045"/>
+          </w:tcPr>
+          <w:p>
+            <w:r>
+              <w:t>4 pass / 1 fail / 1 skip</w:t>
+            </w:r>
+          </w:p>
+        </w:tc>
+        <w:tc>
+          <w:tcPr>
+            <w:tcW w:type="dxa" w:w="2045"/>
+          </w:tcPr>
+          <w:p>
+            <w:r>
+              <w:t>Pass4/5=80%; coverage 5/6≈83.33%</w:t>
+            </w:r>
+          </w:p>
+        </w:tc>
+      </w:tr>
+    </w:tbl>
+    <w:p>
+      <w:pPr>
+        <w:spacing w:line="336" w:lineRule="auto" w:after="180"/>
+      </w:pPr>
+      <w:r>
+        <w:rPr>
+          <w:b w:val="0"/>
+        </w:rPr>
+        <w:t>Require both 4/5 completed pass rate and 5/6 coverage, with one skip explicitly unassessed. Missing records are invalid record sets, not an inferred skip status. The stub actually runs locally when executed, but no live model evaluation is performed. Preserve the expected value for E and its incorrect actual value.</w:t>
+      </w:r>
+    </w:p>
+    <w:p>
+      <w:pPr>
+        <w:spacing w:line="336" w:lineRule="auto" w:after="180"/>
+      </w:pPr>
+      <w:r>
+        <w:rPr>
+          <w:b w:val="0"/>
+        </w:rPr>
+        <w:t>In the picture use full A3/4, B2/4; deleting shared failure 3 changes the population after inspection and must not replace the original. An all-skipped suite has unavailable pass rate, not 100%.</w:t>
+      </w:r>
+    </w:p>
+    <w:p>
+      <w:pPr>
         <w:pStyle w:val="Heading3"/>
       </w:pPr>
       <w:r>
-        <w:t>Explain Evaluation pipelines · 2</w:t>
+        <w:t>Evaluation pipelines — evidence trace</w:t>
+      </w:r>
+    </w:p>
+    <w:tbl>
+      <w:tblPr>
+        <w:tblStyle w:val="LightShading-Accent1"/>
+        <w:tblW w:type="auto" w:w="0"/>
+        <w:tblLook w:firstColumn="1" w:firstRow="1" w:lastColumn="0" w:lastRow="0" w:noHBand="0" w:noVBand="1" w:val="04A0"/>
+      </w:tblPr>
+      <w:tblGrid>
+        <w:gridCol w:w="3408"/>
+        <w:gridCol w:w="3408"/>
+        <w:gridCol w:w="3408"/>
+      </w:tblGrid>
+      <w:tr>
+        <w:trPr>
+          <w:tblHeader/>
+        </w:trPr>
+        <w:tc>
+          <w:tcPr>
+            <w:tcW w:type="dxa" w:w="3408"/>
+          </w:tcPr>
+          <w:p>
+            <w:r>
+              <w:t>Input and scope</w:t>
+            </w:r>
+          </w:p>
+        </w:tc>
+        <w:tc>
+          <w:tcPr>
+            <w:tcW w:type="dxa" w:w="3408"/>
+          </w:tcPr>
+          <w:p>
+            <w:r>
+              <w:t>Check or calculation</w:t>
+            </w:r>
+          </w:p>
+        </w:tc>
+        <w:tc>
+          <w:tcPr>
+            <w:tcW w:type="dxa" w:w="3408"/>
+          </w:tcPr>
+          <w:p>
+            <w:r>
+              <w:t>Conclusion and limit</w:t>
+            </w:r>
+          </w:p>
+        </w:tc>
+      </w:tr>
+      <w:tr>
+        <w:tc>
+          <w:tcPr>
+            <w:tcW w:type="dxa" w:w="3408"/>
+          </w:tcPr>
+          <w:p>
+            <w:r>
+              <w:t>Six cases are planned; five run, four pass and one fails. One is skipped.</w:t>
+            </w:r>
+          </w:p>
+        </w:tc>
+        <w:tc>
+          <w:tcPr>
+            <w:tcW w:type="dxa" w:w="3408"/>
+          </w:tcPr>
+          <w:p>
+            <w:r>
+              <w:t>Load versioned cases, validate expected outcomes, execute the frozen system, store case-level results and compute declared denominators. Reject missing results rather than silently counting them as success.</w:t>
+            </w:r>
+          </w:p>
+        </w:tc>
+        <w:tc>
+          <w:tcPr>
+            <w:tcW w:type="dxa" w:w="3408"/>
+          </w:tcPr>
+          <w:p>
+            <w:r>
+              <w:t>Completed-case rate 4/5=80%; coverage 5/6. Do not report 4/6 as completed accuracy without declaring that separate policy; skipped remains unassessed.</w:t>
+            </w:r>
+          </w:p>
+        </w:tc>
+      </w:tr>
+    </w:tbl>
+    <w:p>
+      <w:r>
+        <w:t>The figure connects this chapter's worked input, declared procedure and result. Read the complete worked reasoning for qualifiers and intermediate steps; the abbreviated labels do not replace that reasoning.</w:t>
+      </w:r>
+    </w:p>
+    <w:p>
+      <w:pPr>
+        <w:spacing w:line="336" w:lineRule="auto" w:after="180"/>
+      </w:pPr>
+      <w:r>
+        <w:rPr>
+          <w:b w:val="0"/>
+        </w:rPr>
+        <w:t>Guided: Completed-case rate 4/5=</w:t>
+      </w:r>
+      <w:r>
+        <w:rPr>
+          <w:b/>
+        </w:rPr>
+        <w:t>80%</w:t>
+      </w:r>
+      <w:r>
+        <w:rPr>
+          <w:b w:val="0"/>
+        </w:rPr>
+        <w:t>; coverage 5/6. Do not report 4/6 as completed accuracy without declaring that separate policy; skipped remains unassessed.</w:t>
+      </w:r>
+    </w:p>
+    <w:p>
+      <w:pPr>
+        <w:spacing w:line="336" w:lineRule="auto" w:after="180"/>
+      </w:pPr>
+      <w:r>
+        <w:rPr>
+          <w:b w:val="0"/>
+        </w:rPr>
+        <w:t>Qualification: Missing evaluations can bias results; neither completion rate nor pass rate should hide the other.</w:t>
+      </w:r>
+    </w:p>
+    <w:p>
+      <w:pPr>
+        <w:spacing w:line="336" w:lineRule="auto" w:after="180"/>
+      </w:pPr>
+      <w:r>
+        <w:rPr>
+          <w:b w:val="0"/>
+        </w:rPr>
+        <w:t xml:space="preserve">Exit: accept a concrete variation with its predicted outcome and a stated condition that would challenge the </w:t>
+      </w:r>
+      <w:r>
+        <w:rPr>
+          <w:b/>
+        </w:rPr>
+        <w:t>mechanism</w:t>
+      </w:r>
+      <w:r>
+        <w:rPr>
+          <w:b w:val="0"/>
+        </w:rPr>
+        <w:t xml:space="preserve">; reject a claim resting on unmeasured </w:t>
+      </w:r>
+      <w:r>
+        <w:rPr>
+          <w:b/>
+        </w:rPr>
+        <w:t>evidence</w:t>
+      </w:r>
+      <w:r>
+        <w:rPr>
+          <w:b w:val="0"/>
+        </w:rPr>
+        <w:t>.</w:t>
+      </w:r>
+    </w:p>
+    <w:p>
+      <w:pPr>
+        <w:spacing w:line="336" w:lineRule="auto" w:after="180"/>
+      </w:pPr>
+      <w:r>
+        <w:rPr>
+          <w:b w:val="0"/>
+        </w:rPr>
+        <w:t>Six cases are planned; five run, four pass and one fails. One is skipped.</w:t>
+      </w:r>
+    </w:p>
+    <w:p>
+      <w:pPr>
+        <w:spacing w:line="336" w:lineRule="auto" w:after="180"/>
+      </w:pPr>
+      <w:r>
+        <w:rPr>
+          <w:b w:val="0"/>
+        </w:rPr>
+        <w:t>Completed-case rate 4/5=</w:t>
+      </w:r>
+      <w:r>
+        <w:rPr>
+          <w:b/>
+        </w:rPr>
+        <w:t>80%</w:t>
+      </w:r>
+      <w:r>
+        <w:rPr>
+          <w:b w:val="0"/>
+        </w:rPr>
+        <w:t>; coverage 5/6. Do not report 4/6 as completed accuracy without declaring that separate policy; skipped remains unassessed.</w:t>
+      </w:r>
+    </w:p>
+    <w:p>
+      <w:pPr>
+        <w:spacing w:line="336" w:lineRule="auto" w:after="180"/>
+      </w:pPr>
+      <w:r>
+        <w:rPr>
+          <w:b w:val="0"/>
+        </w:rPr>
+        <w:t xml:space="preserve">Compare the intermediate </w:t>
+      </w:r>
+      <w:r>
+        <w:rPr>
+          <w:b/>
+        </w:rPr>
+        <w:t>evidence</w:t>
+      </w:r>
+      <w:r>
+        <w:rPr>
+          <w:b w:val="0"/>
+        </w:rPr>
+        <w:t xml:space="preserve"> with the final statement. Explain why each number or decision follows from the stated </w:t>
+      </w:r>
+      <w:r>
+        <w:rPr>
+          <w:b/>
+        </w:rPr>
+        <w:t>input</w:t>
+      </w:r>
+      <w:r>
+        <w:rPr>
+          <w:b w:val="0"/>
+        </w:rPr>
+        <w:t>s.</w:t>
+      </w:r>
+    </w:p>
+    <w:p>
+      <w:pPr>
+        <w:spacing w:line="336" w:lineRule="auto" w:after="180"/>
+      </w:pPr>
+      <w:r>
+        <w:rPr>
+          <w:b w:val="0"/>
+        </w:rPr>
+        <w:t xml:space="preserve">The conclusion belongs to this scenario and procedure; changing the </w:t>
+      </w:r>
+      <w:r>
+        <w:rPr>
+          <w:b/>
+        </w:rPr>
+        <w:t>input</w:t>
+      </w:r>
+      <w:r>
+        <w:rPr>
+          <w:b w:val="0"/>
+        </w:rPr>
+        <w:t>s, evaluation population or authority can change what it establishes. Retain the raw record so a later revision can be compared honestly.</w:t>
+      </w:r>
+    </w:p>
+    <w:p>
+      <w:pPr>
+        <w:pStyle w:val="Heading2"/>
+      </w:pPr>
+      <w:r>
+        <w:t>Record-set and denominator probes</w:t>
+      </w:r>
+    </w:p>
+    <w:tbl>
+      <w:tblPr>
+        <w:tblStyle w:val="LightShading-Accent1"/>
+        <w:tblW w:type="auto" w:w="0"/>
+        <w:tblLook w:firstColumn="1" w:firstRow="1" w:lastColumn="0" w:lastRow="0" w:noHBand="0" w:noVBand="1" w:val="04A0"/>
+      </w:tblPr>
+      <w:tblGrid>
+        <w:gridCol w:w="5112"/>
+        <w:gridCol w:w="5112"/>
+      </w:tblGrid>
+      <w:tr>
+        <w:trPr>
+          <w:tblHeader/>
+        </w:trPr>
+        <w:tc>
+          <w:tcPr>
+            <w:tcW w:type="dxa" w:w="5112"/>
+          </w:tcPr>
+          <w:p>
+            <w:r>
+              <w:t>Record or metric probe</w:t>
+            </w:r>
+          </w:p>
+        </w:tc>
+        <w:tc>
+          <w:tcPr>
+            <w:tcW w:type="dxa" w:w="5112"/>
+          </w:tcPr>
+          <w:p>
+            <w:r>
+              <w:t>Expected interpretation</w:t>
+            </w:r>
+          </w:p>
+        </w:tc>
+      </w:tr>
+      <w:tr>
+        <w:tc>
+          <w:tcPr>
+            <w:tcW w:type="dxa" w:w="5112"/>
+          </w:tcPr>
+          <w:p>
+            <w:r>
+              <w:t>Six planned, five completed, four passes</w:t>
+            </w:r>
+          </w:p>
+        </w:tc>
+        <w:tc>
+          <w:tcPr>
+            <w:tcW w:type="dxa" w:w="5112"/>
+          </w:tcPr>
+          <w:p>
+            <w:r>
+              <w:t>Completed pass 4/5; coverage 5/6; one explicit unassessed skip</w:t>
+            </w:r>
+          </w:p>
+        </w:tc>
+      </w:tr>
+      <w:tr>
+        <w:tc>
+          <w:tcPr>
+            <w:tcW w:type="dxa" w:w="5112"/>
+          </w:tcPr>
+          <w:p>
+            <w:r>
+              <w:t>Case C6 disappears from results</w:t>
+            </w:r>
+          </w:p>
+        </w:tc>
+        <w:tc>
+          <w:tcPr>
+            <w:tcW w:type="dxa" w:w="5112"/>
+          </w:tcPr>
+          <w:p>
+            <w:r>
+              <w:t>Reject missing record, not automatically success or intentional skip</w:t>
+            </w:r>
+          </w:p>
+        </w:tc>
+      </w:tr>
+      <w:tr>
+        <w:tc>
+          <w:tcPr>
+            <w:tcW w:type="dxa" w:w="5112"/>
+          </w:tcPr>
+          <w:p>
+            <w:r>
+              <w:t>Duplicate ID or unexpected result ID</w:t>
+            </w:r>
+          </w:p>
+        </w:tc>
+        <w:tc>
+          <w:tcPr>
+            <w:tcW w:type="dxa" w:w="5112"/>
+          </w:tcPr>
+          <w:p>
+            <w:r>
+              <w:t>Reject inconsistent result set</w:t>
+            </w:r>
+          </w:p>
+        </w:tc>
+      </w:tr>
+      <w:tr>
+        <w:tc>
+          <w:tcPr>
+            <w:tcW w:type="dxa" w:w="5112"/>
+          </w:tcPr>
+          <w:p>
+            <w:r>
+              <w:t>Completed actual output is wrong type or value</w:t>
+            </w:r>
+          </w:p>
+        </w:tc>
+        <w:tc>
+          <w:tcPr>
+            <w:tcW w:type="dxa" w:w="5112"/>
+          </w:tcPr>
+          <w:p>
+            <w:r>
+              <w:t>Completed contract failure; do not discard it from denominator</w:t>
+            </w:r>
+          </w:p>
+        </w:tc>
+      </w:tr>
+      <w:tr>
+        <w:tc>
+          <w:tcPr>
+            <w:tcW w:type="dxa" w:w="5112"/>
+          </w:tcPr>
+          <w:p>
+            <w:r>
+              <w:t>All planned cases explicitly skipped</w:t>
+            </w:r>
+          </w:p>
+        </w:tc>
+        <w:tc>
+          <w:tcPr>
+            <w:tcW w:type="dxa" w:w="5112"/>
+          </w:tcPr>
+          <w:p>
+            <w:r>
+              <w:t>Coverage0; completed pass rate undefined, not perfect</w:t>
+            </w:r>
+          </w:p>
+        </w:tc>
+      </w:tr>
+      <w:tr>
+        <w:tc>
+          <w:tcPr>
+            <w:tcW w:type="dxa" w:w="5112"/>
+          </w:tcPr>
+          <w:p>
+            <w:r>
+              <w:t>Only a pass count is reported</w:t>
+            </w:r>
+          </w:p>
+        </w:tc>
+        <w:tc>
+          <w:tcPr>
+            <w:tcW w:type="dxa" w:w="5112"/>
+          </w:tcPr>
+          <w:p>
+            <w:r>
+              <w:t>Require completion/skip counts and denominator before interpreting</w:t>
+            </w:r>
+          </w:p>
+        </w:tc>
+      </w:tr>
+      <w:tr>
+        <w:tc>
+          <w:tcPr>
+            <w:tcW w:type="dxa" w:w="5112"/>
+          </w:tcPr>
+          <w:p>
+            <w:r>
+              <w:t>Known failures removed after scoring</w:t>
+            </w:r>
+          </w:p>
+        </w:tc>
+        <w:tc>
+          <w:tcPr>
+            <w:tcW w:type="dxa" w:w="5112"/>
+          </w:tcPr>
+          <w:p>
+            <w:r>
+              <w:t>Preserve full original report and label the changed subset</w:t>
+            </w:r>
+          </w:p>
+        </w:tc>
+      </w:tr>
+      <w:tr>
+        <w:tc>
+          <w:tcPr>
+            <w:tcW w:type="dxa" w:w="5112"/>
+          </w:tcPr>
+          <w:p>
+            <w:r>
+              <w:t>Same deterministic stub replayed</w:t>
+            </w:r>
+          </w:p>
+        </w:tc>
+        <w:tc>
+          <w:tcPr>
+            <w:tcW w:type="dxa" w:w="5112"/>
+          </w:tcPr>
+          <w:p>
+            <w:r>
+              <w:t>Rechecks procedure; no independent cases or live reliability evidence added</w:t>
+            </w:r>
+          </w:p>
+        </w:tc>
+      </w:tr>
+    </w:tbl>
+    <w:p>
+      <w:pPr>
+        <w:pStyle w:val="Heading2"/>
+      </w:pPr>
+      <w:r>
+        <w:t>Separate paired-picture inputs and scope</w:t>
+      </w:r>
+    </w:p>
+    <w:p>
+      <w:pPr>
+        <w:spacing w:line="336" w:lineRule="auto" w:after="180"/>
+      </w:pPr>
+      <w:r>
+        <w:rPr>
+          <w:b w:val="0"/>
+        </w:rPr>
+        <w:t>Four cases through a scoring pipeline. Two fixed versions answer the same four questions with frozen correct-or-incorrect labels.</w:t>
+      </w:r>
+    </w:p>
+    <w:p>
+      <w:pPr>
+        <w:spacing w:line="336" w:lineRule="auto" w:after="180"/>
+      </w:pPr>
+      <w:r>
+        <w:rPr>
+          <w:b w:val="0"/>
+        </w:rPr>
+        <w:t>A scores [1,1,0,1]; B scores [1,0,0,1]. Each 1 means agreement with the reference answer.</w:t>
+      </w:r>
+    </w:p>
+    <w:p>
+      <w:pPr>
+        <w:spacing w:line="336" w:lineRule="auto" w:after="180"/>
+      </w:pPr>
+      <w:r>
+        <w:rPr>
+          <w:b w:val="0"/>
+        </w:rPr>
+        <w:t>The main six-case completion example and the four-case picture are separate. Picture A has supplied correctness flags [1, 1, 0, 1], B [1, 0, 0, 1]; 1 means agreement with a reference, not the predicted class. Full rates are 3/4=75% and 2/4=50%. Case2 separates the versions; case 3 fails for both.</w:t>
+      </w:r>
+    </w:p>
+    <w:p>
+      <w:pPr>
+        <w:spacing w:line="336" w:lineRule="auto" w:after="180"/>
+      </w:pPr>
+      <w:r>
+        <w:rPr>
+          <w:b w:val="0"/>
+        </w:rPr>
+        <w:t>Removing case 3 after seeing the failures changes the rates to3/3 and 2/3, but conceals a known weakness if it replaces the original report. A useful declared subgroup can be reported separately with its selection rule and full counts retained.</w:t>
+      </w:r>
+    </w:p>
+    <w:p>
+      <w:pPr>
+        <w:pStyle w:val="Heading2"/>
+      </w:pPr>
+      <w:r>
+        <w:t>Picture trace and selectively removed-failure key</w:t>
+      </w:r>
+    </w:p>
+    <w:p>
+      <w:r>
+        <w:drawing>
+          <wp:inline xmlns:a="http://schemas.openxmlformats.org/drawingml/2006/main" xmlns:pic="http://schemas.openxmlformats.org/drawingml/2006/picture">
+            <wp:extent cx="5486400" cy="3182112"/>
+            <wp:docPr id="1" name="Picture 1" descr="Freeze cases: Keep questions and reference labels unchanged for both versions. → Compute rates: A is 3/4=75%; B is 2/4=50%. → Inspect failures: Case two separates the versions; case three fails for both."/>
+            <wp:cNvGraphicFramePr>
+              <a:graphicFrameLocks noChangeAspect="1"/>
+            </wp:cNvGraphicFramePr>
+            <a:graphic>
+              <a:graphicData uri="http://schemas.openxmlformats.org/drawingml/2006/picture">
+                <pic:pic>
+                  <pic:nvPicPr>
+                    <pic:cNvPr id="0" name="academy-story-ai-6-10-02.png"/>
+                    <pic:cNvPicPr/>
+                  </pic:nvPicPr>
+                  <pic:blipFill>
+                    <a:blip r:embed="rId9"/>
+                    <a:stretch>
+                      <a:fillRect/>
+                    </a:stretch>
+                  </pic:blipFill>
+                  <pic:spPr>
+                    <a:xfrm>
+                      <a:off x="0" y="0"/>
+                      <a:ext cx="5486400" cy="3182112"/>
+                    </a:xfrm>
+                    <a:prstGeom prst="rect"/>
+                  </pic:spPr>
+                </pic:pic>
+              </a:graphicData>
+            </a:graphic>
+          </wp:inline>
+        </w:drawing>
+      </w:r>
+    </w:p>
+    <w:p>
+      <w:pPr>
+        <w:pStyle w:val="Heading3"/>
+      </w:pPr>
+      <w:r>
+        <w:t>Read the picture one step at a time</w:t>
+      </w:r>
+    </w:p>
+    <w:tbl>
+      <w:tblPr>
+        <w:tblStyle w:val="LightShading-Accent1"/>
+        <w:tblW w:type="auto" w:w="0"/>
+        <w:tblLook w:firstColumn="1" w:firstRow="1" w:lastColumn="0" w:lastRow="0" w:noHBand="0" w:noVBand="1" w:val="04A0"/>
+      </w:tblPr>
+      <w:tblGrid>
+        <w:gridCol w:w="5112"/>
+        <w:gridCol w:w="5112"/>
+      </w:tblGrid>
+      <w:tr>
+        <w:trPr>
+          <w:tblHeader/>
+        </w:trPr>
+        <w:tc>
+          <w:tcPr>
+            <w:tcW w:type="dxa" w:w="5112"/>
+          </w:tcPr>
+          <w:p>
+            <w:r>
+              <w:t>Step</w:t>
+            </w:r>
+          </w:p>
+        </w:tc>
+        <w:tc>
+          <w:tcPr>
+            <w:tcW w:type="dxa" w:w="5112"/>
+          </w:tcPr>
+          <w:p>
+            <w:r>
+              <w:t>What happens and why</w:t>
+            </w:r>
+          </w:p>
+        </w:tc>
+      </w:tr>
+      <w:tr>
+        <w:tc>
+          <w:tcPr>
+            <w:tcW w:type="dxa" w:w="5112"/>
+          </w:tcPr>
+          <w:p>
+            <w:r>
+              <w:t>1. Freeze cases</w:t>
+            </w:r>
+          </w:p>
+        </w:tc>
+        <w:tc>
+          <w:tcPr>
+            <w:tcW w:type="dxa" w:w="5112"/>
+          </w:tcPr>
+          <w:p>
+            <w:r>
+              <w:t>Keep questions and reference labels unchanged for both versions.</w:t>
+            </w:r>
+          </w:p>
+        </w:tc>
+      </w:tr>
+      <w:tr>
+        <w:tc>
+          <w:tcPr>
+            <w:tcW w:type="dxa" w:w="5112"/>
+          </w:tcPr>
+          <w:p>
+            <w:r>
+              <w:t>2. Compute rates</w:t>
+            </w:r>
+          </w:p>
+        </w:tc>
+        <w:tc>
+          <w:tcPr>
+            <w:tcW w:type="dxa" w:w="5112"/>
+          </w:tcPr>
+          <w:p>
+            <w:r>
+              <w:t>A is 3/4=75%; B is 2/4=50%.</w:t>
+            </w:r>
+          </w:p>
+        </w:tc>
+      </w:tr>
+      <w:tr>
+        <w:tc>
+          <w:tcPr>
+            <w:tcW w:type="dxa" w:w="5112"/>
+          </w:tcPr>
+          <w:p>
+            <w:r>
+              <w:t>3. Inspect failures</w:t>
+            </w:r>
+          </w:p>
+        </w:tc>
+        <w:tc>
+          <w:tcPr>
+            <w:tcW w:type="dxa" w:w="5112"/>
+          </w:tcPr>
+          <w:p>
+            <w:r>
+              <w:t>Case two separates the versions; case three fails for both.</w:t>
+            </w:r>
+          </w:p>
+        </w:tc>
+      </w:tr>
+    </w:tbl>
+    <w:p>
+      <w:r>
+        <w:t>Match each pictured step to the supplied facts. This is a worked teaching case, not an independent assessment.</w:t>
+      </w:r>
+    </w:p>
+    <w:p>
+      <w:pPr>
+        <w:spacing w:line="336" w:lineRule="auto" w:after="180"/>
+      </w:pPr>
+      <w:r>
+        <w:rPr>
+          <w:b w:val="0"/>
+        </w:rPr>
+        <w:t>A pipeline preserves comparable cases, version labels and scoring. Report the denominator and disagreements alongside percentages.</w:t>
+      </w:r>
+    </w:p>
+    <w:p>
+      <w:pPr>
+        <w:spacing w:line="336" w:lineRule="auto" w:after="180"/>
+      </w:pPr>
+      <w:r>
+        <w:rPr>
+          <w:b w:val="0"/>
+        </w:rPr>
+        <w:t>Four fictional cases illustrate a procedure, not broad quality or a stable future success rate.</w:t>
+      </w:r>
+    </w:p>
+    <w:p>
+      <w:pPr>
+        <w:spacing w:line="336" w:lineRule="auto" w:after="180"/>
+      </w:pPr>
+      <w:r>
+        <w:rPr>
+          <w:b w:val="0"/>
+        </w:rPr>
+        <w:t>Change: Remove the shared failed third case after scoring.</w:t>
+      </w:r>
+    </w:p>
+    <w:p>
+      <w:pPr>
+        <w:spacing w:line="336" w:lineRule="auto" w:after="180"/>
+      </w:pPr>
+      <w:r>
+        <w:rPr>
+          <w:b/>
+        </w:rPr>
+        <w:t>Prediction</w:t>
+      </w:r>
+      <w:r>
+        <w:rPr>
+          <w:b w:val="0"/>
+        </w:rPr>
+        <w:t>: Rates become 3/3 and 2/3, but this selectively edited evaluation is misleading.</w:t>
+      </w:r>
+    </w:p>
+    <w:p>
+      <w:pPr>
+        <w:spacing w:line="336" w:lineRule="auto" w:after="180"/>
+      </w:pPr>
+      <w:r>
+        <w:rPr>
+          <w:b w:val="0"/>
+        </w:rPr>
+        <w:t>Reason: The population changed after seeing failures, concealing a weakness.</w:t>
+      </w:r>
+    </w:p>
+    <w:p>
+      <w:pPr>
+        <w:pStyle w:val="Heading2"/>
+      </w:pPr>
+      <w:r>
+        <w:t>Earlier wording, alternatives and picture transcripts · reference / check after trying</w:t>
+      </w:r>
+    </w:p>
+    <w:p>
+      <w:pPr>
+        <w:spacing w:line="336" w:lineRule="auto" w:after="180"/>
+      </w:pPr>
+      <w:r>
+        <w:rPr>
+          <w:b w:val="0"/>
+        </w:rPr>
+        <w:t>Begin by writing the question the procedure is intended to answer. Identify the information already supplied, the information it will produce and the information still missing.</w:t>
+      </w:r>
+    </w:p>
+    <w:p>
+      <w:pPr>
+        <w:spacing w:line="336" w:lineRule="auto" w:after="180"/>
+      </w:pPr>
+      <w:r>
+        <w:rPr>
+          <w:b w:val="0"/>
+        </w:rPr>
+        <w:t>These are constructed classroom examples; they do not require live accounts, private records or an external service. Do not treat a plausible explanation as a measured outcome.</w:t>
       </w:r>
     </w:p>
     <w:p>
@@ -986,99 +2464,30 @@
         <w:pStyle w:val="Heading3"/>
       </w:pPr>
       <w:r>
-        <w:t>Evaluation pipelines — evidence trace</w:t>
-      </w:r>
-    </w:p>
-    <w:tbl>
-      <w:tblPr>
-        <w:tblStyle w:val="LightShading-Accent1"/>
-        <w:tblW w:type="auto" w:w="0"/>
-        <w:tblLook w:firstColumn="1" w:firstRow="1" w:lastColumn="0" w:lastRow="0" w:noHBand="0" w:noVBand="1" w:val="04A0"/>
-      </w:tblPr>
-      <w:tblGrid>
-        <w:gridCol w:w="3408"/>
-        <w:gridCol w:w="3408"/>
-        <w:gridCol w:w="3408"/>
-      </w:tblGrid>
-      <w:tr>
-        <w:trPr>
-          <w:tblHeader/>
-        </w:trPr>
-        <w:tc>
-          <w:tcPr>
-            <w:tcW w:type="dxa" w:w="3408"/>
-          </w:tcPr>
-          <w:p>
-            <w:r>
-              <w:t>Input and scope</w:t>
-            </w:r>
-          </w:p>
-        </w:tc>
-        <w:tc>
-          <w:tcPr>
-            <w:tcW w:type="dxa" w:w="3408"/>
-          </w:tcPr>
-          <w:p>
-            <w:r>
-              <w:t>Check or calculation</w:t>
-            </w:r>
-          </w:p>
-        </w:tc>
-        <w:tc>
-          <w:tcPr>
-            <w:tcW w:type="dxa" w:w="3408"/>
-          </w:tcPr>
-          <w:p>
-            <w:r>
-              <w:t>Conclusion and limit</w:t>
-            </w:r>
-          </w:p>
-        </w:tc>
-      </w:tr>
-      <w:tr>
-        <w:tc>
-          <w:tcPr>
-            <w:tcW w:type="dxa" w:w="3408"/>
-          </w:tcPr>
-          <w:p>
-            <w:r>
-              <w:t>Six cases are planned; five run, four pass and one fails. One is skipped.</w:t>
-            </w:r>
-          </w:p>
-        </w:tc>
-        <w:tc>
-          <w:tcPr>
-            <w:tcW w:type="dxa" w:w="3408"/>
-          </w:tcPr>
-          <w:p>
-            <w:r>
-              <w:t>Load versioned cases, validate expected outcomes, execute the frozen system, store case-level results and compute declared denominators. Reject missing results rather than silently counting them as success.</w:t>
-            </w:r>
-          </w:p>
-        </w:tc>
-        <w:tc>
-          <w:tcPr>
-            <w:tcW w:type="dxa" w:w="3408"/>
-          </w:tcPr>
-          <w:p>
-            <w:r>
-              <w:t>Completed-case rate 4/5=80%; coverage 5/6. Do not report 4/6 as completed accuracy without declaring that separate policy; skipped remains unassessed.</w:t>
-            </w:r>
-          </w:p>
-        </w:tc>
-      </w:tr>
-    </w:tbl>
-    <w:p>
-      <w:r>
-        <w:t>The figure connects this chapter's worked input, declared procedure and result. Read the complete worked reasoning for qualifiers and intermediate steps; the abbreviated labels do not replace that reasoning.</w:t>
+        <w:t>Model the reasoning aloud</w:t>
       </w:r>
     </w:p>
     <w:p>
       <w:pPr>
-        <w:pStyle w:val="Heading3"/>
-      </w:pPr>
-      <w:r>
-        <w:t>Explain Evaluation pipelines · 3</w:t>
+        <w:spacing w:line="336" w:lineRule="auto" w:after="180"/>
+      </w:pPr>
+      <w:r>
+        <w:rPr>
+          <w:b w:val="0"/>
+        </w:rPr>
+        <w:t xml:space="preserve">Use the complete worked example below before asking learners to complete W2. Reveal a small part, invite a </w:t>
+      </w:r>
+      <w:r>
+        <w:rPr>
+          <w:b/>
+        </w:rPr>
+        <w:t>prediction</w:t>
+      </w:r>
+      <w:r>
+        <w:rPr>
+          <w:b w:val="0"/>
+        </w:rPr>
+        <w:t>, then explain the deciding step.</w:t>
       </w:r>
     </w:p>
     <w:p>
@@ -1089,207 +2498,7 @@
         <w:rPr>
           <w:b w:val="0"/>
         </w:rPr>
-        <w:t>Guided: Completed-case rate 4/5=</w:t>
-      </w:r>
-      <w:r>
-        <w:rPr>
-          <w:b/>
-        </w:rPr>
-        <w:t>80%</w:t>
-      </w:r>
-      <w:r>
-        <w:rPr>
-          <w:b w:val="0"/>
-        </w:rPr>
-        <w:t>; coverage 5/6. Do not report 4/6 as completed accuracy without declaring that separate policy; skipped remains unassessed.</w:t>
-      </w:r>
-    </w:p>
-    <w:p>
-      <w:pPr>
-        <w:spacing w:line="336" w:lineRule="auto" w:after="180"/>
-      </w:pPr>
-      <w:r>
-        <w:rPr>
-          <w:b w:val="0"/>
-        </w:rPr>
-        <w:t>Qualification: Missing evaluations can bias results; neither completion rate nor pass rate should hide the other.</w:t>
-      </w:r>
-    </w:p>
-    <w:p>
-      <w:pPr>
-        <w:spacing w:line="336" w:lineRule="auto" w:after="180"/>
-      </w:pPr>
-      <w:r>
-        <w:rPr>
-          <w:b w:val="0"/>
-        </w:rPr>
-        <w:t xml:space="preserve">Exit: accept a concrete variation with its predicted outcome and a stated condition that would challenge the </w:t>
-      </w:r>
-      <w:r>
-        <w:rPr>
-          <w:b/>
-        </w:rPr>
-        <w:t>mechanism</w:t>
-      </w:r>
-      <w:r>
-        <w:rPr>
-          <w:b w:val="0"/>
-        </w:rPr>
-        <w:t xml:space="preserve">; reject a claim resting on unmeasured </w:t>
-      </w:r>
-      <w:r>
-        <w:rPr>
-          <w:b/>
-        </w:rPr>
-        <w:t>evidence</w:t>
-      </w:r>
-      <w:r>
-        <w:rPr>
-          <w:b w:val="0"/>
-        </w:rPr>
-        <w:t>.</w:t>
-      </w:r>
-    </w:p>
-    <w:p>
-      <w:pPr>
-        <w:pStyle w:val="Heading3"/>
-      </w:pPr>
-      <w:r>
-        <w:t>Model the reasoning aloud</w:t>
-      </w:r>
-    </w:p>
-    <w:p>
-      <w:pPr>
-        <w:spacing w:line="336" w:lineRule="auto" w:after="180"/>
-      </w:pPr>
-      <w:r>
-        <w:rPr>
-          <w:b w:val="0"/>
-        </w:rPr>
-        <w:t xml:space="preserve">Use the complete worked example below before asking learners to complete W2. Reveal a small part, invite a </w:t>
-      </w:r>
-      <w:r>
-        <w:rPr>
-          <w:b/>
-        </w:rPr>
-        <w:t>prediction</w:t>
-      </w:r>
-      <w:r>
-        <w:rPr>
-          <w:b w:val="0"/>
-        </w:rPr>
-        <w:t>, then explain the deciding step.</w:t>
-      </w:r>
-    </w:p>
-    <w:p>
-      <w:pPr>
-        <w:spacing w:line="336" w:lineRule="auto" w:after="180"/>
-      </w:pPr>
-      <w:r>
-        <w:rPr>
-          <w:b w:val="0"/>
-        </w:rPr>
         <w:t>These teacher notes contain solutions; do not reveal the independent case answer during modelling.</w:t>
-      </w:r>
-    </w:p>
-    <w:p>
-      <w:pPr>
-        <w:spacing w:line="336" w:lineRule="auto" w:after="180"/>
-      </w:pPr>
-      <w:r>
-        <w:rPr>
-          <w:b w:val="0"/>
-        </w:rPr>
-        <w:t>Six cases are planned; five run, four pass and one fails. One is skipped.</w:t>
-      </w:r>
-    </w:p>
-    <w:p>
-      <w:pPr>
-        <w:spacing w:line="336" w:lineRule="auto" w:after="180"/>
-      </w:pPr>
-      <w:r>
-        <w:rPr>
-          <w:b w:val="0"/>
-        </w:rPr>
-        <w:t>Completed-case rate 4/5=</w:t>
-      </w:r>
-      <w:r>
-        <w:rPr>
-          <w:b/>
-        </w:rPr>
-        <w:t>80%</w:t>
-      </w:r>
-      <w:r>
-        <w:rPr>
-          <w:b w:val="0"/>
-        </w:rPr>
-        <w:t>; coverage 5/6. Do not report 4/6 as completed accuracy without declaring that separate policy; skipped remains unassessed.</w:t>
-      </w:r>
-    </w:p>
-    <w:p>
-      <w:pPr>
-        <w:pStyle w:val="Heading3"/>
-      </w:pPr>
-      <w:r>
-        <w:t>Model the reasoning aloud · 4</w:t>
-      </w:r>
-    </w:p>
-    <w:p>
-      <w:pPr>
-        <w:spacing w:line="336" w:lineRule="auto" w:after="180"/>
-      </w:pPr>
-      <w:r>
-        <w:rPr>
-          <w:b w:val="0"/>
-        </w:rPr>
-        <w:t xml:space="preserve">Compare the intermediate </w:t>
-      </w:r>
-      <w:r>
-        <w:rPr>
-          <w:b/>
-        </w:rPr>
-        <w:t>evidence</w:t>
-      </w:r>
-      <w:r>
-        <w:rPr>
-          <w:b w:val="0"/>
-        </w:rPr>
-        <w:t xml:space="preserve"> with the final statement. Explain why each number or decision follows from the stated </w:t>
-      </w:r>
-      <w:r>
-        <w:rPr>
-          <w:b/>
-        </w:rPr>
-        <w:t>input</w:t>
-      </w:r>
-      <w:r>
-        <w:rPr>
-          <w:b w:val="0"/>
-        </w:rPr>
-        <w:t>s.</w:t>
-      </w:r>
-    </w:p>
-    <w:p>
-      <w:pPr>
-        <w:spacing w:line="336" w:lineRule="auto" w:after="180"/>
-      </w:pPr>
-      <w:r>
-        <w:rPr>
-          <w:b w:val="0"/>
-        </w:rPr>
-        <w:t xml:space="preserve">The conclusion belongs to this scenario and procedure; changing the </w:t>
-      </w:r>
-      <w:r>
-        <w:rPr>
-          <w:b/>
-        </w:rPr>
-        <w:t>input</w:t>
-      </w:r>
-      <w:r>
-        <w:rPr>
-          <w:b w:val="0"/>
-        </w:rPr>
-        <w:t>s, evaluation population or authority can change what it establishes. Retain the raw record so a later revision can be compared honestly.</w:t>
       </w:r>
     </w:p>
     <w:tbl>
@@ -1415,41 +2624,10 @@
     </w:p>
     <w:p>
       <w:pPr>
-        <w:spacing w:line="336" w:lineRule="auto" w:after="180"/>
-      </w:pPr>
-      <w:r>
-        <w:rPr>
-          <w:b w:val="0"/>
-        </w:rPr>
-        <w:t>Four cases through a scoring pipeline. Two fixed versions answer the same four questions with frozen correct-or-incorrect labels.</w:t>
-      </w:r>
-    </w:p>
-    <w:p>
-      <w:pPr>
         <w:pStyle w:val="Heading3"/>
       </w:pPr>
       <w:r>
         <w:t>The facts we will use</w:t>
-      </w:r>
-    </w:p>
-    <w:p>
-      <w:pPr>
-        <w:pStyle w:val="Heading3"/>
-      </w:pPr>
-      <w:r>
-        <w:t>Supplied facts</w:t>
-      </w:r>
-    </w:p>
-    <w:p>
-      <w:pPr>
-        <w:spacing w:line="336" w:lineRule="auto" w:after="180"/>
-        <w:shd w:fill="F1F6FC"/>
-      </w:pPr>
-      <w:r>
-        <w:rPr>
-          <w:b w:val="0"/>
-        </w:rPr>
-        <w:t>A scores [1,1,0,1]; B scores [1,0,0,1]. Each 1 means agreement with the reference answer.</w:t>
       </w:r>
     </w:p>
     <w:p>
@@ -1457,7 +2635,7 @@
         <w:drawing>
           <wp:inline xmlns:a="http://schemas.openxmlformats.org/drawingml/2006/main" xmlns:pic="http://schemas.openxmlformats.org/drawingml/2006/picture">
             <wp:extent cx="5486400" cy="2641600"/>
-            <wp:docPr id="1" name="Picture 1" descr="Correct answers on four shared cases"/>
+            <wp:docPr id="2" name="Picture 2" descr="Correct answers on four shared cases"/>
             <wp:cNvGraphicFramePr>
               <a:graphicFrameLocks noChangeAspect="1"/>
             </wp:cNvGraphicFramePr>
@@ -1469,7 +2647,7 @@
                     <pic:cNvPicPr/>
                   </pic:nvPicPr>
                   <pic:blipFill>
-                    <a:blip r:embed="rId9"/>
+                    <a:blip r:embed="rId10"/>
                     <a:stretch>
                       <a:fillRect/>
                     </a:stretch>
@@ -1493,7 +2671,7 @@
         <w:drawing>
           <wp:inline xmlns:a="http://schemas.openxmlformats.org/drawingml/2006/main" xmlns:pic="http://schemas.openxmlformats.org/drawingml/2006/picture">
             <wp:extent cx="5486400" cy="5185229"/>
-            <wp:docPr id="2" name="Picture 2" descr="Evaluation pipelines. Freeze cases: Keep questions and reference labels unchanged for both versions.. Compute rates: A is 3/4=75%; B is 2/4=50%.. Inspect failures: Case two separates the versions; case three fails for both."/>
+            <wp:docPr id="3" name="Picture 3" descr="Evaluation pipelines. Freeze cases: Keep questions and reference labels unchanged for both versions.. Compute rates: A is 3/4=75%; B is 2/4=50%.. Inspect failures: Case two separates the versions; case three fails for both."/>
             <wp:cNvGraphicFramePr>
               <a:graphicFrameLocks noChangeAspect="1"/>
             </wp:cNvGraphicFramePr>
@@ -1505,7 +2683,7 @@
                     <pic:cNvPicPr/>
                   </pic:nvPicPr>
                   <pic:blipFill>
-                    <a:blip r:embed="rId10"/>
+                    <a:blip r:embed="rId11"/>
                     <a:stretch>
                       <a:fillRect/>
                     </a:stretch>
@@ -1529,114 +2707,7 @@
         <w:pStyle w:val="Heading3"/>
       </w:pPr>
       <w:r>
-        <w:t>Read the picture one step at a time</w:t>
-      </w:r>
-    </w:p>
-    <w:tbl>
-      <w:tblPr>
-        <w:tblStyle w:val="LightShading-Accent1"/>
-        <w:tblW w:type="auto" w:w="0"/>
-        <w:tblLook w:firstColumn="1" w:firstRow="1" w:lastColumn="0" w:lastRow="0" w:noHBand="0" w:noVBand="1" w:val="04A0"/>
-      </w:tblPr>
-      <w:tblGrid>
-        <w:gridCol w:w="5112"/>
-        <w:gridCol w:w="5112"/>
-      </w:tblGrid>
-      <w:tr>
-        <w:trPr>
-          <w:tblHeader/>
-        </w:trPr>
-        <w:tc>
-          <w:tcPr>
-            <w:tcW w:type="dxa" w:w="5112"/>
-          </w:tcPr>
-          <w:p>
-            <w:r>
-              <w:t>Step</w:t>
-            </w:r>
-          </w:p>
-        </w:tc>
-        <w:tc>
-          <w:tcPr>
-            <w:tcW w:type="dxa" w:w="5112"/>
-          </w:tcPr>
-          <w:p>
-            <w:r>
-              <w:t>What happens and why</w:t>
-            </w:r>
-          </w:p>
-        </w:tc>
-      </w:tr>
-      <w:tr>
-        <w:tc>
-          <w:tcPr>
-            <w:tcW w:type="dxa" w:w="5112"/>
-          </w:tcPr>
-          <w:p>
-            <w:r>
-              <w:t>1. Freeze cases</w:t>
-            </w:r>
-          </w:p>
-        </w:tc>
-        <w:tc>
-          <w:tcPr>
-            <w:tcW w:type="dxa" w:w="5112"/>
-          </w:tcPr>
-          <w:p>
-            <w:r>
-              <w:t>Keep questions and reference labels unchanged for both versions.</w:t>
-            </w:r>
-          </w:p>
-        </w:tc>
-      </w:tr>
-      <w:tr>
-        <w:tc>
-          <w:tcPr>
-            <w:tcW w:type="dxa" w:w="5112"/>
-          </w:tcPr>
-          <w:p>
-            <w:r>
-              <w:t>2. Compute rates</w:t>
-            </w:r>
-          </w:p>
-        </w:tc>
-        <w:tc>
-          <w:tcPr>
-            <w:tcW w:type="dxa" w:w="5112"/>
-          </w:tcPr>
-          <w:p>
-            <w:r>
-              <w:t>A is 3/4=75%; B is 2/4=50%.</w:t>
-            </w:r>
-          </w:p>
-        </w:tc>
-      </w:tr>
-      <w:tr>
-        <w:tc>
-          <w:tcPr>
-            <w:tcW w:type="dxa" w:w="5112"/>
-          </w:tcPr>
-          <w:p>
-            <w:r>
-              <w:t>3. Inspect failures</w:t>
-            </w:r>
-          </w:p>
-        </w:tc>
-        <w:tc>
-          <w:tcPr>
-            <w:tcW w:type="dxa" w:w="5112"/>
-          </w:tcPr>
-          <w:p>
-            <w:r>
-              <w:t>Case two separates the versions; case three fails for both.</w:t>
-            </w:r>
-          </w:p>
-        </w:tc>
-      </w:tr>
-    </w:tbl>
-    <w:p>
-      <w:r>
-        <w:t>Match each pictured step to the supplied facts. This is a worked teaching case, not an independent assessment.</w:t>
+        <w:t>Why this result follows</w:t>
       </w:r>
     </w:p>
     <w:p>
@@ -1644,7 +2715,7 @@
         <w:pStyle w:val="Heading3"/>
       </w:pPr>
       <w:r>
-        <w:t>Why this result follows</w:t>
+        <w:t>What this example does not establish</w:t>
       </w:r>
     </w:p>
     <w:p>
@@ -1652,137 +2723,180 @@
         <w:pStyle w:val="Heading3"/>
       </w:pPr>
       <w:r>
-        <w:t>Why the result follows</w:t>
+        <w:t>Change one thing in the pictured case</w:t>
       </w:r>
     </w:p>
     <w:p>
       <w:pPr>
-        <w:spacing w:line="336" w:lineRule="auto" w:after="180"/>
-        <w:shd w:fill="F1F6FC"/>
-      </w:pPr>
-      <w:r>
-        <w:rPr>
-          <w:b w:val="0"/>
-        </w:rPr>
-        <w:t>A pipeline preserves comparable cases, version labels and scoring. Report the denominator and disagreements alongside percentages.</w:t>
+        <w:pStyle w:val="Heading3"/>
+      </w:pPr>
+      <w:r>
+        <w:t>Ask while showing the picture</w:t>
       </w:r>
     </w:p>
     <w:p>
       <w:pPr>
-        <w:pStyle w:val="Heading3"/>
-      </w:pPr>
-      <w:r>
-        <w:t>What this example does not establish</w:t>
+        <w:spacing w:line="336" w:lineRule="auto" w:after="180"/>
+      </w:pPr>
+      <w:r>
+        <w:rPr>
+          <w:b w:val="0"/>
+        </w:rPr>
+        <w:t xml:space="preserve">Cover the result. Ask learners to name the </w:t>
+      </w:r>
+      <w:r>
+        <w:rPr>
+          <w:b/>
+        </w:rPr>
+        <w:t>input</w:t>
+      </w:r>
+      <w:r>
+        <w:rPr>
+          <w:b w:val="0"/>
+        </w:rPr>
+        <w:t xml:space="preserve">s and predict the next step. Uncover one step, connect the icon to the actual procedure, and explain its </w:t>
+      </w:r>
+      <w:r>
+        <w:rPr>
+          <w:b/>
+        </w:rPr>
+        <w:t>evidence</w:t>
+      </w:r>
+      <w:r>
+        <w:rPr>
+          <w:b w:val="0"/>
+        </w:rPr>
+        <w:t>. Then change the supplied condition and compare.</w:t>
       </w:r>
     </w:p>
     <w:p>
       <w:pPr>
-        <w:pStyle w:val="Heading3"/>
-      </w:pPr>
-      <w:r>
-        <w:t>Keep the stated limit</w:t>
+        <w:spacing w:line="336" w:lineRule="auto" w:after="180"/>
+      </w:pPr>
+      <w:r>
+        <w:rPr>
+          <w:b w:val="0"/>
+        </w:rPr>
+        <w:t>The picture is a representation; it does not document execution of a real AI model.</w:t>
       </w:r>
     </w:p>
     <w:p>
       <w:pPr>
-        <w:spacing w:line="336" w:lineRule="auto" w:after="180"/>
-        <w:shd w:fill="FFF5E6"/>
-      </w:pPr>
-      <w:r>
-        <w:rPr>
-          <w:b w:val="0"/>
-        </w:rPr>
-        <w:t>Four fictional cases illustrate a procedure, not broad quality or a stable future success rate.</w:t>
+        <w:pStyle w:val="Heading1"/>
+      </w:pPr>
+      <w:r>
+        <w:t>03. Model a step,then remove help</w:t>
       </w:r>
     </w:p>
     <w:p>
-      <w:pPr>
-        <w:pStyle w:val="Heading3"/>
-      </w:pPr>
-      <w:r>
-        <w:t>Change one thing in the pictured case</w:t>
+      <w:r>
+        <w:t>Collect each learner’s reasoning before showing a key.</w:t>
       </w:r>
     </w:p>
     <w:p>
       <w:pPr>
-        <w:pStyle w:val="Heading3"/>
-      </w:pPr>
-      <w:r>
-        <w:t>Change one thing</w:t>
+        <w:pStyle w:val="Heading2"/>
+      </w:pPr>
+      <w:r>
+        <w:t>Current completion task and checked reasoning</w:t>
       </w:r>
     </w:p>
     <w:p>
       <w:pPr>
         <w:spacing w:line="336" w:lineRule="auto" w:after="180"/>
-        <w:shd w:fill="F5F1FB"/>
       </w:pPr>
       <w:r>
         <w:rPr>
           <w:b w:val="0"/>
         </w:rPr>
-        <w:t>Change: Remove the shared failed third case after scoring.</w:t>
+        <w:t>Completion task: Six cases are planned; five run, four pass and one fails. One is skipped. Show the intermediate steps and give the conclusion with its scope.</w:t>
       </w:r>
     </w:p>
     <w:p>
       <w:pPr>
-        <w:pStyle w:val="Heading3"/>
-      </w:pPr>
-      <w:r>
-        <w:t>Predicted result</w:t>
+        <w:spacing w:line="336" w:lineRule="auto" w:after="180"/>
+      </w:pPr>
+      <w:r>
+        <w:rPr>
+          <w:b w:val="0"/>
+        </w:rPr>
+        <w:t>Teacher check: Teacher explanation: Completed-case rate 4/5=</w:t>
+      </w:r>
+      <w:r>
+        <w:rPr>
+          <w:b/>
+        </w:rPr>
+        <w:t>80%</w:t>
+      </w:r>
+      <w:r>
+        <w:rPr>
+          <w:b w:val="0"/>
+        </w:rPr>
+        <w:t>; coverage 5/6. Do not report 4/6 as completed accuracy without declaring that separate policy; skipped remains unassessed.</w:t>
       </w:r>
     </w:p>
     <w:p>
       <w:pPr>
         <w:spacing w:line="336" w:lineRule="auto" w:after="180"/>
-        <w:shd w:fill="F1F6FC"/>
-      </w:pPr>
+      </w:pPr>
+      <w:r>
+        <w:rPr>
+          <w:b w:val="0"/>
+        </w:rPr>
+        <w:t xml:space="preserve">Start by identifying the given </w:t>
+      </w:r>
       <w:r>
         <w:rPr>
           <w:b/>
         </w:rPr>
-        <w:t>Prediction</w:t>
+        <w:t>input</w:t>
       </w:r>
       <w:r>
         <w:rPr>
           <w:b w:val="0"/>
         </w:rPr>
-        <w:t>: Rates become 3/3 and 2/3, but this selectively edited evaluation is misleading.</w:t>
+        <w:t>s together. Leave the intermediate steps blank. If needed, model one step, then withdraw that help on the next step. Move to a full trace only when the partial trace is understood.</w:t>
       </w:r>
     </w:p>
     <w:p>
       <w:pPr>
-        <w:pStyle w:val="Heading3"/>
-      </w:pPr>
-      <w:r>
-        <w:t>Why the result follows</w:t>
+        <w:spacing w:line="336" w:lineRule="auto" w:after="180"/>
+      </w:pPr>
+      <w:r>
+        <w:rPr>
+          <w:b w:val="0"/>
+        </w:rPr>
+        <w:t>For partners, alternate explainer and checker; collect a response from every learner before discussion.</w:t>
       </w:r>
     </w:p>
     <w:p>
       <w:pPr>
-        <w:spacing w:line="336" w:lineRule="auto" w:after="180"/>
-        <w:shd w:fill="F1F6FC"/>
-      </w:pPr>
-      <w:r>
-        <w:rPr>
-          <w:b w:val="0"/>
-        </w:rPr>
-        <w:t>Reason: The population changed after seeing failures, concealing a weakness.</w:t>
+        <w:pStyle w:val="Heading2"/>
+      </w:pPr>
+      <w:r>
+        <w:t>Individual misconception check</w:t>
       </w:r>
     </w:p>
     <w:p>
       <w:pPr>
-        <w:pStyle w:val="Heading3"/>
-      </w:pPr>
-      <w:r>
-        <w:t>Ask while showing the picture</w:t>
+        <w:spacing w:line="336" w:lineRule="auto" w:after="180"/>
+      </w:pPr>
+      <w:r>
+        <w:rPr>
+          <w:b w:val="0"/>
+        </w:rPr>
+        <w:t>Use the worked case for Evaluation pipelines. Proposed explanation: “The worked result establishes every future case”. Decide whether this explanation is supported.</w:t>
       </w:r>
     </w:p>
     <w:p>
       <w:pPr>
-        <w:pStyle w:val="Heading3"/>
-      </w:pPr>
-      <w:r>
-        <w:t>Ask while showing the picture · 5</w:t>
+        <w:spacing w:line="336" w:lineRule="auto" w:after="180"/>
+      </w:pPr>
+      <w:r>
+        <w:rPr>
+          <w:b w:val="0"/>
+        </w:rPr>
+        <w:t>Point to the step or supplied fact that decides; explain your repair if needed.</w:t>
       </w:r>
     </w:p>
     <w:p>
@@ -1793,31 +2907,7 @@
         <w:rPr>
           <w:b w:val="0"/>
         </w:rPr>
-        <w:t xml:space="preserve">Cover the result. Ask learners to name the </w:t>
-      </w:r>
-      <w:r>
-        <w:rPr>
-          <w:b/>
-        </w:rPr>
-        <w:t>input</w:t>
-      </w:r>
-      <w:r>
-        <w:rPr>
-          <w:b w:val="0"/>
-        </w:rPr>
-        <w:t xml:space="preserve">s and predict the next step. Uncover one step, connect the icon to the actual procedure, and explain its </w:t>
-      </w:r>
-      <w:r>
-        <w:rPr>
-          <w:b/>
-        </w:rPr>
-        <w:t>evidence</w:t>
-      </w:r>
-      <w:r>
-        <w:rPr>
-          <w:b w:val="0"/>
-        </w:rPr>
-        <w:t>. Then change the supplied condition and compare.</w:t>
+        <w:t>Expected correction: Missing evaluations can bias results; neither completion rate nor pass rate should hide the other.</w:t>
       </w:r>
     </w:p>
     <w:p>
@@ -1828,20 +2918,190 @@
         <w:rPr>
           <w:b w:val="0"/>
         </w:rPr>
-        <w:t>The picture is a representation; it does not document execution of a real AI model.</w:t>
+        <w:t>Collect explanations, not only yes/no votes. If a misunderstanding is common, re-model the relevant step for the class.</w:t>
       </w:r>
     </w:p>
     <w:p>
       <w:pPr>
-        <w:pStyle w:val="Heading1"/>
-      </w:pPr>
-      <w:r>
-        <w:t>03. Demonstrate and guide practice</w:t>
+        <w:spacing w:line="336" w:lineRule="auto" w:after="180"/>
+      </w:pPr>
+      <w:r>
+        <w:rPr>
+          <w:b w:val="0"/>
+        </w:rPr>
+        <w:t>If it affects a few learners, give a short targeted group explanation while others solve a more demanding variation.</w:t>
       </w:r>
     </w:p>
     <w:p>
-      <w:r>
-        <w:t>Demonstrate Evaluation pipelines, reduce support deliberately and check individual reasoning before discussing answers.</w:t>
+      <w:pPr>
+        <w:pStyle w:val="Heading2"/>
+      </w:pPr>
+      <w:r>
+        <w:t>Pictured reasoning and changed case</w:t>
+      </w:r>
+    </w:p>
+    <w:p>
+      <w:pPr>
+        <w:spacing w:line="336" w:lineRule="auto" w:after="180"/>
+      </w:pPr>
+      <w:r>
+        <w:rPr>
+          <w:b w:val="0"/>
+        </w:rPr>
+        <w:t>Calculate A’s and B’s correct rates on all four cases. Identify their shared failure and explain why removing that case after scoring changes the honesty of the comparison.</w:t>
+      </w:r>
+    </w:p>
+    <w:p>
+      <w:pPr>
+        <w:spacing w:line="336" w:lineRule="auto" w:after="180"/>
+      </w:pPr>
+      <w:r>
+        <w:rPr>
+          <w:b w:val="0"/>
+        </w:rPr>
+        <w:t>Keep questions and reference labels unchanged for both versions. A is 3/4=75%; B is 2/4=50%. Case two separates the versions; case three fails for both.</w:t>
+      </w:r>
+    </w:p>
+    <w:p>
+      <w:pPr>
+        <w:spacing w:line="336" w:lineRule="auto" w:after="180"/>
+      </w:pPr>
+      <w:r>
+        <w:rPr>
+          <w:b w:val="0"/>
+        </w:rPr>
+        <w:t>Changed case: Rates become 3/3 and 2/3, but this selectively edited evaluation is misleading. The population changed after seeing failures, concealing a weakness.</w:t>
+      </w:r>
+    </w:p>
+    <w:p>
+      <w:pPr>
+        <w:spacing w:line="336" w:lineRule="auto" w:after="180"/>
+      </w:pPr>
+      <w:r>
+        <w:rPr>
+          <w:b w:val="0"/>
+        </w:rPr>
+        <w:t>Changed-case reasoning: Rates become 3/3 and 2/3, but this selectively edited evaluation is misleading. The population changed after seeing failures, concealing a weakness.</w:t>
+      </w:r>
+    </w:p>
+    <w:p>
+      <w:pPr>
+        <w:spacing w:line="336" w:lineRule="auto" w:after="180"/>
+      </w:pPr>
+      <w:r>
+        <w:rPr>
+          <w:b w:val="0"/>
+        </w:rPr>
+        <w:t xml:space="preserve">Collect each learner’s explanation before discussion. Use the first missing connection between </w:t>
+      </w:r>
+      <w:r>
+        <w:rPr>
+          <w:b/>
+        </w:rPr>
+        <w:t>input</w:t>
+      </w:r>
+      <w:r>
+        <w:rPr>
+          <w:b w:val="0"/>
+        </w:rPr>
+        <w:t xml:space="preserve">, deciding step and result to choose support. This question is worked-case practice, not fresh mastery </w:t>
+      </w:r>
+      <w:r>
+        <w:rPr>
+          <w:b/>
+        </w:rPr>
+        <w:t>evidence</w:t>
+      </w:r>
+      <w:r>
+        <w:rPr>
+          <w:b w:val="0"/>
+        </w:rPr>
+        <w:t>.</w:t>
+      </w:r>
+    </w:p>
+    <w:p>
+      <w:pPr>
+        <w:pStyle w:val="Heading2"/>
+      </w:pPr>
+      <w:r>
+        <w:t>Accessible support and extension</w:t>
+      </w:r>
+    </w:p>
+    <w:p>
+      <w:pPr>
+        <w:spacing w:line="336" w:lineRule="auto" w:after="180"/>
+      </w:pPr>
+      <w:r>
+        <w:rPr>
+          <w:b w:val="0"/>
+        </w:rPr>
+        <w:t xml:space="preserve">Use See how it works and Follow a worked example. Collect a </w:t>
+      </w:r>
+      <w:r>
+        <w:rPr>
+          <w:b/>
+        </w:rPr>
+        <w:t>prediction</w:t>
+      </w:r>
+      <w:r>
+        <w:rPr>
+          <w:b w:val="0"/>
+        </w:rPr>
+        <w:t xml:space="preserve"> before revealing its result; ask the learner to point to each intermediate fact.</w:t>
+      </w:r>
+    </w:p>
+    <w:p>
+      <w:pPr>
+        <w:spacing w:line="336" w:lineRule="auto" w:after="180"/>
+      </w:pPr>
+      <w:r>
+        <w:rPr>
+          <w:b w:val="0"/>
+        </w:rPr>
+        <w:t xml:space="preserve">Provide an </w:t>
+      </w:r>
+      <w:r>
+        <w:rPr>
+          <w:b/>
+        </w:rPr>
+        <w:t>input</w:t>
+      </w:r>
+      <w:r>
+        <w:rPr>
+          <w:b w:val="0"/>
+        </w:rPr>
+        <w:t>/procedure/result/limit frame and a calculator when needed. Ask students to identify the first step before completing the whole trace.</w:t>
+      </w:r>
+    </w:p>
+    <w:p>
+      <w:pPr>
+        <w:spacing w:line="336" w:lineRule="auto" w:after="180"/>
+      </w:pPr>
+      <w:r>
+        <w:rPr>
+          <w:b w:val="0"/>
+        </w:rPr>
+        <w:t xml:space="preserve">Extension: compare two concrete variants of this </w:t>
+      </w:r>
+      <w:r>
+        <w:rPr>
+          <w:b/>
+        </w:rPr>
+        <w:t>mechanism</w:t>
+      </w:r>
+      <w:r>
+        <w:rPr>
+          <w:b w:val="0"/>
+        </w:rPr>
+        <w:t xml:space="preserve"> while holding unrelated conditions fixed; report both successful and unsuccessful outcomes.</w:t>
+      </w:r>
+    </w:p>
+    <w:p>
+      <w:pPr>
+        <w:pStyle w:val="Heading2"/>
+      </w:pPr>
+      <w:r>
+        <w:t>Earlier wording, alternatives and picture transcripts · reference / check after trying</w:t>
       </w:r>
     </w:p>
     <w:tbl>
@@ -2058,71 +3318,26 @@
     </w:tbl>
     <w:p>
       <w:pPr>
-        <w:spacing w:line="336" w:lineRule="auto" w:after="180"/>
-      </w:pPr>
-      <w:r>
-        <w:rPr>
-          <w:b w:val="0"/>
-        </w:rPr>
-        <w:t xml:space="preserve">Use See how it works and Follow a worked example. Collect a </w:t>
-      </w:r>
-      <w:r>
-        <w:rPr>
-          <w:b/>
-        </w:rPr>
-        <w:t>prediction</w:t>
-      </w:r>
-      <w:r>
-        <w:rPr>
-          <w:b w:val="0"/>
-        </w:rPr>
-        <w:t xml:space="preserve"> before revealing its result; ask the learner to point to each intermediate fact.</w:t>
+        <w:pStyle w:val="Heading3"/>
+      </w:pPr>
+      <w:r>
+        <w:t>Reduce help deliberately</w:t>
       </w:r>
     </w:p>
     <w:p>
       <w:pPr>
-        <w:spacing w:line="336" w:lineRule="auto" w:after="180"/>
-      </w:pPr>
-      <w:r>
-        <w:rPr>
-          <w:b w:val="0"/>
-        </w:rPr>
-        <w:t xml:space="preserve">Provide an </w:t>
-      </w:r>
-      <w:r>
-        <w:rPr>
-          <w:b/>
-        </w:rPr>
-        <w:t>input</w:t>
-      </w:r>
-      <w:r>
-        <w:rPr>
-          <w:b w:val="0"/>
-        </w:rPr>
-        <w:t>/procedure/result/limit frame and a calculator when needed. Ask students to identify the first step before completing the whole trace.</w:t>
+        <w:pStyle w:val="Heading3"/>
+      </w:pPr>
+      <w:r>
+        <w:t>Individual reasoning check</w:t>
       </w:r>
     </w:p>
     <w:p>
       <w:pPr>
-        <w:spacing w:line="336" w:lineRule="auto" w:after="180"/>
-      </w:pPr>
-      <w:r>
-        <w:rPr>
-          <w:b w:val="0"/>
-        </w:rPr>
-        <w:t xml:space="preserve">Extension: compare two concrete variants of this </w:t>
-      </w:r>
-      <w:r>
-        <w:rPr>
-          <w:b/>
-        </w:rPr>
-        <w:t>mechanism</w:t>
-      </w:r>
-      <w:r>
-        <w:rPr>
-          <w:b w:val="0"/>
-        </w:rPr>
-        <w:t xml:space="preserve"> while holding unrelated conditions fixed; report both successful and unsuccessful outcomes.</w:t>
+        <w:pStyle w:val="Heading3"/>
+      </w:pPr>
+      <w:r>
+        <w:t>Pictorial practice question</w:t>
       </w:r>
     </w:p>
     <w:p>
@@ -2130,59 +3345,39 @@
         <w:pStyle w:val="Heading3"/>
       </w:pPr>
       <w:r>
-        <w:t>Reduce help deliberately</w:t>
+        <w:t>Reasoned teacher answer</w:t>
       </w:r>
     </w:p>
     <w:p>
       <w:pPr>
-        <w:pStyle w:val="Heading3"/>
-      </w:pPr>
-      <w:r>
-        <w:t>Completion practice</w:t>
+        <w:pStyle w:val="Heading1"/>
+      </w:pPr>
+      <w:r>
+        <w:t>04. Run the complete supplied investigation</w:t>
       </w:r>
     </w:p>
     <w:p>
-      <w:pPr>
-        <w:spacing w:line="336" w:lineRule="auto" w:after="180"/>
-        <w:shd w:fill="F5F1FB"/>
-      </w:pPr>
-      <w:r>
-        <w:rPr>
-          <w:b w:val="0"/>
-        </w:rPr>
-        <w:t>Completion task: Six cases are planned; five run, four pass and one fails. One is skipped. Show the intermediate steps and give the conclusion with its scope.</w:t>
+      <w:r>
+        <w:t>Separate predictions,actual runs and paper traces.</w:t>
       </w:r>
     </w:p>
     <w:p>
       <w:pPr>
-        <w:pStyle w:val="Heading3"/>
-      </w:pPr>
-      <w:r>
-        <w:t>Reasoning to listen for</w:t>
+        <w:pStyle w:val="Heading2"/>
+      </w:pPr>
+      <w:r>
+        <w:t>Complete inputs,expected results and limits</w:t>
       </w:r>
     </w:p>
     <w:p>
       <w:pPr>
         <w:spacing w:line="336" w:lineRule="auto" w:after="180"/>
-        <w:shd w:fill="F1F6FC"/>
       </w:pPr>
       <w:r>
         <w:rPr>
           <w:b w:val="0"/>
         </w:rPr>
-        <w:t>Teacher check: Teacher explanation: Completed-case rate 4/5=</w:t>
-      </w:r>
-      <w:r>
-        <w:rPr>
-          <w:b/>
-        </w:rPr>
-        <w:t>80%</w:t>
-      </w:r>
-      <w:r>
-        <w:rPr>
-          <w:b w:val="0"/>
-        </w:rPr>
-        <w:t>; coverage 5/6. Do not report 4/6 as completed accuracy without declaring that separate policy; skipped remains unassessed.</w:t>
+        <w:t>Main4/5 completed pass 80%, 5/6 coverage≈83.33%, one explicit skip; do not call 4/6 completed accuracy. Picture A3/4, B2/4; shared failure 3 and differingcase 2. Independent eight planned, six completed, five pass, one fail: completed pass 5/6≈83.33%, coverage 6/8=75%, two uncompleted/unassessed. Require explicit statuses/reasons before a full record audit; skipped/missing not counted as passes.</w:t>
       </w:r>
     </w:p>
     <w:p>
@@ -2193,38 +3388,26 @@
         <w:rPr>
           <w:b w:val="0"/>
         </w:rPr>
-        <w:t xml:space="preserve">Start by identifying the given </w:t>
-      </w:r>
-      <w:r>
-        <w:rPr>
-          <w:b/>
-        </w:rPr>
-        <w:t>input</w:t>
-      </w:r>
-      <w:r>
-        <w:rPr>
-          <w:b w:val="0"/>
-        </w:rPr>
-        <w:t>s together. Leave the intermediate steps blank. If needed, model one step, then withdraw that help on the next step. Move to a full trace only when the partial trace is understood.</w:t>
+        <w:t>No future reliability claim from either small constructed example.</w:t>
       </w:r>
     </w:p>
     <w:p>
       <w:pPr>
-        <w:spacing w:line="336" w:lineRule="auto" w:after="180"/>
-      </w:pPr>
-      <w:r>
-        <w:rPr>
-          <w:b w:val="0"/>
-        </w:rPr>
-        <w:t>For partners, alternate explainer and checker; collect a response from every learner before discussion.</w:t>
+        <w:pStyle w:val="Heading2"/>
+      </w:pPr>
+      <w:r>
+        <w:t>Diagnose the current misconceptions</w:t>
       </w:r>
     </w:p>
     <w:p>
       <w:pPr>
-        <w:pStyle w:val="Heading3"/>
-      </w:pPr>
-      <w:r>
-        <w:t>Individual reasoning check</w:t>
+        <w:spacing w:line="336" w:lineRule="auto" w:after="180"/>
+      </w:pPr>
+      <w:r>
+        <w:rPr>
+          <w:b w:val="0"/>
+        </w:rPr>
+        <w:t>The worked result establishes every future case: Missing evaluations can bias results; neither completion rate nor pass rate should hide the other.</w:t>
       </w:r>
     </w:p>
     <w:p>
@@ -2235,7 +3418,31 @@
         <w:rPr>
           <w:b w:val="0"/>
         </w:rPr>
-        <w:t>Use the worked case for Evaluation pipelines. Proposed explanation: “The worked result establishes every future case”. Decide whether this explanation is supported.</w:t>
+        <w:t xml:space="preserve">A missing </w:t>
+      </w:r>
+      <w:r>
+        <w:rPr>
+          <w:b/>
+        </w:rPr>
+        <w:t>input</w:t>
+      </w:r>
+      <w:r>
+        <w:rPr>
+          <w:b w:val="0"/>
+        </w:rPr>
+        <w:t xml:space="preserve"> may be replaced without recording the change: A replacement changes the </w:t>
+      </w:r>
+      <w:r>
+        <w:rPr>
+          <w:b/>
+        </w:rPr>
+        <w:t>evidence</w:t>
+      </w:r>
+      <w:r>
+        <w:rPr>
+          <w:b w:val="0"/>
+        </w:rPr>
+        <w:t xml:space="preserve"> or contract. Record the change and its justification; do not silently turn unknown into a measured value.</w:t>
       </w:r>
     </w:p>
     <w:p>
@@ -2246,269 +3453,62 @@
         <w:rPr>
           <w:b w:val="0"/>
         </w:rPr>
-        <w:t>Point to the step or supplied fact that decides; explain your repair if needed.</w:t>
+        <w:t xml:space="preserve">Repeating an assessed case is new independent </w:t>
+      </w:r>
+      <w:r>
+        <w:rPr>
+          <w:b/>
+        </w:rPr>
+        <w:t>evidence</w:t>
+      </w:r>
+      <w:r>
+        <w:rPr>
+          <w:b w:val="0"/>
+        </w:rPr>
+        <w:t>: A replay checks consistency. An example used for feedback or revision cannot later be described as untouched final evaluation.</w:t>
       </w:r>
     </w:p>
     <w:p>
       <w:pPr>
-        <w:pStyle w:val="Heading3"/>
-      </w:pPr>
-      <w:r>
-        <w:t>Expected repair</w:t>
+        <w:spacing w:line="336" w:lineRule="auto" w:after="180"/>
+      </w:pPr>
+      <w:r>
+        <w:rPr>
+          <w:b w:val="0"/>
+        </w:rPr>
+        <w:t xml:space="preserve">Use Run the investigation for the </w:t>
+      </w:r>
+      <w:r>
+        <w:rPr>
+          <w:b/>
+        </w:rPr>
+        <w:t>evidence</w:t>
+      </w:r>
+      <w:r>
+        <w:rPr>
+          <w:b w:val="0"/>
+        </w:rPr>
+        <w:t xml:space="preserve"> ledger. Add a boundary or missing-</w:t>
+      </w:r>
+      <w:r>
+        <w:rPr>
+          <w:b/>
+        </w:rPr>
+        <w:t>input</w:t>
+      </w:r>
+      <w:r>
+        <w:rPr>
+          <w:b w:val="0"/>
+        </w:rPr>
+        <w:t xml:space="preserve"> case and record the expected response before checking. More successful repeats of one case do not establish wider coverage.</w:t>
       </w:r>
     </w:p>
     <w:p>
       <w:pPr>
-        <w:spacing w:line="336" w:lineRule="auto" w:after="180"/>
-        <w:shd w:fill="F1F6FC"/>
-      </w:pPr>
-      <w:r>
-        <w:rPr>
-          <w:b w:val="0"/>
-        </w:rPr>
-        <w:t>Expected correction: Missing evaluations can bias results; neither completion rate nor pass rate should hide the other.</w:t>
-      </w:r>
-    </w:p>
-    <w:p>
-      <w:pPr>
-        <w:spacing w:line="336" w:lineRule="auto" w:after="180"/>
-      </w:pPr>
-      <w:r>
-        <w:rPr>
-          <w:b w:val="0"/>
-        </w:rPr>
-        <w:t>Collect explanations, not only yes/no votes. If a misunderstanding is common, re-model the relevant step for the class.</w:t>
-      </w:r>
-    </w:p>
-    <w:p>
-      <w:pPr>
-        <w:spacing w:line="336" w:lineRule="auto" w:after="180"/>
-      </w:pPr>
-      <w:r>
-        <w:rPr>
-          <w:b w:val="0"/>
-        </w:rPr>
-        <w:t>If it affects a few learners, give a short targeted group explanation while others solve a more demanding variation.</w:t>
-      </w:r>
-    </w:p>
-    <w:p>
-      <w:pPr>
-        <w:pStyle w:val="Heading3"/>
-      </w:pPr>
-      <w:r>
-        <w:t>Pictorial practice question</w:t>
-      </w:r>
-    </w:p>
-    <w:p>
-      <w:pPr>
-        <w:spacing w:line="336" w:lineRule="auto" w:after="180"/>
-      </w:pPr>
-      <w:r>
-        <w:rPr>
-          <w:b w:val="0"/>
-        </w:rPr>
-        <w:t>Calculate A’s and B’s correct rates on all four cases. Identify their shared failure and explain why removing that case after scoring changes the honesty of the comparison.</w:t>
-      </w:r>
-    </w:p>
-    <w:p>
-      <w:pPr>
-        <w:pStyle w:val="Heading3"/>
-      </w:pPr>
-      <w:r>
-        <w:t>Reasoned teacher answer</w:t>
-      </w:r>
-    </w:p>
-    <w:p>
-      <w:pPr>
-        <w:spacing w:line="336" w:lineRule="auto" w:after="180"/>
-      </w:pPr>
-      <w:r>
-        <w:rPr>
-          <w:b w:val="0"/>
-        </w:rPr>
-        <w:t>Keep questions and reference labels unchanged for both versions. A is 3/4=75%; B is 2/4=50%. Case two separates the versions; case three fails for both.</w:t>
-      </w:r>
-    </w:p>
-    <w:p>
-      <w:pPr>
-        <w:spacing w:line="336" w:lineRule="auto" w:after="180"/>
-      </w:pPr>
-      <w:r>
-        <w:rPr>
-          <w:b w:val="0"/>
-        </w:rPr>
-        <w:t>Changed case: Rates become 3/3 and 2/3, but this selectively edited evaluation is misleading. The population changed after seeing failures, concealing a weakness.</w:t>
-      </w:r>
-    </w:p>
-    <w:p>
-      <w:pPr>
-        <w:spacing w:line="336" w:lineRule="auto" w:after="180"/>
-      </w:pPr>
-      <w:r>
-        <w:rPr>
-          <w:b w:val="0"/>
-        </w:rPr>
-        <w:t>Changed-case reasoning: Rates become 3/3 and 2/3, but this selectively edited evaluation is misleading. The population changed after seeing failures, concealing a weakness.</w:t>
-      </w:r>
-    </w:p>
-    <w:p>
-      <w:pPr>
-        <w:spacing w:line="336" w:lineRule="auto" w:after="180"/>
-      </w:pPr>
-      <w:r>
-        <w:rPr>
-          <w:b w:val="0"/>
-        </w:rPr>
-        <w:t xml:space="preserve">Collect each learner’s explanation before discussion. Use the first missing connection between </w:t>
-      </w:r>
-      <w:r>
-        <w:rPr>
-          <w:b/>
-        </w:rPr>
-        <w:t>input</w:t>
-      </w:r>
-      <w:r>
-        <w:rPr>
-          <w:b w:val="0"/>
-        </w:rPr>
-        <w:t xml:space="preserve">, deciding step and result to choose support. This question is worked-case practice, not fresh mastery </w:t>
-      </w:r>
-      <w:r>
-        <w:rPr>
-          <w:b/>
-        </w:rPr>
-        <w:t>evidence</w:t>
-      </w:r>
-      <w:r>
-        <w:rPr>
-          <w:b w:val="0"/>
-        </w:rPr>
-        <w:t>.</w:t>
-      </w:r>
-    </w:p>
-    <w:p>
-      <w:pPr>
-        <w:pStyle w:val="Heading1"/>
-      </w:pPr>
-      <w:r>
-        <w:t>04. Run the investigation and diagnose misconceptions</w:t>
-      </w:r>
-    </w:p>
-    <w:p>
-      <w:r>
-        <w:t>Run the Evaluation pipelines investigation and use the first unsupported step to choose a teaching response.</w:t>
-      </w:r>
-    </w:p>
-    <w:p>
-      <w:pPr>
-        <w:spacing w:line="336" w:lineRule="auto" w:after="180"/>
-      </w:pPr>
-      <w:r>
-        <w:rPr>
-          <w:b w:val="0"/>
-        </w:rPr>
-        <w:t>The worked result establishes every future case: Missing evaluations can bias results; neither completion rate nor pass rate should hide the other.</w:t>
-      </w:r>
-    </w:p>
-    <w:p>
-      <w:pPr>
-        <w:spacing w:line="336" w:lineRule="auto" w:after="180"/>
-      </w:pPr>
-      <w:r>
-        <w:rPr>
-          <w:b w:val="0"/>
-        </w:rPr>
-        <w:t xml:space="preserve">A missing </w:t>
-      </w:r>
-      <w:r>
-        <w:rPr>
-          <w:b/>
-        </w:rPr>
-        <w:t>input</w:t>
-      </w:r>
-      <w:r>
-        <w:rPr>
-          <w:b w:val="0"/>
-        </w:rPr>
-        <w:t xml:space="preserve"> may be replaced without recording the change: A replacement changes the </w:t>
-      </w:r>
-      <w:r>
-        <w:rPr>
-          <w:b/>
-        </w:rPr>
-        <w:t>evidence</w:t>
-      </w:r>
-      <w:r>
-        <w:rPr>
-          <w:b w:val="0"/>
-        </w:rPr>
-        <w:t xml:space="preserve"> or contract. Record the change and its justification; do not silently turn unknown into a measured value.</w:t>
-      </w:r>
-    </w:p>
-    <w:p>
-      <w:pPr>
-        <w:spacing w:line="336" w:lineRule="auto" w:after="180"/>
-      </w:pPr>
-      <w:r>
-        <w:rPr>
-          <w:b w:val="0"/>
-        </w:rPr>
-        <w:t xml:space="preserve">Repeating an assessed case is new independent </w:t>
-      </w:r>
-      <w:r>
-        <w:rPr>
-          <w:b/>
-        </w:rPr>
-        <w:t>evidence</w:t>
-      </w:r>
-      <w:r>
-        <w:rPr>
-          <w:b w:val="0"/>
-        </w:rPr>
-        <w:t>: A replay checks consistency. An example used for feedback or revision cannot later be described as untouched final evaluation.</w:t>
-      </w:r>
-    </w:p>
-    <w:p>
-      <w:pPr>
-        <w:spacing w:line="336" w:lineRule="auto" w:after="180"/>
-      </w:pPr>
-      <w:r>
-        <w:rPr>
-          <w:b w:val="0"/>
-        </w:rPr>
-        <w:t xml:space="preserve">Use Run the investigation for the </w:t>
-      </w:r>
-      <w:r>
-        <w:rPr>
-          <w:b/>
-        </w:rPr>
-        <w:t>evidence</w:t>
-      </w:r>
-      <w:r>
-        <w:rPr>
-          <w:b w:val="0"/>
-        </w:rPr>
-        <w:t xml:space="preserve"> ledger. Add a boundary or missing-</w:t>
-      </w:r>
-      <w:r>
-        <w:rPr>
-          <w:b/>
-        </w:rPr>
-        <w:t>input</w:t>
-      </w:r>
-      <w:r>
-        <w:rPr>
-          <w:b w:val="0"/>
-        </w:rPr>
-        <w:t xml:space="preserve"> case and record the expected response before checking. More successful repeats of one case do not establish wider coverage.</w:t>
-      </w:r>
-    </w:p>
-    <w:p>
-      <w:pPr>
-        <w:pStyle w:val="Heading3"/>
-      </w:pPr>
-      <w:r>
-        <w:t>Match the support to the first error</w:t>
+        <w:pStyle w:val="Heading2"/>
+      </w:pPr>
+      <w:r>
+        <w:t>Choose accessible support</w:t>
       </w:r>
     </w:p>
     <w:tbl>
@@ -2681,57 +3681,39 @@
     </w:p>
     <w:p>
       <w:pPr>
-        <w:pStyle w:val="Heading1"/>
-      </w:pPr>
-      <w:r>
-        <w:t>05. Assess and explain the answers</w:t>
+        <w:pStyle w:val="Heading2"/>
+      </w:pPr>
+      <w:r>
+        <w:t>Earlier wording, alternatives and picture transcripts · reference / check after trying</w:t>
       </w:r>
     </w:p>
     <w:p>
-      <w:r>
-        <w:t>Use the Evaluation pipelines questions, teacher keys and criteria after the relevant attempts. Previously discussed cases are practice; protect the separately selected independent task.</w:t>
+      <w:pPr>
+        <w:pStyle w:val="Heading3"/>
+      </w:pPr>
+      <w:r>
+        <w:t>Match the support to the first error</w:t>
       </w:r>
     </w:p>
     <w:p>
       <w:pPr>
-        <w:pStyle w:val="Heading3"/>
-      </w:pPr>
-      <w:r>
-        <w:t>Guided and exit questions</w:t>
+        <w:pStyle w:val="Heading1"/>
+      </w:pPr>
+      <w:r>
+        <w:t>05. Assess the new service scenario</w:t>
       </w:r>
     </w:p>
     <w:p>
-      <w:pPr>
-        <w:spacing w:line="336" w:lineRule="auto" w:after="180"/>
-      </w:pPr>
-      <w:r>
-        <w:rPr>
-          <w:b w:val="0"/>
-        </w:rPr>
-        <w:t>Guided: Completed-case rate 4/5=</w:t>
-      </w:r>
-      <w:r>
-        <w:rPr>
-          <w:b/>
-        </w:rPr>
-        <w:t>80%</w:t>
-      </w:r>
-      <w:r>
-        <w:rPr>
-          <w:b w:val="0"/>
-        </w:rPr>
-        <w:t>; coverage 5/6. Do not report 4/6 as completed accuracy without declaring that separate policy; skipped remains unassessed.</w:t>
+      <w:r>
+        <w:t>Keep the selected answer private until after a first attempt.</w:t>
       </w:r>
     </w:p>
     <w:p>
       <w:pPr>
-        <w:spacing w:line="336" w:lineRule="auto" w:after="180"/>
-      </w:pPr>
-      <w:r>
-        <w:rPr>
-          <w:b w:val="0"/>
-        </w:rPr>
-        <w:t>Qualification: Missing evaluations can bias results; neither completion rate nor pass rate should hide the other.</w:t>
+        <w:pStyle w:val="Heading2"/>
+      </w:pPr>
+      <w:r>
+        <w:t>Selected independent task and checked answer</w:t>
       </w:r>
     </w:p>
     <w:p>
@@ -2742,559 +3724,26 @@
         <w:rPr>
           <w:b w:val="0"/>
         </w:rPr>
-        <w:t xml:space="preserve">Exit: accept a concrete variation with its predicted outcome and a stated condition that would challenge the </w:t>
-      </w:r>
-      <w:r>
-        <w:rPr>
-          <w:b/>
-        </w:rPr>
-        <w:t>mechanism</w:t>
-      </w:r>
-      <w:r>
-        <w:rPr>
-          <w:b w:val="0"/>
-        </w:rPr>
-        <w:t xml:space="preserve">; reject a claim resting on unmeasured </w:t>
-      </w:r>
-      <w:r>
-        <w:rPr>
-          <w:b/>
-        </w:rPr>
-        <w:t>evidence</w:t>
-      </w:r>
-      <w:r>
-        <w:rPr>
-          <w:b w:val="0"/>
-        </w:rPr>
-        <w:t>.</w:t>
+        <w:t>Selected case: Eight planned cases, six complete, five pass, one fail. Give observed pass rate and coverage.</w:t>
       </w:r>
     </w:p>
     <w:p>
       <w:pPr>
-        <w:pStyle w:val="Heading3"/>
-      </w:pPr>
-      <w:r>
-        <w:t>W1 Explain the mechanism</w:t>
+        <w:spacing w:line="336" w:lineRule="auto" w:after="180"/>
+      </w:pPr>
+      <w:r>
+        <w:rPr>
+          <w:b w:val="0"/>
+        </w:rPr>
+        <w:t>Teacher explanation: 5/6≈83.333% among completed; coverage 6/8=75%. Two unassessed cases remain explicit.</w:t>
       </w:r>
     </w:p>
     <w:p>
       <w:pPr>
-        <w:pStyle w:val="Heading3"/>
-      </w:pPr>
-      <w:r>
-        <w:t>Workbook question · W1</w:t>
-      </w:r>
-    </w:p>
-    <w:p>
-      <w:pPr>
-        <w:spacing w:line="336" w:lineRule="auto" w:after="180"/>
-        <w:shd w:fill="F5F1FB"/>
-      </w:pPr>
-      <w:r>
-        <w:rPr>
-          <w:b w:val="0"/>
-        </w:rPr>
-        <w:t xml:space="preserve">Explain the weekly </w:t>
-      </w:r>
-      <w:r>
-        <w:rPr>
-          <w:b/>
-        </w:rPr>
-        <w:t>mechanism</w:t>
-      </w:r>
-      <w:r>
-        <w:rPr>
-          <w:b w:val="0"/>
-        </w:rPr>
-        <w:t xml:space="preserve"> in your own words. Use the worked scenario to name its </w:t>
-      </w:r>
-      <w:r>
-        <w:rPr>
-          <w:b/>
-        </w:rPr>
-        <w:t>input</w:t>
-      </w:r>
-      <w:r>
-        <w:rPr>
-          <w:b w:val="0"/>
-        </w:rPr>
-        <w:t xml:space="preserve">, decision rule and </w:t>
-      </w:r>
-      <w:r>
-        <w:rPr>
-          <w:b/>
-        </w:rPr>
-        <w:t>output</w:t>
-      </w:r>
-      <w:r>
-        <w:rPr>
-          <w:b w:val="0"/>
-        </w:rPr>
-        <w:t>.</w:t>
-      </w:r>
-    </w:p>
-    <w:p>
-      <w:pPr>
-        <w:pStyle w:val="Heading3"/>
-      </w:pPr>
-      <w:r>
-        <w:t>Teacher reasoning · W1</w:t>
-      </w:r>
-    </w:p>
-    <w:p>
-      <w:pPr>
-        <w:spacing w:line="336" w:lineRule="auto" w:after="180"/>
-        <w:shd w:fill="F1F6FC"/>
-      </w:pPr>
-      <w:r>
-        <w:rPr>
-          <w:b w:val="0"/>
-        </w:rPr>
-        <w:t xml:space="preserve">Teacher explanation: Evaluation pipelines preserve case versions, procedure versions and </w:t>
-      </w:r>
-      <w:r>
-        <w:rPr>
-          <w:b/>
-        </w:rPr>
-        <w:t>raw outcome</w:t>
-      </w:r>
-      <w:r>
-        <w:rPr>
-          <w:b w:val="0"/>
-        </w:rPr>
-        <w:t>s before producing metrics. A rerun must identify what changed.</w:t>
-      </w:r>
-    </w:p>
-    <w:p>
-      <w:pPr>
-        <w:spacing w:line="336" w:lineRule="auto" w:after="180"/>
-        <w:shd w:fill="F1F6FC"/>
-      </w:pPr>
-      <w:r>
-        <w:rPr>
-          <w:b w:val="0"/>
-        </w:rPr>
-        <w:t>Load versioned cases, validate expected outcomes, execute the frozen system, store case-level results and compute declared denominators. Reject missing results rather than silently counting them as success.</w:t>
-      </w:r>
-    </w:p>
-    <w:p>
-      <w:pPr>
-        <w:pStyle w:val="Heading3"/>
-      </w:pPr>
-      <w:r>
-        <w:t>W2 Trace the worked case</w:t>
-      </w:r>
-    </w:p>
-    <w:p>
-      <w:pPr>
-        <w:pStyle w:val="Heading3"/>
-      </w:pPr>
-      <w:r>
-        <w:t>Workbook question · W2</w:t>
-      </w:r>
-    </w:p>
-    <w:p>
-      <w:pPr>
-        <w:spacing w:line="336" w:lineRule="auto" w:after="180"/>
-        <w:shd w:fill="F5F1FB"/>
-      </w:pPr>
-      <w:r>
-        <w:rPr>
-          <w:b w:val="0"/>
-        </w:rPr>
-        <w:t>Six cases are planned; five run, four pass and one fails. One is skipped. Show the intermediate steps and give the conclusion with its scope.</w:t>
-      </w:r>
-    </w:p>
-    <w:p>
-      <w:pPr>
-        <w:pStyle w:val="Heading3"/>
-      </w:pPr>
-      <w:r>
-        <w:t>Teacher reasoning · W2</w:t>
-      </w:r>
-    </w:p>
-    <w:p>
-      <w:pPr>
-        <w:spacing w:line="336" w:lineRule="auto" w:after="180"/>
-        <w:shd w:fill="F1F6FC"/>
-      </w:pPr>
-      <w:r>
-        <w:rPr>
-          <w:b w:val="0"/>
-        </w:rPr>
-        <w:t>Teacher explanation: Completed-case rate 4/5=</w:t>
-      </w:r>
-      <w:r>
-        <w:rPr>
-          <w:b/>
-        </w:rPr>
-        <w:t>80%</w:t>
-      </w:r>
-      <w:r>
-        <w:rPr>
-          <w:b w:val="0"/>
-        </w:rPr>
-        <w:t>; coverage 5/6. Do not report 4/6 as completed accuracy without declaring that separate policy; skipped remains unassessed.</w:t>
-      </w:r>
-    </w:p>
-    <w:p>
-      <w:pPr>
-        <w:pStyle w:val="Heading3"/>
-      </w:pPr>
-      <w:r>
-        <w:t>W3 Audit the limit</w:t>
-      </w:r>
-    </w:p>
-    <w:p>
-      <w:pPr>
-        <w:pStyle w:val="Heading3"/>
-      </w:pPr>
-      <w:r>
-        <w:t>Workbook question · W3</w:t>
-      </w:r>
-    </w:p>
-    <w:p>
-      <w:pPr>
-        <w:spacing w:line="336" w:lineRule="auto" w:after="180"/>
-        <w:shd w:fill="F5F1FB"/>
-      </w:pPr>
-      <w:r>
-        <w:rPr>
-          <w:b w:val="0"/>
-        </w:rPr>
-        <w:t>A report omits this qualification: Missing evaluations can bias results; neither completion rate nor pass rate should hide the other.</w:t>
-      </w:r>
-    </w:p>
-    <w:p>
-      <w:pPr>
-        <w:spacing w:line="336" w:lineRule="auto" w:after="180"/>
-        <w:shd w:fill="F5F1FB"/>
-      </w:pPr>
-      <w:r>
-        <w:rPr>
-          <w:b w:val="0"/>
-        </w:rPr>
-        <w:t>Explain how omitting it could change a reader's interpretation, and write an accurate replacement.</w:t>
-      </w:r>
-    </w:p>
-    <w:p>
-      <w:pPr>
-        <w:pStyle w:val="Heading3"/>
-      </w:pPr>
-      <w:r>
-        <w:t>Teacher reasoning · W3</w:t>
-      </w:r>
-    </w:p>
-    <w:p>
-      <w:pPr>
-        <w:spacing w:line="336" w:lineRule="auto" w:after="180"/>
-        <w:shd w:fill="F1F6FC"/>
-      </w:pPr>
-      <w:r>
-        <w:rPr>
-          <w:b w:val="0"/>
-        </w:rPr>
-        <w:t>Teacher explanation: Missing evaluations can bias results; neither completion rate nor pass rate should hide the other.</w:t>
-      </w:r>
-    </w:p>
-    <w:p>
-      <w:pPr>
-        <w:spacing w:line="336" w:lineRule="auto" w:after="180"/>
-        <w:shd w:fill="F1F6FC"/>
-      </w:pPr>
-      <w:r>
-        <w:rPr>
-          <w:b w:val="0"/>
-        </w:rPr>
-        <w:t xml:space="preserve">State the observed result separately from the unverified or out-of-scope claim; preserve the original </w:t>
-      </w:r>
-      <w:r>
-        <w:rPr>
-          <w:b/>
-        </w:rPr>
-        <w:t>evidence</w:t>
-      </w:r>
-      <w:r>
-        <w:rPr>
-          <w:b w:val="0"/>
-        </w:rPr>
-        <w:t xml:space="preserve"> rather than inventing a missing fact.</w:t>
-      </w:r>
-    </w:p>
-    <w:p>
-      <w:pPr>
-        <w:pStyle w:val="Heading3"/>
-      </w:pPr>
-      <w:r>
-        <w:t>W4 Apply a new case independently</w:t>
-      </w:r>
-    </w:p>
-    <w:p>
-      <w:pPr>
-        <w:pStyle w:val="Heading3"/>
-      </w:pPr>
-      <w:r>
-        <w:t>Workbook question · W4</w:t>
-      </w:r>
-    </w:p>
-    <w:p>
-      <w:pPr>
-        <w:spacing w:line="336" w:lineRule="auto" w:after="180"/>
-        <w:shd w:fill="F5F1FB"/>
-      </w:pPr>
-      <w:r>
-        <w:rPr>
-          <w:b w:val="0"/>
-        </w:rPr>
-        <w:t>Eight planned cases, six complete, five pass, one fail. Give observed pass rate and coverage.</w:t>
-      </w:r>
-    </w:p>
-    <w:p>
-      <w:pPr>
-        <w:pStyle w:val="Heading3"/>
-      </w:pPr>
-      <w:r>
-        <w:t>Teacher reasoning · W4</w:t>
-      </w:r>
-    </w:p>
-    <w:p>
-      <w:pPr>
-        <w:spacing w:line="336" w:lineRule="auto" w:after="180"/>
-        <w:shd w:fill="F1F6FC"/>
-      </w:pPr>
-      <w:r>
-        <w:rPr>
-          <w:b w:val="0"/>
-        </w:rPr>
-        <w:t>Teacher explanation: 5/6≈83.333% among completed; coverage 6/8=75%. Two unassessed cases remain explicit.</w:t>
-      </w:r>
-    </w:p>
-    <w:p>
-      <w:pPr>
-        <w:pStyle w:val="Heading3"/>
-      </w:pPr>
-      <w:r>
-        <w:t>W5 Design a revealing follow-up</w:t>
-      </w:r>
-    </w:p>
-    <w:p>
-      <w:pPr>
-        <w:pStyle w:val="Heading3"/>
-      </w:pPr>
-      <w:r>
-        <w:t>Workbook question · W5</w:t>
-      </w:r>
-    </w:p>
-    <w:p>
-      <w:pPr>
-        <w:spacing w:line="336" w:lineRule="auto" w:after="180"/>
-        <w:shd w:fill="F5F1FB"/>
-      </w:pPr>
-      <w:r>
-        <w:rPr>
-          <w:b w:val="0"/>
-        </w:rPr>
-        <w:t>For the worked scenario, propose one additional case that could reveal a failure, describe its expected outcome before running it, and explain what would need to remain fixed for a fair comparison.</w:t>
-      </w:r>
-    </w:p>
-    <w:p>
-      <w:pPr>
-        <w:spacing w:line="336" w:lineRule="auto" w:after="180"/>
-        <w:shd w:fill="F5F1FB"/>
-      </w:pPr>
-      <w:r>
-        <w:rPr>
-          <w:b w:val="0"/>
-        </w:rPr>
-        <w:t>Do not reuse W4 as a new final test after receiving feedback.</w:t>
-      </w:r>
-    </w:p>
-    <w:p>
-      <w:pPr>
-        <w:pStyle w:val="Heading3"/>
-      </w:pPr>
-      <w:r>
-        <w:t>Teacher reasoning · W5</w:t>
-      </w:r>
-    </w:p>
-    <w:p>
-      <w:pPr>
-        <w:spacing w:line="336" w:lineRule="auto" w:after="180"/>
-        <w:shd w:fill="F1F6FC"/>
-      </w:pPr>
-      <w:r>
-        <w:rPr>
-          <w:b w:val="0"/>
-        </w:rPr>
-        <w:t xml:space="preserve">Teacher explanation: Accept a concrete variant of the worked </w:t>
-      </w:r>
-      <w:r>
-        <w:rPr>
-          <w:b/>
-        </w:rPr>
-        <w:t>input</w:t>
-      </w:r>
-      <w:r>
-        <w:rPr>
-          <w:b w:val="0"/>
-        </w:rPr>
-        <w:t xml:space="preserve"> or a missing/conflicting/boundary condition, with an expectation derived from the declared procedure.</w:t>
-      </w:r>
-    </w:p>
-    <w:p>
-      <w:pPr>
-        <w:spacing w:line="336" w:lineRule="auto" w:after="180"/>
-        <w:shd w:fill="F1F6FC"/>
-      </w:pPr>
-      <w:r>
-        <w:rPr>
-          <w:b w:val="0"/>
-        </w:rPr>
-        <w:t xml:space="preserve">Require preserved settings, original </w:t>
-      </w:r>
-      <w:r>
-        <w:rPr>
-          <w:b/>
-        </w:rPr>
-        <w:t>output</w:t>
-      </w:r>
-      <w:r>
-        <w:rPr>
-          <w:b w:val="0"/>
-        </w:rPr>
-        <w:t>s and data roles. Missing evaluations can bias results; neither completion rate nor pass rate should hide the other.</w:t>
-      </w:r>
-    </w:p>
-    <w:p>
-      <w:pPr>
-        <w:spacing w:line="336" w:lineRule="auto" w:after="180"/>
-        <w:shd w:fill="F1F6FC"/>
-      </w:pPr>
-      <w:r>
-        <w:rPr>
-          <w:b w:val="0"/>
-        </w:rPr>
-        <w:t xml:space="preserve">The new case should test this particular </w:t>
-      </w:r>
-      <w:r>
-        <w:rPr>
-          <w:b/>
-        </w:rPr>
-        <w:t>mechanism</w:t>
-      </w:r>
-      <w:r>
-        <w:rPr>
-          <w:b w:val="0"/>
-        </w:rPr>
-        <w:t xml:space="preserve"> rather than merely restate the original result.</w:t>
-      </w:r>
-    </w:p>
-    <w:p>
-      <w:pPr>
-        <w:pStyle w:val="Heading3"/>
-      </w:pPr>
-      <w:r>
-        <w:t>Independent assessment and fresh retry</w:t>
-      </w:r>
-    </w:p>
-    <w:p>
-      <w:pPr>
-        <w:pStyle w:val="Heading3"/>
-      </w:pPr>
-      <w:r>
-        <w:t>Teacher key · Independent assessment and fresh retry</w:t>
-      </w:r>
-    </w:p>
-    <w:p>
-      <w:pPr>
-        <w:spacing w:line="336" w:lineRule="auto" w:after="180"/>
-        <w:shd w:fill="F1F6FC"/>
-      </w:pPr>
-      <w:r>
-        <w:rPr>
-          <w:b w:val="0"/>
-        </w:rPr>
-        <w:t>W4: 5/6≈83.333% among completed; coverage 6/8=75%. Two unassessed cases remain explicit. Require intermediate reasoning and the stated scope. Fresh retry: Ten planned, eight complete, six pass.</w:t>
-      </w:r>
-    </w:p>
-    <w:p>
-      <w:pPr>
-        <w:spacing w:line="336" w:lineRule="auto" w:after="180"/>
-        <w:shd w:fill="F1F6FC"/>
-      </w:pPr>
-      <w:r>
-        <w:rPr>
-          <w:b w:val="0"/>
-        </w:rPr>
-        <w:t>Expected reasoning: 6/8=75% complete-case pass rate; 8/10=</w:t>
-      </w:r>
-      <w:r>
-        <w:rPr>
-          <w:b/>
-        </w:rPr>
-        <w:t>80%</w:t>
-      </w:r>
-      <w:r>
-        <w:rPr>
-          <w:b w:val="0"/>
-        </w:rPr>
-        <w:t xml:space="preserve"> coverage; two unassessed. If students need support, record it and reassess with another new case rather than awarding independence to a copied answer.</w:t>
-      </w:r>
-    </w:p>
-    <w:p>
-      <w:pPr>
-        <w:pStyle w:val="Heading3"/>
-      </w:pPr>
-      <w:r>
-        <w:t>Assess independent transfer</w:t>
-      </w:r>
-    </w:p>
-    <w:p>
-      <w:pPr>
-        <w:pStyle w:val="Heading3"/>
-      </w:pPr>
-      <w:r>
-        <w:t>Independent question · withhold the key</w:t>
-      </w:r>
-    </w:p>
-    <w:p>
-      <w:pPr>
-        <w:spacing w:line="336" w:lineRule="auto" w:after="180"/>
-        <w:shd w:fill="F5F1FB"/>
-      </w:pPr>
-      <w:r>
-        <w:rPr>
-          <w:b w:val="0"/>
-        </w:rPr>
-        <w:t>Selected case: Eight planned cases, six complete, five pass, one fail. Give observed pass rate and coverage.</w:t>
-      </w:r>
-    </w:p>
-    <w:p>
-      <w:pPr>
-        <w:pStyle w:val="Heading3"/>
-      </w:pPr>
-      <w:r>
-        <w:t>Selected case answer</w:t>
-      </w:r>
-    </w:p>
-    <w:p>
-      <w:pPr>
-        <w:pStyle w:val="Heading3"/>
-      </w:pPr>
-      <w:r>
-        <w:t>Teacher key · Selected case answer</w:t>
-      </w:r>
-    </w:p>
-    <w:p>
-      <w:pPr>
-        <w:spacing w:line="336" w:lineRule="auto" w:after="180"/>
-        <w:shd w:fill="F1F6FC"/>
-      </w:pPr>
-      <w:r>
-        <w:rPr>
-          <w:b w:val="0"/>
-        </w:rPr>
-        <w:t>Teacher explanation: 5/6≈83.333% among completed; coverage 6/8=75%. Two unassessed cases remain explicit.</w:t>
+        <w:pStyle w:val="Heading2"/>
+      </w:pPr>
+      <w:r>
+        <w:t>Judge explanation,trace and limits</w:t>
       </w:r>
     </w:p>
     <w:tbl>
@@ -3401,54 +3850,55 @@
     </w:tbl>
     <w:p>
       <w:pPr>
-        <w:pStyle w:val="Heading3"/>
-      </w:pPr>
-      <w:r>
-        <w:t>Teacher key · Selected case answer</w:t>
+        <w:spacing w:line="336" w:lineRule="auto" w:after="180"/>
+      </w:pPr>
+      <w:r>
+        <w:rPr>
+          <w:b w:val="0"/>
+        </w:rPr>
+        <w:t>Record each dimension as not yet, with support, or independent. Accept a valid alternative procedure with a defensible trace.</w:t>
       </w:r>
     </w:p>
     <w:p>
       <w:pPr>
         <w:spacing w:line="336" w:lineRule="auto" w:after="180"/>
-        <w:shd w:fill="F1F6FC"/>
       </w:pPr>
       <w:r>
         <w:rPr>
           <w:b w:val="0"/>
         </w:rPr>
-        <w:t>Record each dimension as not yet, with support, or independent. Accept a valid alternative procedure with a defensible trace.</w:t>
+        <w:t xml:space="preserve">Do not penalise an honestly recorded model failure if the learner correctly explains its </w:t>
+      </w:r>
+      <w:r>
+        <w:rPr>
+          <w:b/>
+        </w:rPr>
+        <w:t>evidence</w:t>
+      </w:r>
+      <w:r>
+        <w:rPr>
+          <w:b w:val="0"/>
+        </w:rPr>
+        <w:t xml:space="preserve"> and limits.</w:t>
       </w:r>
     </w:p>
     <w:p>
       <w:pPr>
-        <w:spacing w:line="336" w:lineRule="auto" w:after="180"/>
-        <w:shd w:fill="F1F6FC"/>
-      </w:pPr>
-      <w:r>
-        <w:rPr>
-          <w:b w:val="0"/>
-        </w:rPr>
-        <w:t xml:space="preserve">Do not penalise an honestly recorded model failure if the learner correctly explains its </w:t>
-      </w:r>
-      <w:r>
-        <w:rPr>
-          <w:b/>
-        </w:rPr>
-        <w:t>evidence</w:t>
-      </w:r>
-      <w:r>
-        <w:rPr>
-          <w:b w:val="0"/>
-        </w:rPr>
-        <w:t xml:space="preserve"> and limits.</w:t>
+        <w:pStyle w:val="Heading2"/>
+      </w:pPr>
+      <w:r>
+        <w:t>Give one usable repair</w:t>
       </w:r>
     </w:p>
     <w:p>
       <w:pPr>
-        <w:pStyle w:val="Heading3"/>
-      </w:pPr>
-      <w:r>
-        <w:t>Feedback that the learner uses</w:t>
+        <w:spacing w:line="336" w:lineRule="auto" w:after="180"/>
+      </w:pPr>
+      <w:r>
+        <w:rPr>
+          <w:b w:val="0"/>
+        </w:rPr>
+        <w:t>Name the earliest unsupported step and give one action to repair it. Have the learner make that repair now and explain why. Then assess the relevant skill on a fresh, fully specified case.</w:t>
       </w:r>
     </w:p>
     <w:p>
@@ -3459,31 +3909,85 @@
         <w:rPr>
           <w:b w:val="0"/>
         </w:rPr>
-        <w:t>Name the earliest unsupported step and give one action to repair it. Have the learner make that repair now and explain why. Then assess the relevant skill on a fresh, fully specified case.</w:t>
+        <w:t>Confirm it was not previously practised with feedback; solve and check the new case before assigning it. A follow-up design prompt is a starting brief, not automatically an equivalent test.</w:t>
       </w:r>
     </w:p>
     <w:p>
       <w:pPr>
-        <w:spacing w:line="336" w:lineRule="auto" w:after="180"/>
-      </w:pPr>
-      <w:r>
-        <w:rPr>
-          <w:b w:val="0"/>
-        </w:rPr>
-        <w:t>Confirm it was not previously practised with feedback; solve and check the new case before assigning it. A follow-up design prompt is a starting brief, not automatically an equivalent test.</w:t>
+        <w:pStyle w:val="Heading2"/>
+      </w:pPr>
+      <w:r>
+        <w:t>W1 Explain the mechanism</w:t>
       </w:r>
     </w:p>
     <w:p>
       <w:pPr>
-        <w:pStyle w:val="Heading1"/>
-      </w:pPr>
-      <w:r>
-        <w:t>06. Connect the project, support and next lesson</w:t>
+        <w:spacing w:line="336" w:lineRule="auto" w:after="180"/>
+      </w:pPr>
+      <w:r>
+        <w:rPr>
+          <w:b w:val="0"/>
+        </w:rPr>
+        <w:t xml:space="preserve">Explain the weekly </w:t>
+      </w:r>
+      <w:r>
+        <w:rPr>
+          <w:b/>
+        </w:rPr>
+        <w:t>mechanism</w:t>
+      </w:r>
+      <w:r>
+        <w:rPr>
+          <w:b w:val="0"/>
+        </w:rPr>
+        <w:t xml:space="preserve"> in your own words. Use the worked scenario to name its </w:t>
+      </w:r>
+      <w:r>
+        <w:rPr>
+          <w:b/>
+        </w:rPr>
+        <w:t>input</w:t>
+      </w:r>
+      <w:r>
+        <w:rPr>
+          <w:b w:val="0"/>
+        </w:rPr>
+        <w:t xml:space="preserve">, decision rule and </w:t>
+      </w:r>
+      <w:r>
+        <w:rPr>
+          <w:b/>
+        </w:rPr>
+        <w:t>output</w:t>
+      </w:r>
+      <w:r>
+        <w:rPr>
+          <w:b w:val="0"/>
+        </w:rPr>
+        <w:t>.</w:t>
       </w:r>
     </w:p>
     <w:p>
-      <w:r>
-        <w:t>Connect Evaluation pipelines to Grounded Learning Service, adapt support and plan a later changed-case check.</w:t>
+      <w:pPr>
+        <w:spacing w:line="336" w:lineRule="auto" w:after="180"/>
+      </w:pPr>
+      <w:r>
+        <w:rPr>
+          <w:b w:val="0"/>
+        </w:rPr>
+        <w:t xml:space="preserve">Teacher explanation: Evaluation pipelines preserve case versions, procedure versions and </w:t>
+      </w:r>
+      <w:r>
+        <w:rPr>
+          <w:b/>
+        </w:rPr>
+        <w:t>raw outcome</w:t>
+      </w:r>
+      <w:r>
+        <w:rPr>
+          <w:b w:val="0"/>
+        </w:rPr>
+        <w:t>s before producing metrics. A rerun must identify what changed.</w:t>
       </w:r>
     </w:p>
     <w:p>
@@ -3494,66 +3998,15 @@
         <w:rPr>
           <w:b w:val="0"/>
         </w:rPr>
-        <w:t xml:space="preserve">Add a labelled evaluation pipelines </w:t>
-      </w:r>
-      <w:r>
-        <w:rPr>
-          <w:b/>
-        </w:rPr>
-        <w:t>evidence</w:t>
-      </w:r>
-      <w:r>
-        <w:rPr>
-          <w:b w:val="0"/>
-        </w:rPr>
-        <w:t xml:space="preserve"> sheet to Grounded Learning Service. Show how you can explain the </w:t>
-      </w:r>
-      <w:r>
-        <w:rPr>
-          <w:b/>
-        </w:rPr>
-        <w:t>mechanism</w:t>
-      </w:r>
-      <w:r>
-        <w:rPr>
-          <w:b w:val="0"/>
-        </w:rPr>
-        <w:t xml:space="preserve"> and terminology of evaluation pipelines.</w:t>
+        <w:t>Load versioned cases, validate expected outcomes, execute the frozen system, store case-level results and compute declared denominators. Reject missing results rather than silently counting them as success.</w:t>
       </w:r>
     </w:p>
     <w:p>
       <w:pPr>
-        <w:spacing w:line="336" w:lineRule="auto" w:after="180"/>
-      </w:pPr>
-      <w:r>
-        <w:rPr>
-          <w:b w:val="0"/>
-        </w:rPr>
-        <w:t xml:space="preserve">Use the supplied fictional case and keep its </w:t>
-      </w:r>
-      <w:r>
-        <w:rPr>
-          <w:b/>
-        </w:rPr>
-        <w:t>input</w:t>
-      </w:r>
-      <w:r>
-        <w:rPr>
-          <w:b w:val="0"/>
-        </w:rPr>
-        <w:t xml:space="preserve">s, intermediate steps, calculation or </w:t>
-      </w:r>
-      <w:r>
-        <w:rPr>
-          <w:b/>
-        </w:rPr>
-        <w:t>prediction</w:t>
-      </w:r>
-      <w:r>
-        <w:rPr>
-          <w:b w:val="0"/>
-        </w:rPr>
-        <w:t>, and limitation. Connect this record to last week’s record; a matching answer without a trace is insufficient.</w:t>
+        <w:pStyle w:val="Heading2"/>
+      </w:pPr>
+      <w:r>
+        <w:t>W2 Trace the worked case</w:t>
       </w:r>
     </w:p>
     <w:p>
@@ -3564,19 +4017,7 @@
         <w:rPr>
           <w:b w:val="0"/>
         </w:rPr>
-        <w:t xml:space="preserve">Provide an </w:t>
-      </w:r>
-      <w:r>
-        <w:rPr>
-          <w:b/>
-        </w:rPr>
-        <w:t>input</w:t>
-      </w:r>
-      <w:r>
-        <w:rPr>
-          <w:b w:val="0"/>
-        </w:rPr>
-        <w:t>/procedure/result/limit frame and a calculator when needed. Ask students to identify the first step before completing the whole trace.</w:t>
+        <w:t>Six cases are planned; five run, four pass and one fails. One is skipped. Show the intermediate steps and give the conclusion with its scope.</w:t>
       </w:r>
     </w:p>
     <w:p>
@@ -3587,42 +4028,27 @@
         <w:rPr>
           <w:b w:val="0"/>
         </w:rPr>
-        <w:t xml:space="preserve">Extension: compare two concrete variants of this </w:t>
+        <w:t>Teacher explanation: Completed-case rate 4/5=</w:t>
       </w:r>
       <w:r>
         <w:rPr>
           <w:b/>
         </w:rPr>
-        <w:t>mechanism</w:t>
+        <w:t>80%</w:t>
       </w:r>
       <w:r>
         <w:rPr>
           <w:b w:val="0"/>
         </w:rPr>
-        <w:t xml:space="preserve"> while holding unrelated conditions fixed; report both successful and unsuccessful outcomes.</w:t>
+        <w:t>; coverage 5/6. Do not report 4/6 as completed accuracy without declaring that separate policy; skipped remains unassessed.</w:t>
       </w:r>
     </w:p>
     <w:p>
       <w:pPr>
-        <w:spacing w:line="336" w:lineRule="auto" w:after="180"/>
-      </w:pPr>
-      <w:r>
-        <w:rPr>
-          <w:b w:val="0"/>
-        </w:rPr>
-        <w:t xml:space="preserve">Next connection: Failure budgets and service objectives. Preserve the current case record and retrieve its </w:t>
-      </w:r>
-      <w:r>
-        <w:rPr>
-          <w:b/>
-        </w:rPr>
-        <w:t>evidence</w:t>
-      </w:r>
-      <w:r>
-        <w:rPr>
-          <w:b w:val="0"/>
-        </w:rPr>
-        <w:t xml:space="preserve"> boundary before moving on.</w:t>
+        <w:pStyle w:val="Heading2"/>
+      </w:pPr>
+      <w:r>
+        <w:t>W3 Audit the limit</w:t>
       </w:r>
     </w:p>
     <w:p>
@@ -3633,15 +4059,566 @@
         <w:rPr>
           <w:b w:val="0"/>
         </w:rPr>
-        <w:t>Retain the project ledger and assess a changed case after support. Check the relevant prerequisite before carrying this component forward.</w:t>
+        <w:t>A report omits this qualification: Missing evaluations can bias results; neither completion rate nor pass rate should hide the other.</w:t>
       </w:r>
     </w:p>
     <w:p>
       <w:pPr>
+        <w:spacing w:line="336" w:lineRule="auto" w:after="180"/>
+      </w:pPr>
+      <w:r>
+        <w:rPr>
+          <w:b w:val="0"/>
+        </w:rPr>
+        <w:t>Explain how omitting it could change a reader's interpretation, and write an accurate replacement.</w:t>
+      </w:r>
+    </w:p>
+    <w:p>
+      <w:pPr>
+        <w:spacing w:line="336" w:lineRule="auto" w:after="180"/>
+      </w:pPr>
+      <w:r>
+        <w:rPr>
+          <w:b w:val="0"/>
+        </w:rPr>
+        <w:t>Teacher explanation: Missing evaluations can bias results; neither completion rate nor pass rate should hide the other.</w:t>
+      </w:r>
+    </w:p>
+    <w:p>
+      <w:pPr>
+        <w:spacing w:line="336" w:lineRule="auto" w:after="180"/>
+      </w:pPr>
+      <w:r>
+        <w:rPr>
+          <w:b w:val="0"/>
+        </w:rPr>
+        <w:t xml:space="preserve">State the observed result separately from the unverified or out-of-scope claim; preserve the original </w:t>
+      </w:r>
+      <w:r>
+        <w:rPr>
+          <w:b/>
+        </w:rPr>
+        <w:t>evidence</w:t>
+      </w:r>
+      <w:r>
+        <w:rPr>
+          <w:b w:val="0"/>
+        </w:rPr>
+        <w:t xml:space="preserve"> rather than inventing a missing fact.</w:t>
+      </w:r>
+    </w:p>
+    <w:p>
+      <w:pPr>
+        <w:pStyle w:val="Heading2"/>
+      </w:pPr>
+      <w:r>
+        <w:t>W5 Design a revealing follow-up</w:t>
+      </w:r>
+    </w:p>
+    <w:p>
+      <w:pPr>
+        <w:spacing w:line="336" w:lineRule="auto" w:after="180"/>
+      </w:pPr>
+      <w:r>
+        <w:rPr>
+          <w:b w:val="0"/>
+        </w:rPr>
+        <w:t>For the worked scenario, propose one additional case that could reveal a failure, describe its expected outcome before running it, and explain what would need to remain fixed for a fair comparison.</w:t>
+      </w:r>
+    </w:p>
+    <w:p>
+      <w:pPr>
+        <w:spacing w:line="336" w:lineRule="auto" w:after="180"/>
+      </w:pPr>
+      <w:r>
+        <w:rPr>
+          <w:b w:val="0"/>
+        </w:rPr>
+        <w:t>Do not reuse W4 as a new final test after receiving feedback.</w:t>
+      </w:r>
+    </w:p>
+    <w:p>
+      <w:pPr>
+        <w:spacing w:line="336" w:lineRule="auto" w:after="180"/>
+      </w:pPr>
+      <w:r>
+        <w:rPr>
+          <w:b w:val="0"/>
+        </w:rPr>
+        <w:t xml:space="preserve">Teacher explanation: Accept a concrete variant of the worked </w:t>
+      </w:r>
+      <w:r>
+        <w:rPr>
+          <w:b/>
+        </w:rPr>
+        <w:t>input</w:t>
+      </w:r>
+      <w:r>
+        <w:rPr>
+          <w:b w:val="0"/>
+        </w:rPr>
+        <w:t xml:space="preserve"> or a missing/conflicting/boundary condition, with an expectation derived from the declared procedure.</w:t>
+      </w:r>
+    </w:p>
+    <w:p>
+      <w:pPr>
+        <w:spacing w:line="336" w:lineRule="auto" w:after="180"/>
+      </w:pPr>
+      <w:r>
+        <w:rPr>
+          <w:b w:val="0"/>
+        </w:rPr>
+        <w:t xml:space="preserve">Require preserved settings, original </w:t>
+      </w:r>
+      <w:r>
+        <w:rPr>
+          <w:b/>
+        </w:rPr>
+        <w:t>output</w:t>
+      </w:r>
+      <w:r>
+        <w:rPr>
+          <w:b w:val="0"/>
+        </w:rPr>
+        <w:t>s and data roles. Missing evaluations can bias results; neither completion rate nor pass rate should hide the other.</w:t>
+      </w:r>
+    </w:p>
+    <w:p>
+      <w:pPr>
+        <w:spacing w:line="336" w:lineRule="auto" w:after="180"/>
+      </w:pPr>
+      <w:r>
+        <w:rPr>
+          <w:b w:val="0"/>
+        </w:rPr>
+        <w:t xml:space="preserve">The new case should test this particular </w:t>
+      </w:r>
+      <w:r>
+        <w:rPr>
+          <w:b/>
+        </w:rPr>
+        <w:t>mechanism</w:t>
+      </w:r>
+      <w:r>
+        <w:rPr>
+          <w:b w:val="0"/>
+        </w:rPr>
+        <w:t xml:space="preserve"> rather than merely restate the original result.</w:t>
+      </w:r>
+    </w:p>
+    <w:p>
+      <w:pPr>
+        <w:pStyle w:val="Heading2"/>
+      </w:pPr>
+      <w:r>
+        <w:t>Earlier wording, alternatives and picture transcripts · reference / check after trying</w:t>
+      </w:r>
+    </w:p>
+    <w:p>
+      <w:pPr>
         <w:pStyle w:val="Heading3"/>
       </w:pPr>
       <w:r>
-        <w:t>Plan the delayed return</w:t>
+        <w:t>Guided and exit questions</w:t>
+      </w:r>
+    </w:p>
+    <w:p>
+      <w:pPr>
+        <w:spacing w:line="336" w:lineRule="auto" w:after="180"/>
+      </w:pPr>
+      <w:r>
+        <w:rPr>
+          <w:b w:val="0"/>
+        </w:rPr>
+        <w:t>Guided: Completed-case rate 4/5=</w:t>
+      </w:r>
+      <w:r>
+        <w:rPr>
+          <w:b/>
+        </w:rPr>
+        <w:t>80%</w:t>
+      </w:r>
+      <w:r>
+        <w:rPr>
+          <w:b w:val="0"/>
+        </w:rPr>
+        <w:t>; coverage 5/6. Do not report 4/6 as completed accuracy without declaring that separate policy; skipped remains unassessed.</w:t>
+      </w:r>
+    </w:p>
+    <w:p>
+      <w:pPr>
+        <w:spacing w:line="336" w:lineRule="auto" w:after="180"/>
+      </w:pPr>
+      <w:r>
+        <w:rPr>
+          <w:b w:val="0"/>
+        </w:rPr>
+        <w:t>Qualification: Missing evaluations can bias results; neither completion rate nor pass rate should hide the other.</w:t>
+      </w:r>
+    </w:p>
+    <w:p>
+      <w:pPr>
+        <w:spacing w:line="336" w:lineRule="auto" w:after="180"/>
+      </w:pPr>
+      <w:r>
+        <w:rPr>
+          <w:b w:val="0"/>
+        </w:rPr>
+        <w:t xml:space="preserve">Exit: accept a concrete variation with its predicted outcome and a stated condition that would challenge the </w:t>
+      </w:r>
+      <w:r>
+        <w:rPr>
+          <w:b/>
+        </w:rPr>
+        <w:t>mechanism</w:t>
+      </w:r>
+      <w:r>
+        <w:rPr>
+          <w:b w:val="0"/>
+        </w:rPr>
+        <w:t xml:space="preserve">; reject a claim resting on unmeasured </w:t>
+      </w:r>
+      <w:r>
+        <w:rPr>
+          <w:b/>
+        </w:rPr>
+        <w:t>evidence</w:t>
+      </w:r>
+      <w:r>
+        <w:rPr>
+          <w:b w:val="0"/>
+        </w:rPr>
+        <w:t>.</w:t>
+      </w:r>
+    </w:p>
+    <w:p>
+      <w:pPr>
+        <w:pStyle w:val="Heading3"/>
+      </w:pPr>
+      <w:r>
+        <w:t>W1 Explain the mechanism</w:t>
+      </w:r>
+    </w:p>
+    <w:p>
+      <w:pPr>
+        <w:pStyle w:val="Heading3"/>
+      </w:pPr>
+      <w:r>
+        <w:t>W2 Trace the worked case</w:t>
+      </w:r>
+    </w:p>
+    <w:p>
+      <w:pPr>
+        <w:pStyle w:val="Heading3"/>
+      </w:pPr>
+      <w:r>
+        <w:t>W3 Audit the limit</w:t>
+      </w:r>
+    </w:p>
+    <w:p>
+      <w:pPr>
+        <w:pStyle w:val="Heading3"/>
+      </w:pPr>
+      <w:r>
+        <w:t>W4 Apply a new case independently</w:t>
+      </w:r>
+    </w:p>
+    <w:p>
+      <w:pPr>
+        <w:spacing w:line="336" w:lineRule="auto" w:after="180"/>
+      </w:pPr>
+      <w:r>
+        <w:rPr>
+          <w:b w:val="0"/>
+        </w:rPr>
+        <w:t>Eight planned cases, six complete, five pass, one fail. Give observed pass rate and coverage.</w:t>
+      </w:r>
+    </w:p>
+    <w:p>
+      <w:pPr>
+        <w:spacing w:line="336" w:lineRule="auto" w:after="180"/>
+      </w:pPr>
+      <w:r>
+        <w:rPr>
+          <w:b w:val="0"/>
+        </w:rPr>
+        <w:t>Teacher explanation: 5/6≈83.333% among completed; coverage 6/8=75%. Two unassessed cases remain explicit.</w:t>
+      </w:r>
+    </w:p>
+    <w:p>
+      <w:pPr>
+        <w:pStyle w:val="Heading3"/>
+      </w:pPr>
+      <w:r>
+        <w:t>W5 Design a revealing follow-up</w:t>
+      </w:r>
+    </w:p>
+    <w:p>
+      <w:pPr>
+        <w:pStyle w:val="Heading3"/>
+      </w:pPr>
+      <w:r>
+        <w:t>Independent assessment and fresh retry</w:t>
+      </w:r>
+    </w:p>
+    <w:p>
+      <w:pPr>
+        <w:spacing w:line="336" w:lineRule="auto" w:after="180"/>
+      </w:pPr>
+      <w:r>
+        <w:rPr>
+          <w:b w:val="0"/>
+        </w:rPr>
+        <w:t>W4: 5/6≈83.333% among completed; coverage 6/8=75%. Two unassessed cases remain explicit. Require intermediate reasoning and the stated scope. Fresh retry: Ten planned, eight complete, six pass.</w:t>
+      </w:r>
+    </w:p>
+    <w:p>
+      <w:pPr>
+        <w:spacing w:line="336" w:lineRule="auto" w:after="180"/>
+      </w:pPr>
+      <w:r>
+        <w:rPr>
+          <w:b w:val="0"/>
+        </w:rPr>
+        <w:t>Expected reasoning: 6/8=75% complete-case pass rate; 8/10=</w:t>
+      </w:r>
+      <w:r>
+        <w:rPr>
+          <w:b/>
+        </w:rPr>
+        <w:t>80%</w:t>
+      </w:r>
+      <w:r>
+        <w:rPr>
+          <w:b w:val="0"/>
+        </w:rPr>
+        <w:t xml:space="preserve"> coverage; two unassessed. If students need support, record it and reassess with another new case rather than awarding independence to a copied answer.</w:t>
+      </w:r>
+    </w:p>
+    <w:p>
+      <w:pPr>
+        <w:pStyle w:val="Heading3"/>
+      </w:pPr>
+      <w:r>
+        <w:t>Assess independent transfer</w:t>
+      </w:r>
+    </w:p>
+    <w:p>
+      <w:pPr>
+        <w:pStyle w:val="Heading3"/>
+      </w:pPr>
+      <w:r>
+        <w:t>Selected case answer</w:t>
+      </w:r>
+    </w:p>
+    <w:p>
+      <w:pPr>
+        <w:pStyle w:val="Heading3"/>
+      </w:pPr>
+      <w:r>
+        <w:t>Feedback that the learner uses</w:t>
+      </w:r>
+    </w:p>
+    <w:p>
+      <w:pPr>
+        <w:pStyle w:val="Heading1"/>
+      </w:pPr>
+      <w:r>
+        <w:t>06. Connect, support and revisit service design</w:t>
+      </w:r>
+    </w:p>
+    <w:p>
+      <w:r>
+        <w:t>Use saved evidence and boundary decisions to choose the next step.</w:t>
+      </w:r>
+    </w:p>
+    <w:p>
+      <w:pPr>
+        <w:pStyle w:val="Heading2"/>
+      </w:pPr>
+      <w:r>
+        <w:t>Project and next-week bridge</w:t>
+      </w:r>
+    </w:p>
+    <w:p>
+      <w:pPr>
+        <w:spacing w:line="336" w:lineRule="auto" w:after="180"/>
+      </w:pPr>
+      <w:r>
+        <w:rPr>
+          <w:b w:val="0"/>
+        </w:rPr>
+        <w:t xml:space="preserve">Add a labelled evaluation pipelines </w:t>
+      </w:r>
+      <w:r>
+        <w:rPr>
+          <w:b/>
+        </w:rPr>
+        <w:t>evidence</w:t>
+      </w:r>
+      <w:r>
+        <w:rPr>
+          <w:b w:val="0"/>
+        </w:rPr>
+        <w:t xml:space="preserve"> sheet to Grounded Learning Service. Show how you can explain the </w:t>
+      </w:r>
+      <w:r>
+        <w:rPr>
+          <w:b/>
+        </w:rPr>
+        <w:t>mechanism</w:t>
+      </w:r>
+      <w:r>
+        <w:rPr>
+          <w:b w:val="0"/>
+        </w:rPr>
+        <w:t xml:space="preserve"> and terminology of evaluation pipelines.</w:t>
+      </w:r>
+    </w:p>
+    <w:p>
+      <w:pPr>
+        <w:spacing w:line="336" w:lineRule="auto" w:after="180"/>
+      </w:pPr>
+      <w:r>
+        <w:rPr>
+          <w:b w:val="0"/>
+        </w:rPr>
+        <w:t xml:space="preserve">Use the supplied fictional case and keep its </w:t>
+      </w:r>
+      <w:r>
+        <w:rPr>
+          <w:b/>
+        </w:rPr>
+        <w:t>input</w:t>
+      </w:r>
+      <w:r>
+        <w:rPr>
+          <w:b w:val="0"/>
+        </w:rPr>
+        <w:t xml:space="preserve">s, intermediate steps, calculation or </w:t>
+      </w:r>
+      <w:r>
+        <w:rPr>
+          <w:b/>
+        </w:rPr>
+        <w:t>prediction</w:t>
+      </w:r>
+      <w:r>
+        <w:rPr>
+          <w:b w:val="0"/>
+        </w:rPr>
+        <w:t>, and limitation. Connect this record to last week’s record; a matching answer without a trace is insufficient.</w:t>
+      </w:r>
+    </w:p>
+    <w:p>
+      <w:pPr>
+        <w:spacing w:line="336" w:lineRule="auto" w:after="180"/>
+      </w:pPr>
+      <w:r>
+        <w:rPr>
+          <w:b w:val="0"/>
+        </w:rPr>
+        <w:t xml:space="preserve">Provide an </w:t>
+      </w:r>
+      <w:r>
+        <w:rPr>
+          <w:b/>
+        </w:rPr>
+        <w:t>input</w:t>
+      </w:r>
+      <w:r>
+        <w:rPr>
+          <w:b w:val="0"/>
+        </w:rPr>
+        <w:t>/procedure/result/limit frame and a calculator when needed. Ask students to identify the first step before completing the whole trace.</w:t>
+      </w:r>
+    </w:p>
+    <w:p>
+      <w:pPr>
+        <w:spacing w:line="336" w:lineRule="auto" w:after="180"/>
+      </w:pPr>
+      <w:r>
+        <w:rPr>
+          <w:b w:val="0"/>
+        </w:rPr>
+        <w:t xml:space="preserve">Extension: compare two concrete variants of this </w:t>
+      </w:r>
+      <w:r>
+        <w:rPr>
+          <w:b/>
+        </w:rPr>
+        <w:t>mechanism</w:t>
+      </w:r>
+      <w:r>
+        <w:rPr>
+          <w:b w:val="0"/>
+        </w:rPr>
+        <w:t xml:space="preserve"> while holding unrelated conditions fixed; report both successful and unsuccessful outcomes.</w:t>
+      </w:r>
+    </w:p>
+    <w:p>
+      <w:pPr>
+        <w:spacing w:line="336" w:lineRule="auto" w:after="180"/>
+      </w:pPr>
+      <w:r>
+        <w:rPr>
+          <w:b w:val="0"/>
+        </w:rPr>
+        <w:t xml:space="preserve">Next connection: Failure budgets and service objectives. Preserve the current case record and retrieve its </w:t>
+      </w:r>
+      <w:r>
+        <w:rPr>
+          <w:b/>
+        </w:rPr>
+        <w:t>evidence</w:t>
+      </w:r>
+      <w:r>
+        <w:rPr>
+          <w:b w:val="0"/>
+        </w:rPr>
+        <w:t xml:space="preserve"> boundary before moving on.</w:t>
+      </w:r>
+    </w:p>
+    <w:p>
+      <w:pPr>
+        <w:spacing w:line="336" w:lineRule="auto" w:after="180"/>
+      </w:pPr>
+      <w:r>
+        <w:rPr>
+          <w:b w:val="0"/>
+        </w:rPr>
+        <w:t>Retain the project ledger and assess a changed case after support. Check the relevant prerequisite before carrying this component forward.</w:t>
+      </w:r>
+    </w:p>
+    <w:p>
+      <w:pPr>
+        <w:spacing w:line="336" w:lineRule="auto" w:after="180"/>
+      </w:pPr>
+      <w:r>
+        <w:rPr>
+          <w:b w:val="0"/>
+        </w:rPr>
+        <w:t xml:space="preserve">For the Grounded Learning Service, retain an annotated trace and the changed-case result. Name the contract or </w:t>
+      </w:r>
+      <w:r>
+        <w:rPr>
+          <w:b/>
+        </w:rPr>
+        <w:t>evidence</w:t>
+      </w:r>
+      <w:r>
+        <w:rPr>
+          <w:b w:val="0"/>
+        </w:rPr>
+        <w:t xml:space="preserve"> that makes the deciding step valid, so another team can review it.</w:t>
+      </w:r>
+    </w:p>
+    <w:p>
+      <w:pPr>
+        <w:pStyle w:val="Heading2"/>
+      </w:pPr>
+      <w:r>
+        <w:t>Delayed return and support record</w:t>
       </w:r>
     </w:p>
     <w:p>
@@ -3858,60 +4835,60 @@
     </w:p>
     <w:p>
       <w:pPr>
-        <w:pStyle w:val="Heading3"/>
-      </w:pPr>
-      <w:r>
-        <w:t>Project evidence from this case</w:t>
+        <w:pStyle w:val="Heading2"/>
+      </w:pPr>
+      <w:r>
+        <w:t>Earlier wording, alternatives and picture transcripts · reference / check after trying</w:t>
       </w:r>
     </w:p>
     <w:p>
       <w:pPr>
-        <w:spacing w:line="336" w:lineRule="auto" w:after="180"/>
-      </w:pPr>
-      <w:r>
-        <w:rPr>
-          <w:b w:val="0"/>
-        </w:rPr>
-        <w:t xml:space="preserve">For the Grounded Learning Service, retain an annotated trace and the changed-case result. Name the contract or </w:t>
-      </w:r>
-      <w:r>
-        <w:rPr>
-          <w:b/>
-        </w:rPr>
-        <w:t>evidence</w:t>
-      </w:r>
-      <w:r>
-        <w:rPr>
-          <w:b w:val="0"/>
-        </w:rPr>
-        <w:t xml:space="preserve"> that makes the deciding step valid, so another team can review it.</w:t>
+        <w:pStyle w:val="Heading3"/>
+      </w:pPr>
+      <w:r>
+        <w:t>Plan the delayed return</w:t>
       </w:r>
     </w:p>
     <w:p>
       <w:pPr>
-        <w:pStyle w:val="Heading1"/>
-      </w:pPr>
-      <w:r>
-        <w:t>07. Prepare, teach and assess</w:t>
+        <w:pStyle w:val="Heading3"/>
+      </w:pPr>
+      <w:r>
+        <w:t>Project evidence from this case</w:t>
       </w:r>
     </w:p>
     <w:p>
-      <w:r>
-        <w:t>Use this preparation summary alongside the detailed Evaluation pipelines lesson; it is a checklist rather than a replacement for the full sequence.</w:t>
+      <w:pPr>
+        <w:pStyle w:val="Heading1"/>
+      </w:pPr>
+      <w:r>
+        <w:t>Reference bank and extra practice</w:t>
       </w:r>
     </w:p>
     <w:p>
       <w:pPr>
-        <w:pStyle w:val="Heading3"/>
-      </w:pPr>
-      <w:r>
-        <w:t>Teaching target</w:t>
+        <w:pStyle w:val="Heading1"/>
+      </w:pPr>
+      <w:r>
+        <w:t>07. Reference · Alternative planning checklist</w:t>
       </w:r>
     </w:p>
     <w:p>
+      <w:r>
+        <w:t>Use alongside the main route when helpful.</w:t>
+      </w:r>
+    </w:p>
+    <w:p>
+      <w:pPr>
+        <w:pStyle w:val="Heading2"/>
+      </w:pPr>
+      <w:r>
+        <w:t>Planning,assessment and project reminders</w:t>
+      </w:r>
+    </w:p>
+    <w:p>
       <w:pPr>
         <w:spacing w:line="336" w:lineRule="auto" w:after="180"/>
-        <w:shd w:fill="EDF7F3"/>
       </w:pPr>
       <w:r>
         <w:rPr>
@@ -4111,34 +5088,36 @@
     </w:p>
     <w:p>
       <w:pPr>
-        <w:pStyle w:val="Heading3"/>
-      </w:pPr>
-      <w:r>
-        <w:t>Supported practice answer</w:t>
+        <w:spacing w:line="336" w:lineRule="auto" w:after="180"/>
+      </w:pPr>
+      <w:r>
+        <w:rPr>
+          <w:b w:val="0"/>
+        </w:rPr>
+        <w:t>Reasoned practice answer: Teacher explanation: Completed-case rate 4/5=</w:t>
+      </w:r>
+      <w:r>
+        <w:rPr>
+          <w:b/>
+        </w:rPr>
+        <w:t>80%</w:t>
+      </w:r>
+      <w:r>
+        <w:rPr>
+          <w:b w:val="0"/>
+        </w:rPr>
+        <w:t>; coverage 5/6. Do not report 4/6 as completed accuracy without declaring that separate policy; skipped remains unassessed.</w:t>
       </w:r>
     </w:p>
     <w:p>
       <w:pPr>
         <w:spacing w:line="336" w:lineRule="auto" w:after="180"/>
-        <w:shd w:fill="F1F6FC"/>
       </w:pPr>
       <w:r>
         <w:rPr>
           <w:b w:val="0"/>
         </w:rPr>
-        <w:t>Reasoned practice answer: Teacher explanation: Completed-case rate 4/5=</w:t>
-      </w:r>
-      <w:r>
-        <w:rPr>
-          <w:b/>
-        </w:rPr>
-        <w:t>80%</w:t>
-      </w:r>
-      <w:r>
-        <w:rPr>
-          <w:b w:val="0"/>
-        </w:rPr>
-        <w:t>; coverage 5/6. Do not report 4/6 as completed accuracy without declaring that separate policy; skipped remains unassessed.</w:t>
+        <w:t>Check every learner before discussion: Use the worked case for Evaluation pipelines. Proposed explanation: “The worked result establishes every future case”. Decide whether this explanation is supported.</w:t>
       </w:r>
     </w:p>
     <w:p>
@@ -4149,7 +5128,7 @@
         <w:rPr>
           <w:b w:val="0"/>
         </w:rPr>
-        <w:t>Check every learner before discussion: Use the worked case for Evaluation pipelines. Proposed explanation: “The worked result establishes every future case”. Decide whether this explanation is supported.</w:t>
+        <w:t>Point to the step or supplied fact that decides; explain your repair if needed.</w:t>
       </w:r>
     </w:p>
     <w:p>
@@ -4160,117 +5139,69 @@
         <w:rPr>
           <w:b w:val="0"/>
         </w:rPr>
-        <w:t>Point to the step or supplied fact that decides; explain your repair if needed.</w:t>
+        <w:t>Misconception repair: Missing evaluations can bias results; neither completion rate nor pass rate should hide the other.</w:t>
       </w:r>
     </w:p>
     <w:p>
       <w:pPr>
-        <w:pStyle w:val="Heading3"/>
-      </w:pPr>
-      <w:r>
-        <w:t>Repair the misconception</w:t>
+        <w:spacing w:line="336" w:lineRule="auto" w:after="180"/>
+      </w:pPr>
+      <w:r>
+        <w:rPr>
+          <w:b w:val="0"/>
+        </w:rPr>
+        <w:t xml:space="preserve">Support: read the exact case aloud, enlarge the labelled picture, supply </w:t>
+      </w:r>
+      <w:r>
+        <w:rPr>
+          <w:b/>
+        </w:rPr>
+        <w:t>input</w:t>
+      </w:r>
+      <w:r>
+        <w:rPr>
+          <w:b w:val="0"/>
+        </w:rPr>
+        <w:t xml:space="preserve"> cards and model only the first deciding step. Accept a spoken explanation or drawing; retain the reasoning goal.</w:t>
       </w:r>
     </w:p>
     <w:p>
       <w:pPr>
         <w:spacing w:line="336" w:lineRule="auto" w:after="180"/>
-        <w:shd w:fill="FFF5E6"/>
       </w:pPr>
       <w:r>
         <w:rPr>
           <w:b w:val="0"/>
         </w:rPr>
-        <w:t>Misconception repair: Missing evaluations can bias results; neither completion rate nor pass rate should hide the other.</w:t>
+        <w:t xml:space="preserve">Extension: Remove the shared failed third case after scoring. Require a </w:t>
+      </w:r>
+      <w:r>
+        <w:rPr>
+          <w:b/>
+        </w:rPr>
+        <w:t>prediction</w:t>
+      </w:r>
+      <w:r>
+        <w:rPr>
+          <w:b w:val="0"/>
+        </w:rPr>
+        <w:t xml:space="preserve"> and a reason before comparing. Expected result: Rates become 3/3 and 2/3, but this selectively edited evaluation is misleading.</w:t>
       </w:r>
     </w:p>
     <w:p>
       <w:pPr>
-        <w:pStyle w:val="Heading3"/>
-      </w:pPr>
-      <w:r>
-        <w:t>Support without giving away the answer</w:t>
+        <w:spacing w:line="336" w:lineRule="auto" w:after="180"/>
+      </w:pPr>
+      <w:r>
+        <w:rPr>
+          <w:b w:val="0"/>
+        </w:rPr>
+        <w:t>Reason: The population changed after seeing failures, concealing a weakness.</w:t>
       </w:r>
     </w:p>
     <w:p>
       <w:pPr>
         <w:spacing w:line="336" w:lineRule="auto" w:after="180"/>
-        <w:shd w:fill="F1F6F8"/>
-      </w:pPr>
-      <w:r>
-        <w:rPr>
-          <w:b w:val="0"/>
-        </w:rPr>
-        <w:t xml:space="preserve">Support: read the exact case aloud, enlarge the labelled picture, supply </w:t>
-      </w:r>
-      <w:r>
-        <w:rPr>
-          <w:b/>
-        </w:rPr>
-        <w:t>input</w:t>
-      </w:r>
-      <w:r>
-        <w:rPr>
-          <w:b w:val="0"/>
-        </w:rPr>
-        <w:t xml:space="preserve"> cards and model only the first deciding step. Accept a spoken explanation or drawing; retain the reasoning goal.</w:t>
-      </w:r>
-    </w:p>
-    <w:p>
-      <w:pPr>
-        <w:pStyle w:val="Heading3"/>
-      </w:pPr>
-      <w:r>
-        <w:t>Extend the reasoning</w:t>
-      </w:r>
-    </w:p>
-    <w:p>
-      <w:pPr>
-        <w:spacing w:line="336" w:lineRule="auto" w:after="180"/>
-        <w:shd w:fill="F5F1FB"/>
-      </w:pPr>
-      <w:r>
-        <w:rPr>
-          <w:b w:val="0"/>
-        </w:rPr>
-        <w:t xml:space="preserve">Extension: Remove the shared failed third case after scoring. Require a </w:t>
-      </w:r>
-      <w:r>
-        <w:rPr>
-          <w:b/>
-        </w:rPr>
-        <w:t>prediction</w:t>
-      </w:r>
-      <w:r>
-        <w:rPr>
-          <w:b w:val="0"/>
-        </w:rPr>
-        <w:t xml:space="preserve"> and a reason before comparing. Expected result: Rates become 3/3 and 2/3, but this selectively edited evaluation is misleading.</w:t>
-      </w:r>
-    </w:p>
-    <w:p>
-      <w:pPr>
-        <w:spacing w:line="336" w:lineRule="auto" w:after="180"/>
-        <w:shd w:fill="F5F1FB"/>
-      </w:pPr>
-      <w:r>
-        <w:rPr>
-          <w:b w:val="0"/>
-        </w:rPr>
-        <w:t>Reason: The population changed after seeing failures, concealing a weakness.</w:t>
-      </w:r>
-    </w:p>
-    <w:p>
-      <w:pPr>
-        <w:pStyle w:val="Heading3"/>
-      </w:pPr>
-      <w:r>
-        <w:t>Protect the independent attempt</w:t>
-      </w:r>
-    </w:p>
-    <w:p>
-      <w:pPr>
-        <w:spacing w:line="336" w:lineRule="auto" w:after="180"/>
-        <w:shd w:fill="FFF5E6"/>
       </w:pPr>
       <w:r>
         <w:rPr>
@@ -4465,82 +5396,81 @@
     </w:tbl>
     <w:p>
       <w:pPr>
-        <w:pStyle w:val="Heading3"/>
-      </w:pPr>
-      <w:r>
-        <w:t>Project checkpoint</w:t>
+        <w:spacing w:line="336" w:lineRule="auto" w:after="180"/>
+      </w:pPr>
+      <w:r>
+        <w:rPr>
+          <w:b w:val="0"/>
+        </w:rPr>
+        <w:t xml:space="preserve">Project checkpoint: Make a transparent first version. Keep a trace of how one </w:t>
+      </w:r>
+      <w:r>
+        <w:rPr>
+          <w:b/>
+        </w:rPr>
+        <w:t>input</w:t>
+      </w:r>
+      <w:r>
+        <w:rPr>
+          <w:b w:val="0"/>
+        </w:rPr>
+        <w:t xml:space="preserve"> becomes an </w:t>
+      </w:r>
+      <w:r>
+        <w:rPr>
+          <w:b/>
+        </w:rPr>
+        <w:t>output</w:t>
+      </w:r>
+      <w:r>
+        <w:rPr>
+          <w:b w:val="0"/>
+        </w:rPr>
+        <w:t>; explain the rule or learned component.</w:t>
       </w:r>
     </w:p>
     <w:p>
       <w:pPr>
         <w:spacing w:line="336" w:lineRule="auto" w:after="180"/>
-        <w:shd w:fill="EDF7F3"/>
       </w:pPr>
       <w:r>
         <w:rPr>
           <w:b w:val="0"/>
         </w:rPr>
-        <w:t xml:space="preserve">Project checkpoint: Make a transparent first version. Keep a trace of how one </w:t>
+        <w:t xml:space="preserve">Use the weekly teacher answer for topic-specific reasoning. A saved progress tick is an activity record; judge mastery from the learner’s explanation and </w:t>
       </w:r>
       <w:r>
         <w:rPr>
           <w:b/>
         </w:rPr>
-        <w:t>input</w:t>
+        <w:t>evidence</w:t>
       </w:r>
       <w:r>
         <w:rPr>
           <w:b w:val="0"/>
         </w:rPr>
-        <w:t xml:space="preserve"> becomes an </w:t>
-      </w:r>
-      <w:r>
-        <w:rPr>
-          <w:b/>
-        </w:rPr>
-        <w:t>output</w:t>
-      </w:r>
-      <w:r>
-        <w:rPr>
-          <w:b w:val="0"/>
-        </w:rPr>
-        <w:t>; explain the rule or learned component.</w:t>
+        <w:t>.</w:t>
       </w:r>
     </w:p>
     <w:p>
       <w:pPr>
-        <w:spacing w:line="336" w:lineRule="auto" w:after="180"/>
-      </w:pPr>
-      <w:r>
-        <w:rPr>
-          <w:b w:val="0"/>
-        </w:rPr>
-        <w:t xml:space="preserve">Use the weekly teacher answer for topic-specific reasoning. A saved progress tick is an activity record; judge mastery from the learner’s explanation and </w:t>
-      </w:r>
-      <w:r>
-        <w:rPr>
-          <w:b/>
-        </w:rPr>
-        <w:t>evidence</w:t>
-      </w:r>
-      <w:r>
-        <w:rPr>
-          <w:b w:val="0"/>
-        </w:rPr>
-        <w:t>.</w:t>
+        <w:pStyle w:val="Heading1"/>
+      </w:pPr>
+      <w:r>
+        <w:t>08. Reference · Feedback,labs and repair paths</w:t>
       </w:r>
     </w:p>
     <w:p>
-      <w:pPr>
-        <w:pStyle w:val="Heading1"/>
-      </w:pPr>
-      <w:r>
-        <w:t>08. Use feedback, labs and repair paths</w:t>
+      <w:r>
+        <w:t>Retain the first attempt and the evidence used for a repair.</w:t>
       </w:r>
     </w:p>
     <w:p>
-      <w:r>
-        <w:t>Use feedback, earlier review and portfolios purposefully. Apply the coding routine only when this lesson has an executable lab.</w:t>
+      <w:pPr>
+        <w:pStyle w:val="Heading2"/>
+      </w:pPr>
+      <w:r>
+        <w:t>Feedback and record guidance</w:t>
       </w:r>
     </w:p>
     <w:p>
@@ -4578,40 +5508,42 @@
       </w:r>
     </w:p>
     <w:p>
-      <w:pPr>
-        <w:pStyle w:val="Heading3"/>
-      </w:pPr>
-      <w:r>
-        <w:t>For later coding lessons</w:t>
+      <w:r>
+        <w:t>This week has no code block. Use this routine when a later lesson includes an executable lab.</w:t>
       </w:r>
     </w:p>
     <w:p>
-      <w:r>
-        <w:t>This week has no code block. Use this routine when a later lesson includes an executable lab.</w:t>
+      <w:pPr>
+        <w:spacing w:line="336" w:lineRule="auto" w:after="180"/>
+      </w:pPr>
+      <w:r>
+        <w:rPr>
+          <w:b w:val="0"/>
+        </w:rPr>
+        <w:t xml:space="preserve">Ask students to predict before running code. Preserve errors and actual </w:t>
+      </w:r>
+      <w:r>
+        <w:rPr>
+          <w:b/>
+        </w:rPr>
+        <w:t>output</w:t>
+      </w:r>
+      <w:r>
+        <w:rPr>
+          <w:b w:val="0"/>
+        </w:rPr>
+        <w:t>s; collect a changed test and an explanation. The branch-boundary and indexing lessons deliberately include failure cases.</w:t>
       </w:r>
     </w:p>
     <w:p>
       <w:pPr>
         <w:spacing w:line="336" w:lineRule="auto" w:after="180"/>
-        <w:shd w:fill="F1F6F8"/>
       </w:pPr>
       <w:r>
         <w:rPr>
           <w:b w:val="0"/>
         </w:rPr>
-        <w:t xml:space="preserve">Ask students to predict before running code. Preserve errors and actual </w:t>
-      </w:r>
-      <w:r>
-        <w:rPr>
-          <w:b/>
-        </w:rPr>
-        <w:t>output</w:t>
-      </w:r>
-      <w:r>
-        <w:rPr>
-          <w:b w:val="0"/>
-        </w:rPr>
-        <w:t>s; collect a changed test and an explanation. The branch-boundary and indexing lessons deliberately include failure cases.</w:t>
+        <w:t>Use the earlier worked-explanation links to address a specific missing building block, then return to the current question. Adapt this suggestion after observing the learner; it is not an automatic diagnosis.</w:t>
       </w:r>
     </w:p>
     <w:p>
@@ -4622,71 +5554,37 @@
         <w:rPr>
           <w:b w:val="0"/>
         </w:rPr>
-        <w:t>Use the earlier worked-explanation links to address a specific missing building block, then return to the current question. Adapt this suggestion after observing the learner; it is not an automatic diagnosis.</w:t>
+        <w:t xml:space="preserve">Collect the completed-work portfolio as </w:t>
+      </w:r>
+      <w:r>
+        <w:rPr>
+          <w:b/>
+        </w:rPr>
+        <w:t>evidence</w:t>
+      </w:r>
+      <w:r>
+        <w:rPr>
+          <w:b w:val="0"/>
+        </w:rPr>
+        <w:t>. Record support separately from correctness, and assess explanation, trace/test and limitations. Progress ticks and quiz selections alone do not establish mastery.</w:t>
       </w:r>
     </w:p>
     <w:p>
       <w:pPr>
-        <w:spacing w:line="336" w:lineRule="auto" w:after="180"/>
-      </w:pPr>
-      <w:r>
-        <w:rPr>
-          <w:b w:val="0"/>
-        </w:rPr>
-        <w:t xml:space="preserve">Collect the completed-work portfolio as </w:t>
-      </w:r>
-      <w:r>
-        <w:rPr>
-          <w:b/>
-        </w:rPr>
-        <w:t>evidence</w:t>
-      </w:r>
-      <w:r>
-        <w:rPr>
-          <w:b w:val="0"/>
-        </w:rPr>
-        <w:t>. Record support separately from correctness, and assess explanation, trace/test and limitations. Progress ticks and quiz selections alone do not establish mastery.</w:t>
+        <w:pStyle w:val="Heading1"/>
+      </w:pPr>
+      <w:r>
+        <w:t>09. Reference · Teach with the six pictures</w:t>
       </w:r>
     </w:p>
     <w:p>
-      <w:pPr>
-        <w:pStyle w:val="Heading1"/>
-      </w:pPr>
-      <w:r>
-        <w:t>09. Visual concept journey</w:t>
+      <w:r>
+        <w:t>Choose one picture for a particular reasoning move.</w:t>
       </w:r>
     </w:p>
     <w:p>
-      <w:r>
-        <w:t>Show one Evaluation pipelines graphic at a time, request a prediction and discuss its trace before the independent assessment.</w:t>
-      </w:r>
-    </w:p>
-    <w:p>
-      <w:pPr>
-        <w:spacing w:line="336" w:lineRule="auto" w:after="180"/>
-      </w:pPr>
-      <w:r>
-        <w:rPr>
-          <w:b w:val="0"/>
-        </w:rPr>
-        <w:t xml:space="preserve">Use one picture at a time. Hide a worked result before asking for a </w:t>
-      </w:r>
-      <w:r>
-        <w:rPr>
-          <w:b/>
-        </w:rPr>
-        <w:t>prediction</w:t>
-      </w:r>
-      <w:r>
-        <w:rPr>
-          <w:b w:val="0"/>
-        </w:rPr>
-        <w:t>, then reveal it for feedback. These are supported teaching cases; retain the separate independent assessment for a fresh first attempt.</w:t>
-      </w:r>
-    </w:p>
-    <w:p>
-      <w:pPr>
-        <w:pStyle w:val="Heading3"/>
+      <w:pPr>
+        <w:pStyle w:val="Heading2"/>
       </w:pPr>
       <w:r>
         <w:t>01. Evaluation pipelines: the case</w:t>
@@ -4697,7 +5595,7 @@
         <w:drawing>
           <wp:inline xmlns:a="http://schemas.openxmlformats.org/drawingml/2006/main" xmlns:pic="http://schemas.openxmlformats.org/drawingml/2006/picture">
             <wp:extent cx="5486400" cy="2834640"/>
-            <wp:docPr id="3" name="Picture 3" descr="Four cases through a scoring pipeline. Two fixed versions answer the same four questions with frozen correct-or-incorrect labels. Supplied facts: A scores [1,1,0,1]; B scores [1,0,0,1]. Each 1 means agreement with the reference answer."/>
+            <wp:docPr id="4" name="Picture 4" descr="Four cases through a scoring pipeline. Two fixed versions answer the same four questions with frozen correct-or-incorrect labels. Supplied facts: A scores [1,1,0,1]; B scores [1,0,0,1]. Each 1 means agreement with the reference answer."/>
             <wp:cNvGraphicFramePr>
               <a:graphicFrameLocks noChangeAspect="1"/>
             </wp:cNvGraphicFramePr>
@@ -4709,7 +5607,7 @@
                     <pic:cNvPicPr/>
                   </pic:nvPicPr>
                   <pic:blipFill>
-                    <a:blip r:embed="rId11"/>
+                    <a:blip r:embed="rId12"/>
                     <a:stretch>
                       <a:fillRect/>
                     </a:stretch>
@@ -4753,7 +5651,6 @@
     <w:p>
       <w:pPr>
         <w:spacing w:line="336" w:lineRule="auto" w:after="180"/>
-        <w:shd w:fill="F5F1FB"/>
       </w:pPr>
       <w:r>
         <w:rPr>
@@ -4764,27 +5661,18 @@
     </w:p>
     <w:p>
       <w:pPr>
-        <w:pStyle w:val="Heading3"/>
-      </w:pPr>
-      <w:r>
-        <w:t>Discuss while showing the picture</w:t>
+        <w:spacing w:line="336" w:lineRule="auto" w:after="180"/>
+      </w:pPr>
+      <w:r>
+        <w:rPr>
+          <w:b w:val="0"/>
+        </w:rPr>
+        <w:t>Teacher prompt: Point to the given fact that matters most. Explain why it matters. Ask learners to describe one label or arrow in ordinary words. Use the adjacent transcript if the image is difficult to see.</w:t>
       </w:r>
     </w:p>
     <w:p>
       <w:pPr>
-        <w:spacing w:line="336" w:lineRule="auto" w:after="180"/>
-        <w:shd w:fill="F1F6F8"/>
-      </w:pPr>
-      <w:r>
-        <w:rPr>
-          <w:b w:val="0"/>
-        </w:rPr>
-        <w:t>Teacher prompt: Point to the given fact that matters most. Explain why it matters. Ask learners to describe one label or arrow in ordinary words. Use the adjacent transcript if the image is difficult to see.</w:t>
-      </w:r>
-    </w:p>
-    <w:p>
-      <w:pPr>
-        <w:pStyle w:val="Heading3"/>
+        <w:pStyle w:val="Heading2"/>
       </w:pPr>
       <w:r>
         <w:t>02. Follow the deciding steps</w:t>
@@ -4795,7 +5683,7 @@
         <w:drawing>
           <wp:inline xmlns:a="http://schemas.openxmlformats.org/drawingml/2006/main" xmlns:pic="http://schemas.openxmlformats.org/drawingml/2006/picture">
             <wp:extent cx="5486400" cy="3182112"/>
-            <wp:docPr id="4" name="Picture 4" descr="Freeze cases: Keep questions and reference labels unchanged for both versions. → Compute rates: A is 3/4=75%; B is 2/4=50%. → Inspect failures: Case two separates the versions; case three fails for both."/>
+            <wp:docPr id="5" name="Picture 5" descr="Freeze cases: Keep questions and reference labels unchanged for both versions. → Compute rates: A is 3/4=75%; B is 2/4=50%. → Inspect failures: Case two separates the versions; case three fails for both."/>
             <wp:cNvGraphicFramePr>
               <a:graphicFrameLocks noChangeAspect="1"/>
             </wp:cNvGraphicFramePr>
@@ -4807,7 +5695,7 @@
                     <pic:cNvPicPr/>
                   </pic:nvPicPr>
                   <pic:blipFill>
-                    <a:blip r:embed="rId12"/>
+                    <a:blip r:embed="rId9"/>
                     <a:stretch>
                       <a:fillRect/>
                     </a:stretch>
@@ -4840,7 +5728,6 @@
     <w:p>
       <w:pPr>
         <w:spacing w:line="336" w:lineRule="auto" w:after="180"/>
-        <w:shd w:fill="F5F1FB"/>
       </w:pPr>
       <w:r>
         <w:rPr>
@@ -4863,39 +5750,30 @@
     </w:p>
     <w:p>
       <w:pPr>
-        <w:pStyle w:val="Heading3"/>
-      </w:pPr>
-      <w:r>
-        <w:t>Discuss while showing the picture</w:t>
+        <w:spacing w:line="336" w:lineRule="auto" w:after="180"/>
+      </w:pPr>
+      <w:r>
+        <w:rPr>
+          <w:b w:val="0"/>
+        </w:rPr>
+        <w:t xml:space="preserve">Teacher prompt: Point to each numbered stage and explain which recorded </w:t>
+      </w:r>
+      <w:r>
+        <w:rPr>
+          <w:b/>
+        </w:rPr>
+        <w:t>input</w:t>
+      </w:r>
+      <w:r>
+        <w:rPr>
+          <w:b w:val="0"/>
+        </w:rPr>
+        <w:t xml:space="preserve"> it uses. Ask learners to describe one label or arrow in ordinary words. Use the adjacent transcript if the image is difficult to see.</w:t>
       </w:r>
     </w:p>
     <w:p>
       <w:pPr>
-        <w:spacing w:line="336" w:lineRule="auto" w:after="180"/>
-        <w:shd w:fill="F1F6F8"/>
-      </w:pPr>
-      <w:r>
-        <w:rPr>
-          <w:b w:val="0"/>
-        </w:rPr>
-        <w:t xml:space="preserve">Teacher prompt: Point to each numbered stage and explain which recorded </w:t>
-      </w:r>
-      <w:r>
-        <w:rPr>
-          <w:b/>
-        </w:rPr>
-        <w:t>input</w:t>
-      </w:r>
-      <w:r>
-        <w:rPr>
-          <w:b w:val="0"/>
-        </w:rPr>
-        <w:t xml:space="preserve"> it uses. Ask learners to describe one label or arrow in ordinary words. Use the adjacent transcript if the image is difficult to see.</w:t>
-      </w:r>
-    </w:p>
-    <w:p>
-      <w:pPr>
-        <w:pStyle w:val="Heading3"/>
+        <w:pStyle w:val="Heading2"/>
       </w:pPr>
       <w:r>
         <w:t>03. Correct answers on four shared cases</w:t>
@@ -4906,7 +5784,7 @@
         <w:drawing>
           <wp:inline xmlns:a="http://schemas.openxmlformats.org/drawingml/2006/main" xmlns:pic="http://schemas.openxmlformats.org/drawingml/2006/picture">
             <wp:extent cx="5486400" cy="2834640"/>
-            <wp:docPr id="5" name="Picture 5" descr="Correct answers on four shared cases. Units: correct answers out of 4. A: 3. B: 2."/>
+            <wp:docPr id="6" name="Picture 6" descr="Correct answers on four shared cases. Units: correct answers out of 4. A: 3. B: 2."/>
             <wp:cNvGraphicFramePr>
               <a:graphicFrameLocks noChangeAspect="1"/>
             </wp:cNvGraphicFramePr>
@@ -4951,7 +5829,6 @@
     <w:p>
       <w:pPr>
         <w:spacing w:line="336" w:lineRule="auto" w:after="180"/>
-        <w:shd w:fill="F5F1FB"/>
       </w:pPr>
       <w:r>
         <w:rPr>
@@ -4962,39 +5839,29 @@
     </w:p>
     <w:p>
       <w:pPr>
-        <w:pStyle w:val="Heading3"/>
-      </w:pPr>
-      <w:r>
-        <w:t>Discuss while showing the picture</w:t>
+        <w:spacing w:line="336" w:lineRule="auto" w:after="180"/>
+      </w:pPr>
+      <w:r>
+        <w:rPr>
+          <w:b w:val="0"/>
+        </w:rPr>
+        <w:t>Teacher prompt: Read the labels and values. Explain the relationship the model shows. Ask learners to describe one label or arrow in ordinary words. Use the adjacent transcript if the image is difficult to see.</w:t>
       </w:r>
     </w:p>
     <w:p>
       <w:pPr>
         <w:spacing w:line="336" w:lineRule="auto" w:after="180"/>
-        <w:shd w:fill="F1F6F8"/>
       </w:pPr>
       <w:r>
         <w:rPr>
           <w:b w:val="0"/>
         </w:rPr>
-        <w:t>Teacher prompt: Read the labels and values. Explain the relationship the model shows. Ask learners to describe one label or arrow in ordinary words. Use the adjacent transcript if the image is difficult to see.</w:t>
+        <w:t>Check row/column meanings, units and denominators before discussing a difference. Supplied toy values are not real class or model results.</w:t>
       </w:r>
     </w:p>
     <w:p>
       <w:pPr>
-        <w:spacing w:line="336" w:lineRule="auto" w:after="180"/>
-        <w:shd w:fill="F1F6F8"/>
-      </w:pPr>
-      <w:r>
-        <w:rPr>
-          <w:b w:val="0"/>
-        </w:rPr>
-        <w:t>Check row/column meanings, units and denominators before discussing a difference. Supplied toy values are not real class or model results.</w:t>
-      </w:r>
-    </w:p>
-    <w:p>
-      <w:pPr>
-        <w:pStyle w:val="Heading3"/>
+        <w:pStyle w:val="Heading2"/>
       </w:pPr>
       <w:r>
         <w:t>04. Change one thing. Trace what follows.</w:t>
@@ -5005,7 +5872,7 @@
         <w:drawing>
           <wp:inline xmlns:a="http://schemas.openxmlformats.org/drawingml/2006/main" xmlns:pic="http://schemas.openxmlformats.org/drawingml/2006/picture">
             <wp:extent cx="5486400" cy="3026664"/>
-            <wp:docPr id="6" name="Picture 6" descr="Original case: Case two separates the versions; case three fails for both. Changed condition: Remove the shared failed third case after scoring. Expected result: Rates become 3/3 and 2/3, but this selectively edited evaluation is misleading. Reason: The population changed after seeing failures, concealing a weakness."/>
+            <wp:docPr id="7" name="Picture 7" descr="Original case: Case two separates the versions; case three fails for both. Changed condition: Remove the shared failed third case after scoring. Expected result: Rates become 3/3 and 2/3, but this selectively edited evaluation is misleading. Reason: The population changed after seeing failures, concealing a weakness."/>
             <wp:cNvGraphicFramePr>
               <a:graphicFrameLocks noChangeAspect="1"/>
             </wp:cNvGraphicFramePr>
@@ -5061,7 +5928,6 @@
     <w:p>
       <w:pPr>
         <w:spacing w:line="336" w:lineRule="auto" w:after="180"/>
-        <w:shd w:fill="F5F1FB"/>
       </w:pPr>
       <w:r>
         <w:rPr>
@@ -5072,39 +5938,29 @@
     </w:p>
     <w:p>
       <w:pPr>
-        <w:pStyle w:val="Heading3"/>
-      </w:pPr>
-      <w:r>
-        <w:t>Discuss while showing the picture</w:t>
+        <w:spacing w:line="336" w:lineRule="auto" w:after="180"/>
+      </w:pPr>
+      <w:r>
+        <w:rPr>
+          <w:b w:val="0"/>
+        </w:rPr>
+        <w:t>Teacher prompt: Predict before checking the worked changed-case result. Name what changed and what the supplied facts allow you to conclude. Ask learners to describe one label or arrow in ordinary words.</w:t>
       </w:r>
     </w:p>
     <w:p>
       <w:pPr>
         <w:spacing w:line="336" w:lineRule="auto" w:after="180"/>
-        <w:shd w:fill="F1F6F8"/>
       </w:pPr>
       <w:r>
         <w:rPr>
           <w:b w:val="0"/>
         </w:rPr>
-        <w:t>Teacher prompt: Predict before checking the worked changed-case result. Name what changed and what the supplied facts allow you to conclude. Ask learners to describe one label or arrow in ordinary words.</w:t>
+        <w:t>Use the adjacent transcript if the image is difficult to see. Changed-case reasoning: The population changed after seeing failures, concealing a weakness.</w:t>
       </w:r>
     </w:p>
     <w:p>
       <w:pPr>
-        <w:spacing w:line="336" w:lineRule="auto" w:after="180"/>
-        <w:shd w:fill="F1F6F8"/>
-      </w:pPr>
-      <w:r>
-        <w:rPr>
-          <w:b w:val="0"/>
-        </w:rPr>
-        <w:t>Use the adjacent transcript if the image is difficult to see. Changed-case reasoning: The population changed after seeing failures, concealing a weakness.</w:t>
-      </w:r>
-    </w:p>
-    <w:p>
-      <w:pPr>
-        <w:pStyle w:val="Heading3"/>
+        <w:pStyle w:val="Heading2"/>
       </w:pPr>
       <w:r>
         <w:t>05. Connect the explanation to its limit</w:t>
@@ -5115,7 +5971,7 @@
         <w:drawing>
           <wp:inline xmlns:a="http://schemas.openxmlformats.org/drawingml/2006/main" xmlns:pic="http://schemas.openxmlformats.org/drawingml/2006/picture">
             <wp:extent cx="5486400" cy="2834640"/>
-            <wp:docPr id="7" name="Picture 7" descr="A pipeline preserves comparable cases, version labels and scoring. Report the denominator and disagreements alongside percentages. Limit: Four fictional cases illustrate a procedure, not broad quality or a stable future success rate."/>
+            <wp:docPr id="8" name="Picture 8" descr="A pipeline preserves comparable cases, version labels and scoring. Report the denominator and disagreements alongside percentages. Limit: Four fictional cases illustrate a procedure, not broad quality or a stable future success rate."/>
             <wp:cNvGraphicFramePr>
               <a:graphicFrameLocks noChangeAspect="1"/>
             </wp:cNvGraphicFramePr>
@@ -5171,7 +6027,6 @@
     <w:p>
       <w:pPr>
         <w:spacing w:line="336" w:lineRule="auto" w:after="180"/>
-        <w:shd w:fill="F5F1FB"/>
       </w:pPr>
       <w:r>
         <w:rPr>
@@ -5182,39 +6037,29 @@
     </w:p>
     <w:p>
       <w:pPr>
-        <w:pStyle w:val="Heading3"/>
-      </w:pPr>
-      <w:r>
-        <w:t>Discuss while showing the picture</w:t>
+        <w:spacing w:line="336" w:lineRule="auto" w:after="180"/>
+      </w:pPr>
+      <w:r>
+        <w:rPr>
+          <w:b w:val="0"/>
+        </w:rPr>
+        <w:t>Teacher prompt: Explain the case, then point to a limit on the claim. Ask learners to describe one label or arrow in ordinary words. Use the adjacent transcript if the image is difficult to see.</w:t>
       </w:r>
     </w:p>
     <w:p>
       <w:pPr>
         <w:spacing w:line="336" w:lineRule="auto" w:after="180"/>
-        <w:shd w:fill="F1F6F8"/>
       </w:pPr>
       <w:r>
         <w:rPr>
           <w:b w:val="0"/>
         </w:rPr>
-        <w:t>Teacher prompt: Explain the case, then point to a limit on the claim. Ask learners to describe one label or arrow in ordinary words. Use the adjacent transcript if the image is difficult to see.</w:t>
+        <w:t>Keep the stated scope: Four fictional cases illustrate a procedure, not broad quality or a stable future success rate.</w:t>
       </w:r>
     </w:p>
     <w:p>
       <w:pPr>
-        <w:spacing w:line="336" w:lineRule="auto" w:after="180"/>
-        <w:shd w:fill="F1F6F8"/>
-      </w:pPr>
-      <w:r>
-        <w:rPr>
-          <w:b w:val="0"/>
-        </w:rPr>
-        <w:t>Keep the stated scope: Four fictional cases illustrate a procedure, not broad quality or a stable future success rate.</w:t>
-      </w:r>
-    </w:p>
-    <w:p>
-      <w:pPr>
-        <w:pStyle w:val="Heading3"/>
+        <w:pStyle w:val="Heading2"/>
       </w:pPr>
       <w:r>
         <w:t>06. Make the idea visible in your project</w:t>
@@ -5225,7 +6070,7 @@
         <w:drawing>
           <wp:inline xmlns:a="http://schemas.openxmlformats.org/drawingml/2006/main" xmlns:pic="http://schemas.openxmlformats.org/drawingml/2006/picture">
             <wp:extent cx="5486400" cy="3529584"/>
-            <wp:docPr id="8" name="Picture 8" descr="For the Grounded Learning Service, retain an annotated trace and the changed-case result. Name the contract or evidence that makes the deciding step valid, so another team can review it. Draw your input, deciding step, result and limit. Supported question: Calculate A’s and B’s correct rates on all four cases. Identify their shared failure and explain why removing that case after scoring changes the honesty of the comparison."/>
+            <wp:docPr id="9" name="Picture 9" descr="For the Grounded Learning Service, retain an annotated trace and the changed-case result. Name the contract or evidence that makes the deciding step valid, so another team can review it. Draw your input, deciding step, result and limit. Supported question: Calculate A’s and B’s correct rates on all four cases. Identify their shared failure and explain why removing that case after scoring changes the honesty of the comparison."/>
             <wp:cNvGraphicFramePr>
               <a:graphicFrameLocks noChangeAspect="1"/>
             </wp:cNvGraphicFramePr>
@@ -5316,7 +6161,6 @@
     <w:p>
       <w:pPr>
         <w:spacing w:line="336" w:lineRule="auto" w:after="180"/>
-        <w:shd w:fill="F5F1FB"/>
       </w:pPr>
       <w:r>
         <w:rPr>
@@ -5339,58 +6183,126 @@
     </w:p>
     <w:p>
       <w:pPr>
-        <w:pStyle w:val="Heading3"/>
-      </w:pPr>
-      <w:r>
-        <w:t>Discuss while showing the picture</w:t>
+        <w:spacing w:line="336" w:lineRule="auto" w:after="180"/>
+      </w:pPr>
+      <w:r>
+        <w:rPr>
+          <w:b w:val="0"/>
+        </w:rPr>
+        <w:t xml:space="preserve">Teacher prompt: Draw your project trace and justify the deciding step using </w:t>
+      </w:r>
+      <w:r>
+        <w:rPr>
+          <w:b/>
+        </w:rPr>
+        <w:t>evidence</w:t>
+      </w:r>
+      <w:r>
+        <w:rPr>
+          <w:b w:val="0"/>
+        </w:rPr>
+        <w:t>. Ask learners to describe one label or arrow in ordinary words. Use the adjacent transcript if the image is difficult to see.</w:t>
       </w:r>
     </w:p>
     <w:p>
       <w:pPr>
         <w:spacing w:line="336" w:lineRule="auto" w:after="180"/>
-        <w:shd w:fill="F1F6F8"/>
       </w:pPr>
       <w:r>
         <w:rPr>
           <w:b w:val="0"/>
         </w:rPr>
-        <w:t xml:space="preserve">Teacher prompt: Draw your project trace and justify the deciding step using </w:t>
-      </w:r>
-      <w:r>
-        <w:rPr>
-          <w:b/>
-        </w:rPr>
-        <w:t>evidence</w:t>
-      </w:r>
-      <w:r>
-        <w:rPr>
-          <w:b w:val="0"/>
-        </w:rPr>
-        <w:t>. Ask learners to describe one label or arrow in ordinary words. Use the adjacent transcript if the image is difficult to see.</w:t>
+        <w:t>Supported practice key: Keep questions and reference labels unchanged for both versions. A is 3/4=75%; B is 2/4=50%. Case two separates the versions; case three fails for both.</w:t>
       </w:r>
     </w:p>
     <w:p>
       <w:pPr>
         <w:spacing w:line="336" w:lineRule="auto" w:after="180"/>
-        <w:shd w:fill="F1F6F8"/>
       </w:pPr>
       <w:r>
         <w:rPr>
           <w:b w:val="0"/>
         </w:rPr>
-        <w:t>Supported practice key: Keep questions and reference labels unchanged for both versions. A is 3/4=75%; B is 2/4=50%. Case two separates the versions; case three fails for both.</w:t>
+        <w:t>Changed case: Rates become 3/3 and 2/3, but this selectively edited evaluation is misleading. The population changed after seeing failures, concealing a weakness.</w:t>
       </w:r>
     </w:p>
     <w:p>
       <w:pPr>
+        <w:pStyle w:val="Heading2"/>
+      </w:pPr>
+      <w:r>
+        <w:t>Earlier wording, alternatives and picture transcripts · reference / check after trying</w:t>
+      </w:r>
+    </w:p>
+    <w:p>
+      <w:pPr>
         <w:spacing w:line="336" w:lineRule="auto" w:after="180"/>
-        <w:shd w:fill="F1F6F8"/>
       </w:pPr>
       <w:r>
         <w:rPr>
           <w:b w:val="0"/>
         </w:rPr>
-        <w:t>Changed case: Rates become 3/3 and 2/3, but this selectively edited evaluation is misleading. The population changed after seeing failures, concealing a weakness.</w:t>
+        <w:t xml:space="preserve">Use one picture at a time. Hide a worked result before asking for a </w:t>
+      </w:r>
+      <w:r>
+        <w:rPr>
+          <w:b/>
+        </w:rPr>
+        <w:t>prediction</w:t>
+      </w:r>
+      <w:r>
+        <w:rPr>
+          <w:b w:val="0"/>
+        </w:rPr>
+        <w:t>, then reveal it for feedback. These are supported teaching cases; retain the separate independent assessment for a fresh first attempt.</w:t>
+      </w:r>
+    </w:p>
+    <w:p>
+      <w:pPr>
+        <w:pStyle w:val="Heading3"/>
+      </w:pPr>
+      <w:r>
+        <w:t>01. Evaluation pipelines: the case</w:t>
+      </w:r>
+    </w:p>
+    <w:p>
+      <w:pPr>
+        <w:pStyle w:val="Heading3"/>
+      </w:pPr>
+      <w:r>
+        <w:t>02. Follow the deciding steps</w:t>
+      </w:r>
+    </w:p>
+    <w:p>
+      <w:pPr>
+        <w:pStyle w:val="Heading3"/>
+      </w:pPr>
+      <w:r>
+        <w:t>03. Correct answers on four shared cases</w:t>
+      </w:r>
+    </w:p>
+    <w:p>
+      <w:pPr>
+        <w:pStyle w:val="Heading3"/>
+      </w:pPr>
+      <w:r>
+        <w:t>04. Change one thing. Trace what follows.</w:t>
+      </w:r>
+    </w:p>
+    <w:p>
+      <w:pPr>
+        <w:pStyle w:val="Heading3"/>
+      </w:pPr>
+      <w:r>
+        <w:t>05. Connect the explanation to its limit</w:t>
+      </w:r>
+    </w:p>
+    <w:p>
+      <w:pPr>
+        <w:pStyle w:val="Heading3"/>
+      </w:pPr>
+      <w:r>
+        <w:t>06. Make the idea visible in your project</w:t>
       </w:r>
     </w:p>
     <w:sectPr>
